--- a/manuscript/Anonymized_Manuscript_Scopus_Q1.docx
+++ b/manuscript/Anonymized_Manuscript_Scopus_Q1.docx
@@ -20,24 +20,78 @@
       <w:pPr>
         <w:spacing w:line="276" w:lineRule="auto" w:after="120"/>
       </w:pPr>
-      <w:r>
-        <w:t>**Authors:** [Names and Affiliations Anonymized for Double-Blind Peer Review]</w:t>
+      <w:r/>
+      <w:r>
+        <w:rPr>
+          <w:rFonts w:ascii="Times New Roman" w:hAnsi="Times New Roman"/>
+          <w:b/>
+          <w:sz w:val="24"/>
+        </w:rPr>
+        <w:t>Authors:</w:t>
+      </w:r>
+      <w:r>
+        <w:rPr>
+          <w:rFonts w:ascii="Times New Roman" w:hAnsi="Times New Roman"/>
+          <w:sz w:val="24"/>
+        </w:rPr>
+        <w:t xml:space="preserve"> [Names and Affiliations Anonymized for Double-Blind Peer Review]</w:t>
       </w:r>
     </w:p>
     <w:p>
       <w:pPr>
         <w:spacing w:line="276" w:lineRule="auto" w:after="120"/>
       </w:pPr>
-      <w:r>
-        <w:t>**Target Publication:** *Social Network Analysis and Mining* (Springer Nature Switzerland, Scopus Q1, SJR 0.76)</w:t>
+      <w:r/>
+      <w:r>
+        <w:rPr>
+          <w:rFonts w:ascii="Times New Roman" w:hAnsi="Times New Roman"/>
+          <w:b/>
+          <w:sz w:val="24"/>
+        </w:rPr>
+        <w:t>Target Publication:</w:t>
+      </w:r>
+      <w:r>
+        <w:rPr>
+          <w:rFonts w:ascii="Times New Roman" w:hAnsi="Times New Roman"/>
+          <w:sz w:val="24"/>
+        </w:rPr>
+        <w:t xml:space="preserve"> </w:t>
+      </w:r>
+      <w:r>
+        <w:rPr>
+          <w:rFonts w:ascii="Times New Roman" w:hAnsi="Times New Roman"/>
+          <w:i/>
+          <w:sz w:val="24"/>
+        </w:rPr>
+        <w:t>Social Network Analysis and Mining</w:t>
+      </w:r>
+      <w:r>
+        <w:rPr>
+          <w:rFonts w:ascii="Times New Roman" w:hAnsi="Times New Roman"/>
+          <w:sz w:val="24"/>
+        </w:rPr>
+        <w:t xml:space="preserve"> (Springer Nature Switzerland, Scopus Q1, SJR 0.76)</w:t>
       </w:r>
     </w:p>
     <w:p>
       <w:pPr>
         <w:spacing w:line="276" w:lineRule="auto" w:after="120"/>
       </w:pPr>
-      <w:r>
-        <w:t>**Scopus ASJC Classification:** `3315` (Communication), `1702` (Artificial Intelligence), `3312` (Sociology and Political Science)</w:t>
+      <w:r/>
+      <w:r>
+        <w:rPr>
+          <w:rFonts w:ascii="Times New Roman" w:hAnsi="Times New Roman"/>
+          <w:b/>
+          <w:sz w:val="24"/>
+        </w:rPr>
+        <w:t>Scopus ASJC Classification:</w:t>
+      </w:r>
+      <w:r>
+        <w:rPr>
+          <w:rFonts w:ascii="Times New Roman" w:hAnsi="Times New Roman"/>
+          <w:sz w:val="24"/>
+        </w:rPr>
+        <w:t xml:space="preserve"> 3315 (Communication), 1702 (Artificial Intelligence), 3312 (Sociology and Political Science)</w:t>
       </w:r>
     </w:p>
     <w:p>
@@ -61,24 +115,220 @@
       <w:pPr>
         <w:spacing w:line="276" w:lineRule="auto" w:after="120"/>
       </w:pPr>
-      <w:r>
-        <w:t>Public policy communication in the algorithmic era faces severe scrutiny when polished digital narratives clash with ground-level physical execution failures. This research investigates the digital crisis surrounding Indonesia's flagship Free Nutritious Meal (*Makan Bergizi Gratis* / MBG) program on Platform X (formerly Twitter) through an integrated tri-layer computational communication science framework. Bridging Philip Kotler's Marketing 6.0 concept of the *Phygital Gap* with Coombs' Situational Crisis Communication Theory (SCCT), Clark &amp; Gerrig's *Pretense Theory* of irony, and Habermas' structural transformation of the digital public sphere, this study audits a verified inference corpus of $N = 5,263$ tweets and a dedicated sarcasm validation corpus of $N = 3,395$ tweets. Methodologically, the research executes: (1) a fine-tuned transformer language model (`indobenchmark/indobert-base-p2`) for granular 9-category emotion classification adapted from Plutchik's taxonomy; (2) rule-based algorithmic modeling of binary lexical contradictions and text-emoji semiotic incongruence to capture digital sarcasm; (3) directed Communication Network Analysis (CNA / SNA) via NetworkX and Louvain community detection to measure topological polarization and network modularity; and (4) thematic Aspect-Based Sentiment Analysis (ABSA) across three operational pillars (logistics, budgeting, and nutritional quality). Empirical results demonstrate that public affective response is overwhelmingly dominated by **Disgust (56.24%, 2,960 tweets)**, followed by **Trust (20.39%, 1,073 tweets)**, **Neutral (12.33%, 649 tweets)**, and **Anticipation (9.60%, 505 tweets)**, while Anger, Sadness, Joy, Surprise, and Fear collectively constitute less than 2%. Sarcasm detection validated 315 tweets (9.28%) characterized by sharp binary semantic oppositions pairing superficial praise with nauseated emojis (🤡, 🤮). Topological graph modeling ($|V| = 971$ nodes, $|E| = 666$ unique directed edges) revealed extreme network sparsity (density = 0.0011) and near-zero reciprocity (1.21%), demonstrating a catastrophic failure of deliberative dialogue. Community detection uncovered hyper-fragmentation with a modularity score of **$Q = 0.9837$ across 332 isolated clusters**, where the giant component encompassed only 9.17% of participating nodes. Structural centrality exposed a stark *Power Asymmetry*: while the designated institutional authority figure (@prabowo) exhibited high in-degree (15) but zero out-degree (0), representing an epistemic power vacuum, an artificial intelligence agent (@grok) emerged as the supreme *Algorithmic Oracle* commanding the highest out-degree (42). Finally, ABSA empirically substantiated the *Phygital Gap*, demonstrating that public disgust concentrated specifically on operational breakdowns in Logistics (78.91% Disgust), Budgeting (77.01% Disgust), and Nutrition (71.13% Disgust). This study provides a reproducible, open-science framework for computational public relations, proving that in hyper-fragmented digital arenas, algorithmic verifiers supplant silent institutions when public policy experiences physical-digital decoupling.</w:t>
+      <w:r/>
+      <w:r>
+        <w:rPr>
+          <w:rFonts w:ascii="Times New Roman" w:hAnsi="Times New Roman"/>
+          <w:sz w:val="24"/>
+        </w:rPr>
+        <w:t>Public policy communication in the algorithmic era faces severe scrutiny when polished digital narratives clash with ground-level physical execution failures. This research investigates the digital crisis surrounding Indonesia's flagship Free Nutritious Meal (</w:t>
+      </w:r>
+      <w:r>
+        <w:rPr>
+          <w:rFonts w:ascii="Times New Roman" w:hAnsi="Times New Roman"/>
+          <w:i/>
+          <w:sz w:val="24"/>
+        </w:rPr>
+        <w:t>Makan Bergizi Gratis</w:t>
+      </w:r>
+      <w:r>
+        <w:rPr>
+          <w:rFonts w:ascii="Times New Roman" w:hAnsi="Times New Roman"/>
+          <w:sz w:val="24"/>
+        </w:rPr>
+        <w:t xml:space="preserve"> / MBG) program on Platform X (formerly Twitter) through an integrated tri-layer computational communication science framework. Bridging Philip Kotler's Marketing 6.0 concept of the </w:t>
+      </w:r>
+      <w:r>
+        <w:rPr>
+          <w:rFonts w:ascii="Times New Roman" w:hAnsi="Times New Roman"/>
+          <w:i/>
+          <w:sz w:val="24"/>
+        </w:rPr>
+        <w:t>Phygital Gap</w:t>
+      </w:r>
+      <w:r>
+        <w:rPr>
+          <w:rFonts w:ascii="Times New Roman" w:hAnsi="Times New Roman"/>
+          <w:sz w:val="24"/>
+        </w:rPr>
+        <w:t xml:space="preserve"> with Coombs' Situational Crisis Communication Theory (SCCT), Clark &amp; Gerrig's </w:t>
+      </w:r>
+      <w:r>
+        <w:rPr>
+          <w:rFonts w:ascii="Times New Roman" w:hAnsi="Times New Roman"/>
+          <w:i/>
+          <w:sz w:val="24"/>
+        </w:rPr>
+        <w:t>Pretense Theory</w:t>
+      </w:r>
+      <w:r>
+        <w:rPr>
+          <w:rFonts w:ascii="Times New Roman" w:hAnsi="Times New Roman"/>
+          <w:sz w:val="24"/>
+        </w:rPr>
+        <w:t xml:space="preserve"> of irony, and Habermas' structural transformation of the digital public sphere, this study audits a verified inference corpus of $N = 5,263 tweets and a dedicated sarcasm validation corpus of N = 3,395$ tweets. Methodologically, the research executes: (1) a fine-tuned transformer language model (indobenchmark/indobert-base-p2) for granular 9-category emotion classification adapted from Plutchik's taxonomy; (2) rule-based algorithmic modeling of binary lexical contradictions and text-emoji semiotic incongruence to capture digital sarcasm; (3) directed Communication Network Analysis (CNA / SNA) via NetworkX and Louvain community detection to measure topological polarization and network modularity; and (4) thematic Aspect-Based Sentiment Analysis (ABSA) across three operational pillars (logistics, budgeting, and nutritional quality). Empirical results demonstrate that public affective response is overwhelmingly dominated by </w:t>
+      </w:r>
+      <w:r>
+        <w:rPr>
+          <w:rFonts w:ascii="Times New Roman" w:hAnsi="Times New Roman"/>
+          <w:b/>
+          <w:sz w:val="24"/>
+        </w:rPr>
+        <w:t>Disgust (56.24%, 2,960 tweets)</w:t>
+      </w:r>
+      <w:r>
+        <w:rPr>
+          <w:rFonts w:ascii="Times New Roman" w:hAnsi="Times New Roman"/>
+          <w:sz w:val="24"/>
+        </w:rPr>
+        <w:t xml:space="preserve">, followed by </w:t>
+      </w:r>
+      <w:r>
+        <w:rPr>
+          <w:rFonts w:ascii="Times New Roman" w:hAnsi="Times New Roman"/>
+          <w:b/>
+          <w:sz w:val="24"/>
+        </w:rPr>
+        <w:t>Trust (20.39%, 1,073 tweets)</w:t>
+      </w:r>
+      <w:r>
+        <w:rPr>
+          <w:rFonts w:ascii="Times New Roman" w:hAnsi="Times New Roman"/>
+          <w:sz w:val="24"/>
+        </w:rPr>
+        <w:t xml:space="preserve">, </w:t>
+      </w:r>
+      <w:r>
+        <w:rPr>
+          <w:rFonts w:ascii="Times New Roman" w:hAnsi="Times New Roman"/>
+          <w:b/>
+          <w:sz w:val="24"/>
+        </w:rPr>
+        <w:t>Neutral (12.33%, 649 tweets)</w:t>
+      </w:r>
+      <w:r>
+        <w:rPr>
+          <w:rFonts w:ascii="Times New Roman" w:hAnsi="Times New Roman"/>
+          <w:sz w:val="24"/>
+        </w:rPr>
+        <w:t xml:space="preserve">, and </w:t>
+      </w:r>
+      <w:r>
+        <w:rPr>
+          <w:rFonts w:ascii="Times New Roman" w:hAnsi="Times New Roman"/>
+          <w:b/>
+          <w:sz w:val="24"/>
+        </w:rPr>
+        <w:t>Anticipation (9.60%, 505 tweets)</w:t>
+      </w:r>
+      <w:r>
+        <w:rPr>
+          <w:rFonts w:ascii="Times New Roman" w:hAnsi="Times New Roman"/>
+          <w:sz w:val="24"/>
+        </w:rPr>
+        <w:t xml:space="preserve">, while Anger, Sadness, Joy, Surprise, and Fear collectively constitute less than 2%. Sarcasm detection validated 315 tweets (9.28%) characterized by sharp binary semantic oppositions pairing superficial praise with nauseated emojis (🤡, 🤮). Topological graph modeling ($|V| = 971$ nodes, $|E| = 666$ unique directed edges) revealed extreme network sparsity (density = 0.0011) and near-zero reciprocity (1.21%), demonstrating a catastrophic failure of deliberative dialogue. Community detection uncovered hyper-fragmentation with a modularity score of </w:t>
+      </w:r>
+      <w:r>
+        <w:rPr>
+          <w:rFonts w:ascii="Times New Roman" w:hAnsi="Times New Roman"/>
+          <w:b/>
+          <w:sz w:val="24"/>
+        </w:rPr>
+        <w:t>$Q = 0.9837$ across 332 isolated clusters</w:t>
+      </w:r>
+      <w:r>
+        <w:rPr>
+          <w:rFonts w:ascii="Times New Roman" w:hAnsi="Times New Roman"/>
+          <w:sz w:val="24"/>
+        </w:rPr>
+        <w:t xml:space="preserve">, where the giant component encompassed only 9.17% of participating nodes. Structural centrality exposed a stark </w:t>
+      </w:r>
+      <w:r>
+        <w:rPr>
+          <w:rFonts w:ascii="Times New Roman" w:hAnsi="Times New Roman"/>
+          <w:i/>
+          <w:sz w:val="24"/>
+        </w:rPr>
+        <w:t>Power Asymmetry</w:t>
+      </w:r>
+      <w:r>
+        <w:rPr>
+          <w:rFonts w:ascii="Times New Roman" w:hAnsi="Times New Roman"/>
+          <w:sz w:val="24"/>
+        </w:rPr>
+        <w:t xml:space="preserve">: while the designated institutional authority figure (@prabowo) exhibited high in-degree (15) but zero out-degree (0), representing an epistemic power vacuum, an artificial intelligence agent (@grok) emerged as the supreme </w:t>
+      </w:r>
+      <w:r>
+        <w:rPr>
+          <w:rFonts w:ascii="Times New Roman" w:hAnsi="Times New Roman"/>
+          <w:i/>
+          <w:sz w:val="24"/>
+        </w:rPr>
+        <w:t>Algorithmic Oracle</w:t>
+      </w:r>
+      <w:r>
+        <w:rPr>
+          <w:rFonts w:ascii="Times New Roman" w:hAnsi="Times New Roman"/>
+          <w:sz w:val="24"/>
+        </w:rPr>
+        <w:t xml:space="preserve"> commanding the highest out-degree (42). Finally, ABSA empirically substantiated the </w:t>
+      </w:r>
+      <w:r>
+        <w:rPr>
+          <w:rFonts w:ascii="Times New Roman" w:hAnsi="Times New Roman"/>
+          <w:i/>
+          <w:sz w:val="24"/>
+        </w:rPr>
+        <w:t>Phygital Gap</w:t>
+      </w:r>
+      <w:r>
+        <w:rPr>
+          <w:rFonts w:ascii="Times New Roman" w:hAnsi="Times New Roman"/>
+          <w:sz w:val="24"/>
+        </w:rPr>
+        <w:t>, demonstrating that public disgust concentrated specifically on operational breakdowns in Logistics (78.91% Disgust), Budgeting (77.01% Disgust), and Nutrition (71.13% Disgust). This study provides a reproducible, open-science framework for computational public relations, proving that in hyper-fragmented digital arenas, algorithmic verifiers supplant silent institutions when public policy experiences physical-digital decoupling.</w:t>
       </w:r>
     </w:p>
     <w:p>
       <w:pPr>
         <w:spacing w:line="276" w:lineRule="auto" w:after="120"/>
       </w:pPr>
-      <w:r>
-        <w:t>**Keywords:** Phygital Gap, Marketing 6.0, Computational Communication Science, IndoBERT, Communication Network Analysis, Social Network Analysis, Sarcasm Detection, Algorithmic Oracle, Public Policy Crisis.</w:t>
+      <w:r/>
+      <w:r>
+        <w:rPr>
+          <w:rFonts w:ascii="Times New Roman" w:hAnsi="Times New Roman"/>
+          <w:b/>
+          <w:sz w:val="24"/>
+        </w:rPr>
+        <w:t>Keywords:</w:t>
+      </w:r>
+      <w:r>
+        <w:rPr>
+          <w:rFonts w:ascii="Times New Roman" w:hAnsi="Times New Roman"/>
+          <w:sz w:val="24"/>
+        </w:rPr>
+        <w:t xml:space="preserve"> Phygital Gap, Marketing 6.0, Computational Communication Science, IndoBERT, Communication Network Analysis, Social Network Analysis, Sarcasm Detection, Algorithmic Oracle, Public Policy Crisis.</w:t>
       </w:r>
     </w:p>
     <w:p>
       <w:pPr>
         <w:spacing w:line="276" w:lineRule="auto" w:after="120"/>
       </w:pPr>
-      <w:r>
-        <w:t>**Scopus Subject Area:** Social Sciences (Communication) · Computer Science (Artificial Intelligence)</w:t>
+      <w:r/>
+      <w:r>
+        <w:rPr>
+          <w:rFonts w:ascii="Times New Roman" w:hAnsi="Times New Roman"/>
+          <w:b/>
+          <w:sz w:val="24"/>
+        </w:rPr>
+        <w:t>Scopus Subject Area:</w:t>
+      </w:r>
+      <w:r>
+        <w:rPr>
+          <w:rFonts w:ascii="Times New Roman" w:hAnsi="Times New Roman"/>
+          <w:sz w:val="24"/>
+        </w:rPr>
+        <w:t xml:space="preserve"> Social Sciences (Communication) · Computer Science (Artificial Intelligence)</w:t>
       </w:r>
     </w:p>
     <w:p>
@@ -110,16 +360,56 @@
       <w:pPr>
         <w:spacing w:line="276" w:lineRule="auto" w:after="120"/>
       </w:pPr>
-      <w:r>
-        <w:t>A prime empirical manifestation of this dynamic occurred during the rollout of the Indonesian government's Free Nutritious Meal (*Makan Bergizi Gratis* / MBG) program in early 2026. Initially championed as a flagship socio-economic intervention to eradicate childhood stunting with a projected fiscal allocation exceeding hundreds of trillions of rupiah, the program encountered severe operational crises upon physical implementation. Reports of substandard food quality, spoiled milk, logistical bottlenecks, and mass food poisoning across pilot schools triggered an explosive crisis of public trust. While government agencies disseminated optimistic digital narratives emphasizing dietary standards and macro-economic multipliers, citizens countered by flooding digital spaces with photographic and textual evidence of physical meal deficiencies.</w:t>
+      <w:r/>
+      <w:r>
+        <w:rPr>
+          <w:rFonts w:ascii="Times New Roman" w:hAnsi="Times New Roman"/>
+          <w:sz w:val="24"/>
+        </w:rPr>
+        <w:t>A prime empirical manifestation of this dynamic occurred during the rollout of the Indonesian government's Free Nutritious Meal (</w:t>
+      </w:r>
+      <w:r>
+        <w:rPr>
+          <w:rFonts w:ascii="Times New Roman" w:hAnsi="Times New Roman"/>
+          <w:i/>
+          <w:sz w:val="24"/>
+        </w:rPr>
+        <w:t>Makan Bergizi Gratis</w:t>
+      </w:r>
+      <w:r>
+        <w:rPr>
+          <w:rFonts w:ascii="Times New Roman" w:hAnsi="Times New Roman"/>
+          <w:sz w:val="24"/>
+        </w:rPr>
+        <w:t xml:space="preserve"> / MBG) program in early 2026. Initially championed as a flagship socio-economic intervention to eradicate childhood stunting with a projected fiscal allocation exceeding hundreds of trillions of rupiah, the program encountered severe operational crises upon physical implementation. Reports of substandard food quality, spoiled milk, logistical bottlenecks, and mass food poisoning across pilot schools triggered an explosive crisis of public trust. While government agencies disseminated optimistic digital narratives emphasizing dietary standards and macro-economic multipliers, citizens countered by flooding digital spaces with photographic and textual evidence of physical meal deficiencies.</w:t>
       </w:r>
     </w:p>
     <w:p>
       <w:pPr>
         <w:spacing w:line="276" w:lineRule="auto" w:after="120"/>
       </w:pPr>
-      <w:r>
-        <w:t>Social media platforms—most notably Platform X (formerly Twitter)—served as the primary arena for this discourse. In Indonesia, Platform X functions as an elite-public hybrid forum where political agenda-setting, journalistic investigation, and organic civic dissent converge. However, analyzing public sentiment on X presents profound linguistic challenges. Indonesian netizens frequently circumvent direct censorship or social stigma by masking dissent behind layers of humor, dark irony, and sarcasm (Camp, 2012). Superficial praise (e.g., *'Menunya sangat mewah dan bergizi'*) is routinely subverted through contextual contradictions and derisive emojis (🤡, 🤮, 🗿). Traditional sentiment analysis models that classify text merely as 'positive' or 'negative' inevitably misinterpret such sarcastic praise as genuine government support, severely misleading public policy assessments.</w:t>
+      <w:r/>
+      <w:r>
+        <w:rPr>
+          <w:rFonts w:ascii="Times New Roman" w:hAnsi="Times New Roman"/>
+          <w:sz w:val="24"/>
+        </w:rPr>
+        <w:t xml:space="preserve">Social media platforms—most notably Platform X (formerly Twitter)—served as the primary arena for this discourse. In Indonesia, Platform X functions as an elite-public hybrid forum where political agenda-setting, journalistic investigation, and organic civic dissent converge. However, analyzing public sentiment on X presents profound linguistic challenges. Indonesian netizens frequently circumvent direct censorship or social stigma by masking dissent behind layers of humor, dark irony, and sarcasm (Camp, 2012). Superficial praise (e.g., </w:t>
+      </w:r>
+      <w:r>
+        <w:rPr>
+          <w:rFonts w:ascii="Times New Roman" w:hAnsi="Times New Roman"/>
+          <w:i/>
+          <w:sz w:val="24"/>
+        </w:rPr>
+        <w:t>'Menunya sangat mewah dan bergizi'</w:t>
+      </w:r>
+      <w:r>
+        <w:rPr>
+          <w:rFonts w:ascii="Times New Roman" w:hAnsi="Times New Roman"/>
+          <w:sz w:val="24"/>
+        </w:rPr>
+        <w:t>) is routinely subverted through contextual contradictions and derisive emojis (🤡, 🤮, 🗿). Traditional sentiment analysis models that classify text merely as 'positive' or 'negative' inevitably misinterpret such sarcastic praise as genuine government support, severely misleading public policy assessments.</w:t>
       </w:r>
     </w:p>
     <w:p>
@@ -143,64 +433,189 @@
       <w:pPr>
         <w:spacing w:line="276" w:lineRule="auto" w:after="120"/>
       </w:pPr>
-      <w:r>
-        <w:t>1. **The Theoretical Domain Gap (From Commercial Marketing to State Legitimacy Crisis):**</w:t>
+      <w:r/>
+      <w:r>
+        <w:rPr>
+          <w:rFonts w:ascii="Times New Roman" w:hAnsi="Times New Roman"/>
+          <w:sz w:val="24"/>
+        </w:rPr>
+        <w:t xml:space="preserve">1. </w:t>
+      </w:r>
+      <w:r>
+        <w:rPr>
+          <w:rFonts w:ascii="Times New Roman" w:hAnsi="Times New Roman"/>
+          <w:b/>
+          <w:sz w:val="24"/>
+        </w:rPr>
+        <w:t>The Theoretical Domain Gap (From Commercial Marketing to State Legitimacy Crisis):</w:t>
       </w:r>
     </w:p>
     <w:p>
       <w:pPr>
         <w:spacing w:line="276" w:lineRule="auto" w:after="120"/>
       </w:pPr>
-      <w:r>
-        <w:t>The conceptualization of the *Phygital Gap* (Kotler, Kartajaya, &amp; Setiawan, 2023) originated strictly within commercial marketing and consumer experience management, explaining how broken omni-channel promises drive consumer brand-switching. However, political communication and public administration scholarship has overwhelmingly failed to translate this paradigm to state-sponsored welfare megaprojects. In public governance, broken sensory promises—such as state-disseminated digital utopias colliding with rancid physical meals—do not merely diminish brand loyalty; they inflict severe trauma on political trust (*political trust erosion*, Levi &amp; Stoker, 2000), paralyze institutional legitimacy, and dismantle the conditions for deliberative democratic consensus (Habermas, 1989, 2006; Coombs, 2007).</w:t>
+      <w:r/>
+      <w:r>
+        <w:rPr>
+          <w:rFonts w:ascii="Times New Roman" w:hAnsi="Times New Roman"/>
+          <w:sz w:val="24"/>
+        </w:rPr>
+        <w:t xml:space="preserve">The conceptualization of the </w:t>
+      </w:r>
+      <w:r>
+        <w:rPr>
+          <w:rFonts w:ascii="Times New Roman" w:hAnsi="Times New Roman"/>
+          <w:i/>
+          <w:sz w:val="24"/>
+        </w:rPr>
+        <w:t>Phygital Gap</w:t>
+      </w:r>
+      <w:r>
+        <w:rPr>
+          <w:rFonts w:ascii="Times New Roman" w:hAnsi="Times New Roman"/>
+          <w:sz w:val="24"/>
+        </w:rPr>
+        <w:t xml:space="preserve"> (Kotler, Kartajaya, &amp; Setiawan, 2023) originated strictly within commercial marketing and consumer experience management, explaining how broken omni-channel promises drive consumer brand-switching. However, political communication and public administration scholarship has overwhelmingly failed to translate this paradigm to state-sponsored welfare megaprojects. In public governance, broken sensory promises—such as state-disseminated digital utopias colliding with rancid physical meals—do not merely diminish brand loyalty; they inflict severe trauma on political trust (</w:t>
+      </w:r>
+      <w:r>
+        <w:rPr>
+          <w:rFonts w:ascii="Times New Roman" w:hAnsi="Times New Roman"/>
+          <w:i/>
+          <w:sz w:val="24"/>
+        </w:rPr>
+        <w:t>political trust erosion</w:t>
+      </w:r>
+      <w:r>
+        <w:rPr>
+          <w:rFonts w:ascii="Times New Roman" w:hAnsi="Times New Roman"/>
+          <w:sz w:val="24"/>
+        </w:rPr>
+        <w:t>, Levi &amp; Stoker, 2000), paralyze institutional legitimacy, and dismantle the conditions for deliberative democratic consensus (Habermas, 1989, 2006; Coombs, 2007).</w:t>
       </w:r>
     </w:p>
     <w:p>
       <w:pPr>
         <w:spacing w:line="276" w:lineRule="auto" w:after="120"/>
       </w:pPr>
-      <w:r>
-        <w:t>2. **The Methodological Silo Gap (Tri-Layer Synthesis vs. Disconnected Strands):**</w:t>
+      <w:r/>
+      <w:r>
+        <w:rPr>
+          <w:rFonts w:ascii="Times New Roman" w:hAnsi="Times New Roman"/>
+          <w:sz w:val="24"/>
+        </w:rPr>
+        <w:t xml:space="preserve">2. </w:t>
+      </w:r>
+      <w:r>
+        <w:rPr>
+          <w:rFonts w:ascii="Times New Roman" w:hAnsi="Times New Roman"/>
+          <w:b/>
+          <w:sz w:val="24"/>
+        </w:rPr>
+        <w:t>The Methodological Silo Gap (Tri-Layer Synthesis vs. Disconnected Strands):</w:t>
       </w:r>
     </w:p>
     <w:p>
       <w:pPr>
         <w:spacing w:line="276" w:lineRule="auto" w:after="120"/>
       </w:pPr>
-      <w:r>
-        <w:t>Current computational scholarship remains deeply polarized into two disconnected silos: (a) natural language processing studies that treat digital texts as atomized, independent semantic units while completely ignoring structural power, social influence, and network topography (Chiorrini et al., 2021; Riza &amp; Charibaldi, 2021); and (b) social network analyses that map mathematical graph topographies while reducing human actors to 'emotionless nodes' devoid of semantic context (Suaib &amp; Pratiwi, 2025; Sulafasyah, 2026). A severe gap persists in developing an integrated tri-layer computational architecture capable of simultaneously answering: *What visceral affects animate public discourse? How do these affects distribute across operational policy pillars? And what topological structures govern their institutional diffusion?*</w:t>
+      <w:r/>
+      <w:r>
+        <w:rPr>
+          <w:rFonts w:ascii="Times New Roman" w:hAnsi="Times New Roman"/>
+          <w:sz w:val="24"/>
+        </w:rPr>
+        <w:t xml:space="preserve">Current computational scholarship remains deeply polarized into two disconnected silos: (a) natural language processing studies that treat digital texts as atomized, independent semantic units while completely ignoring structural power, social influence, and network topography (Chiorrini et al., 2021; Riza &amp; Charibaldi, 2021); and (b) social network analyses that map mathematical graph topographies while reducing human actors to 'emotionless nodes' devoid of semantic context (Suaib &amp; Pratiwi, 2025; Sulafasyah, 2026). A severe gap persists in developing an integrated tri-layer computational architecture capable of simultaneously answering: </w:t>
+      </w:r>
+      <w:r>
+        <w:rPr>
+          <w:rFonts w:ascii="Times New Roman" w:hAnsi="Times New Roman"/>
+          <w:i/>
+          <w:sz w:val="24"/>
+        </w:rPr>
+        <w:t>What visceral affects animate public discourse? How do these affects distribute across operational policy pillars? And what topological structures govern their institutional diffusion?</w:t>
       </w:r>
     </w:p>
     <w:p>
       <w:pPr>
         <w:spacing w:line="276" w:lineRule="auto" w:after="120"/>
       </w:pPr>
-      <w:r>
-        <w:t>3. **The Pragmatic Subversion Gap (Digital Sarcasm vs. Classical NLP Fallacy):**</w:t>
+      <w:r/>
+      <w:r>
+        <w:rPr>
+          <w:rFonts w:ascii="Times New Roman" w:hAnsi="Times New Roman"/>
+          <w:sz w:val="24"/>
+        </w:rPr>
+        <w:t xml:space="preserve">3. </w:t>
+      </w:r>
+      <w:r>
+        <w:rPr>
+          <w:rFonts w:ascii="Times New Roman" w:hAnsi="Times New Roman"/>
+          <w:b/>
+          <w:sz w:val="24"/>
+        </w:rPr>
+        <w:t>The Pragmatic Subversion Gap (Digital Sarcasm vs. Classical NLP Fallacy):</w:t>
       </w:r>
     </w:p>
     <w:p>
       <w:pPr>
         <w:spacing w:line="276" w:lineRule="auto" w:after="120"/>
       </w:pPr>
-      <w:r>
-        <w:t>Classical sentiment analysis tools (e.g., lexicon-based VADER, Naïve Bayes, SVM, and generic multilingual BERT) suffer from catastrophic false-positive biases when deployed on political discourse in the Global South. Citizens routinely circumvent direct state surveillance or social reprisal through pragmatic pretense (Clark &amp; Gerrig, 1984; Grice, 1975), cloaking fierce contempt behind hyperbolic compliments (e.g., *'Menu hari ini sangat mewah'*). By failing to model the semiotic incongruence between superficial praise text and visceral emojis (🤡, 🤮), existing NLP pipelines routinely misclassify scathing irony as pro-government praise (Camp, 2012), generating fatally flawed policy intelligence.</w:t>
+      <w:r/>
+      <w:r>
+        <w:rPr>
+          <w:rFonts w:ascii="Times New Roman" w:hAnsi="Times New Roman"/>
+          <w:sz w:val="24"/>
+        </w:rPr>
+        <w:t xml:space="preserve">Classical sentiment analysis tools (e.g., lexicon-based VADER, Naïve Bayes, SVM, and generic multilingual BERT) suffer from catastrophic false-positive biases when deployed on political discourse in the Global South. Citizens routinely circumvent direct state surveillance or social reprisal through pragmatic pretense (Clark &amp; Gerrig, 1984; Grice, 1975), cloaking fierce contempt behind hyperbolic compliments (e.g., </w:t>
+      </w:r>
+      <w:r>
+        <w:rPr>
+          <w:rFonts w:ascii="Times New Roman" w:hAnsi="Times New Roman"/>
+          <w:i/>
+          <w:sz w:val="24"/>
+        </w:rPr>
+        <w:t>'Menu hari ini sangat mewah'</w:t>
+      </w:r>
+      <w:r>
+        <w:rPr>
+          <w:rFonts w:ascii="Times New Roman" w:hAnsi="Times New Roman"/>
+          <w:sz w:val="24"/>
+        </w:rPr>
+        <w:t>). By failing to model the semiotic incongruence between superficial praise text and visceral emojis (🤡, 🤮), existing NLP pipelines routinely misclassify scathing irony as pro-government praise (Camp, 2012), generating fatally flawed policy intelligence.</w:t>
       </w:r>
     </w:p>
     <w:p>
       <w:pPr>
         <w:spacing w:line="276" w:lineRule="auto" w:after="120"/>
       </w:pPr>
-      <w:r>
-        <w:t>4. **The Emergent Algorithmic Governance Gap (The 'Algorithmic Oracle' vs. Institutional Silence):**</w:t>
+      <w:r/>
+      <w:r>
+        <w:rPr>
+          <w:rFonts w:ascii="Times New Roman" w:hAnsi="Times New Roman"/>
+          <w:sz w:val="24"/>
+        </w:rPr>
+        <w:t xml:space="preserve">4. </w:t>
+      </w:r>
+      <w:r>
+        <w:rPr>
+          <w:rFonts w:ascii="Times New Roman" w:hAnsi="Times New Roman"/>
+          <w:b/>
+          <w:sz w:val="24"/>
+        </w:rPr>
+        <w:t>The Emergent Algorithmic Governance Gap (The 'Algorithmic Oracle' vs. Institutional Silence):</w:t>
       </w:r>
     </w:p>
     <w:p>
       <w:pPr>
         <w:spacing w:line="276" w:lineRule="auto" w:after="120"/>
       </w:pPr>
-      <w:r>
-        <w:t>Conventional crisis communication theories (e.g., Situational Crisis Communication Theory / SCCT, Coombs, 2007; Schultz et al., 2011) presuppose a dyadic interaction between institutional authorities and affected citizens. However, contemporary networked public spheres have witnessed the emergence of autonomous generative artificial intelligence agents acting directly within the communication topology. Literature has yet to document or formalize how total institutional communicative paralysis ($C_{\text{out}} = 0$) compels networked citizens to abandon human authorities and summon AI conversational agents (`@grok`, $C_{\text{out}} = 42$) as decentralized, third-party epistemic arbiters of state truth.</w:t>
+      <w:r/>
+      <w:r>
+        <w:rPr>
+          <w:rFonts w:ascii="Times New Roman" w:hAnsi="Times New Roman"/>
+          <w:sz w:val="24"/>
+        </w:rPr>
+        <w:t>Conventional crisis communication theories (e.g., Situational Crisis Communication Theory / SCCT, Coombs, 2007; Schultz et al., 2011) presuppose a dyadic interaction between institutional authorities and affected citizens. However, contemporary networked public spheres have witnessed the emergence of autonomous generative artificial intelligence agents acting directly within the communication topology. Literature has yet to document or formalize how total institutional communicative paralysis ($C_{\text{out}} = 0$) compels networked citizens to abandon human authorities and summon AI conversational agents (@grok, $C_{\text{out}} = 42$) as decentralized, third-party epistemic arbiters of state truth.</w:t>
       </w:r>
     </w:p>
     <w:p>
@@ -224,24 +639,93 @@
       <w:pPr>
         <w:pStyle w:val="ListBullet"/>
       </w:pPr>
-      <w:r>
-        <w:t>**Theoretical Contribution:** We pioneer the formal integration of Kotler's *Phygital Gap* (Marketing 6.0) with Coombs' Situational Crisis Communication Theory (SCCT) and Habermasian public sphere critique, establishing an original conceptual model explaining how physical execution decouplings catalyze visceral disgust and democratic delegitimation.</w:t>
+      <w:r/>
+      <w:r>
+        <w:rPr>
+          <w:rFonts w:ascii="Times New Roman" w:hAnsi="Times New Roman"/>
+          <w:b/>
+          <w:sz w:val="24"/>
+        </w:rPr>
+        <w:t>Theoretical Contribution:</w:t>
+      </w:r>
+      <w:r>
+        <w:rPr>
+          <w:rFonts w:ascii="Times New Roman" w:hAnsi="Times New Roman"/>
+          <w:sz w:val="24"/>
+        </w:rPr>
+        <w:t xml:space="preserve"> We pioneer the formal integration of Kotler's </w:t>
+      </w:r>
+      <w:r>
+        <w:rPr>
+          <w:rFonts w:ascii="Times New Roman" w:hAnsi="Times New Roman"/>
+          <w:i/>
+          <w:sz w:val="24"/>
+        </w:rPr>
+        <w:t>Phygital Gap</w:t>
+      </w:r>
+      <w:r>
+        <w:rPr>
+          <w:rFonts w:ascii="Times New Roman" w:hAnsi="Times New Roman"/>
+          <w:sz w:val="24"/>
+        </w:rPr>
+        <w:t xml:space="preserve"> (Marketing 6.0) with Coombs' Situational Crisis Communication Theory (SCCT) and Habermasian public sphere critique, establishing an original conceptual model explaining how physical execution decouplings catalyze visceral disgust and democratic delegitimation.</w:t>
       </w:r>
     </w:p>
     <w:p>
       <w:pPr>
         <w:pStyle w:val="ListBullet"/>
       </w:pPr>
-      <w:r>
-        <w:t>**Methodological Contribution:** We engineer an end-to-end, reproducible computational pipeline coupling macro-topological graph science (directed NetworkX and Louvain community modularity, $Q = 0.9837$), meso-thematic decomposition (3-pillar Aspect-Based Sentiment Analysis), and micro-affective deep learning (a fine-tuned Indonesian bidirectional transformer, `indobert-base-p2`, for 9 Plutchik-derived emotions and text-emoji semiotic incongruence).</w:t>
+      <w:r/>
+      <w:r>
+        <w:rPr>
+          <w:rFonts w:ascii="Times New Roman" w:hAnsi="Times New Roman"/>
+          <w:b/>
+          <w:sz w:val="24"/>
+        </w:rPr>
+        <w:t>Methodological Contribution:</w:t>
+      </w:r>
+      <w:r>
+        <w:rPr>
+          <w:rFonts w:ascii="Times New Roman" w:hAnsi="Times New Roman"/>
+          <w:sz w:val="24"/>
+        </w:rPr>
+        <w:t xml:space="preserve"> We engineer an end-to-end, reproducible computational pipeline coupling macro-topological graph science (directed NetworkX and Louvain community modularity, $Q = 0.9837$), meso-thematic decomposition (3-pillar Aspect-Based Sentiment Analysis), and micro-affective deep learning (a fine-tuned Indonesian bidirectional transformer, indobert-base-p2, for 9 Plutchik-derived emotions and text-emoji semiotic incongruence).</w:t>
       </w:r>
     </w:p>
     <w:p>
       <w:pPr>
         <w:pStyle w:val="ListBullet"/>
       </w:pPr>
-      <w:r>
-        <w:t>**Empirical &amp; Phenomenological Contribution:** We provide the first empirical documentation of the *'Algorithmic Oracle'* phenomenon in public policy crisis—demonstrating that when state authorities maintain digital silence in a hyper-fragmented network (332 isolated clusters), citizens outsource epistemic verification to synthetic intelligence entities.</w:t>
+      <w:r/>
+      <w:r>
+        <w:rPr>
+          <w:rFonts w:ascii="Times New Roman" w:hAnsi="Times New Roman"/>
+          <w:b/>
+          <w:sz w:val="24"/>
+        </w:rPr>
+        <w:t>Empirical &amp; Phenomenological Contribution:</w:t>
+      </w:r>
+      <w:r>
+        <w:rPr>
+          <w:rFonts w:ascii="Times New Roman" w:hAnsi="Times New Roman"/>
+          <w:sz w:val="24"/>
+        </w:rPr>
+        <w:t xml:space="preserve"> We provide the first empirical documentation of the </w:t>
+      </w:r>
+      <w:r>
+        <w:rPr>
+          <w:rFonts w:ascii="Times New Roman" w:hAnsi="Times New Roman"/>
+          <w:i/>
+          <w:sz w:val="24"/>
+        </w:rPr>
+        <w:t>'Algorithmic Oracle'</w:t>
+      </w:r>
+      <w:r>
+        <w:rPr>
+          <w:rFonts w:ascii="Times New Roman" w:hAnsi="Times New Roman"/>
+          <w:sz w:val="24"/>
+        </w:rPr>
+        <w:t xml:space="preserve"> phenomenon in public policy crisis—demonstrating that when state authorities maintain digital silence in a hyper-fragmented network (332 isolated clusters), citizens outsource epistemic verification to synthetic intelligence entities.</w:t>
       </w:r>
     </w:p>
     <w:p>
@@ -265,48 +749,141 @@
       <w:pPr>
         <w:pStyle w:val="ListBullet"/>
       </w:pPr>
-      <w:r>
-        <w:t>**RQ1:** How are public granular emotions distributed in the MBG discourse on Platform X when evaluated using a fine-tuned 9-class IndoBERT transformer?</w:t>
+      <w:r/>
+      <w:r>
+        <w:rPr>
+          <w:rFonts w:ascii="Times New Roman" w:hAnsi="Times New Roman"/>
+          <w:b/>
+          <w:sz w:val="24"/>
+        </w:rPr>
+        <w:t>RQ1:</w:t>
+      </w:r>
+      <w:r>
+        <w:rPr>
+          <w:rFonts w:ascii="Times New Roman" w:hAnsi="Times New Roman"/>
+          <w:sz w:val="24"/>
+        </w:rPr>
+        <w:t xml:space="preserve"> How are public granular emotions distributed in the MBG discourse on Platform X when evaluated using a fine-tuned 9-class IndoBERT transformer?</w:t>
       </w:r>
     </w:p>
     <w:p>
       <w:pPr>
         <w:pStyle w:val="ListBullet"/>
       </w:pPr>
-      <w:r>
-        <w:t>**RQ2:** How does digital sarcasm manifest pragmatically through lexical oppositions and emoji semiotic subversions in public critique?</w:t>
+      <w:r/>
+      <w:r>
+        <w:rPr>
+          <w:rFonts w:ascii="Times New Roman" w:hAnsi="Times New Roman"/>
+          <w:b/>
+          <w:sz w:val="24"/>
+        </w:rPr>
+        <w:t>RQ2:</w:t>
+      </w:r>
+      <w:r>
+        <w:rPr>
+          <w:rFonts w:ascii="Times New Roman" w:hAnsi="Times New Roman"/>
+          <w:sz w:val="24"/>
+        </w:rPr>
+        <w:t xml:space="preserve"> How does digital sarcasm manifest pragmatically through lexical oppositions and emoji semiotic subversions in public critique?</w:t>
       </w:r>
     </w:p>
     <w:p>
       <w:pPr>
         <w:pStyle w:val="ListBullet"/>
       </w:pPr>
-      <w:r>
-        <w:t>**RQ3:** What is the macro-topological structure of the interaction network, and does discourse polarize into binary camps or fracture into hyper-fragmented echo chambers?</w:t>
+      <w:r/>
+      <w:r>
+        <w:rPr>
+          <w:rFonts w:ascii="Times New Roman" w:hAnsi="Times New Roman"/>
+          <w:b/>
+          <w:sz w:val="24"/>
+        </w:rPr>
+        <w:t>RQ3:</w:t>
+      </w:r>
+      <w:r>
+        <w:rPr>
+          <w:rFonts w:ascii="Times New Roman" w:hAnsi="Times New Roman"/>
+          <w:sz w:val="24"/>
+        </w:rPr>
+        <w:t xml:space="preserve"> What is the macro-topological structure of the interaction network, and does discourse polarize into binary camps or fracture into hyper-fragmented echo chambers?</w:t>
       </w:r>
     </w:p>
     <w:p>
       <w:pPr>
         <w:pStyle w:val="ListBullet"/>
       </w:pPr>
-      <w:r>
-        <w:t>**RQ4:** Which actors occupy dominant structural centrality, and does an influence asymmetry exist between institutional policy authorities and alternative epistemic actors?</w:t>
+      <w:r/>
+      <w:r>
+        <w:rPr>
+          <w:rFonts w:ascii="Times New Roman" w:hAnsi="Times New Roman"/>
+          <w:b/>
+          <w:sz w:val="24"/>
+        </w:rPr>
+        <w:t>RQ4:</w:t>
+      </w:r>
+      <w:r>
+        <w:rPr>
+          <w:rFonts w:ascii="Times New Roman" w:hAnsi="Times New Roman"/>
+          <w:sz w:val="24"/>
+        </w:rPr>
+        <w:t xml:space="preserve"> Which actors occupy dominant structural centrality, and does an influence asymmetry exist between institutional policy authorities and alternative epistemic actors?</w:t>
       </w:r>
     </w:p>
     <w:p>
       <w:pPr>
         <w:pStyle w:val="ListBullet"/>
       </w:pPr>
-      <w:r>
-        <w:t>**RQ5:** How does the fine-tuned IndoBERT model perform across imbalanced social media classes, and what linguistic factors govern classification boundaries?</w:t>
+      <w:r/>
+      <w:r>
+        <w:rPr>
+          <w:rFonts w:ascii="Times New Roman" w:hAnsi="Times New Roman"/>
+          <w:b/>
+          <w:sz w:val="24"/>
+        </w:rPr>
+        <w:t>RQ5:</w:t>
+      </w:r>
+      <w:r>
+        <w:rPr>
+          <w:rFonts w:ascii="Times New Roman" w:hAnsi="Times New Roman"/>
+          <w:sz w:val="24"/>
+        </w:rPr>
+        <w:t xml:space="preserve"> How does the fine-tuned IndoBERT model perform across imbalanced social media classes, and what linguistic factors govern classification boundaries?</w:t>
       </w:r>
     </w:p>
     <w:p>
       <w:pPr>
         <w:pStyle w:val="ListBullet"/>
       </w:pPr>
-      <w:r>
-        <w:t>**RQ6:** How does aspect-based affective distribution across logistics, budgeting, and food nutrition empirically substantiate the *Phygital Gap* thesis?</w:t>
+      <w:r/>
+      <w:r>
+        <w:rPr>
+          <w:rFonts w:ascii="Times New Roman" w:hAnsi="Times New Roman"/>
+          <w:b/>
+          <w:sz w:val="24"/>
+        </w:rPr>
+        <w:t>RQ6:</w:t>
+      </w:r>
+      <w:r>
+        <w:rPr>
+          <w:rFonts w:ascii="Times New Roman" w:hAnsi="Times New Roman"/>
+          <w:sz w:val="24"/>
+        </w:rPr>
+        <w:t xml:space="preserve"> How does aspect-based affective distribution across logistics, budgeting, and food nutrition empirically substantiate the </w:t>
+      </w:r>
+      <w:r>
+        <w:rPr>
+          <w:rFonts w:ascii="Times New Roman" w:hAnsi="Times New Roman"/>
+          <w:i/>
+          <w:sz w:val="24"/>
+        </w:rPr>
+        <w:t>Phygital Gap</w:t>
+      </w:r>
+      <w:r>
+        <w:rPr>
+          <w:rFonts w:ascii="Times New Roman" w:hAnsi="Times New Roman"/>
+          <w:sz w:val="24"/>
+        </w:rPr>
+        <w:t xml:space="preserve"> thesis?</w:t>
       </w:r>
     </w:p>
     <w:p>
@@ -356,8 +933,13 @@
       <w:pPr>
         <w:spacing w:line="276" w:lineRule="auto" w:after="120"/>
       </w:pPr>
-      <w:r>
-        <w:t>Jürgen Habermas' (1989, 2006) concept of the public sphere envisions an institutional space where citizens engage in rational-critical deliberation to form public opinion. However, in algorithmic platforms, affordances prioritize emotional virality over rational consensus (Boyd &amp; Crawford, 2012; Papacharissi, 2015). Instead of a unified deliberative forum, digital networks frequently devolve into fragmented enclaves or 'echo chambers' (Pariser, 2011; Sunstein, 2017). Graph modularity metrics ($Q$) provide a formal mathematical lens to test Habermas' thesis: low modularity ($Q &lt; 0.4$) with high reciprocity suggests healthy cross-cutting debate, whereas extreme modularity ($Q &gt; 0.8$) signifies a total breakdown of deliberative exchange.</w:t>
+      <w:r/>
+      <w:r>
+        <w:rPr>
+          <w:rFonts w:ascii="Times New Roman" w:hAnsi="Times New Roman"/>
+          <w:sz w:val="24"/>
+        </w:rPr>
+        <w:t>Jürgen Habermas' (1989, 2006) concept of the public sphere envisions an institutional space where citizens engage in rational-critical deliberation to form public opinion. However, in algorithmic platforms, affordances prioritize emotional virality over rational consensus (Boyd &amp; Crawford, 2012; Papacharissi, 2015). Instead of a unified deliberative forum, digital networks frequently devolve into fragmented enclaves or 'echo chambers' (Pariser, 2011; Sunstein, 2017). Graph modularity metrics (Q) provide a formal mathematical lens to test Habermas' thesis: low modularity ($Q &lt; 0.4$) with high reciprocity suggests healthy cross-cutting debate, whereas extreme modularity ($Q &gt; 0.8$) signifies a total breakdown of deliberative exchange.</w:t>
       </w:r>
     </w:p>
     <w:p>
@@ -373,8 +955,28 @@
       <w:pPr>
         <w:spacing w:line="276" w:lineRule="auto" w:after="120"/>
       </w:pPr>
-      <w:r>
-        <w:t>Sarcasm in digital communication cannot be deciphered through literal semantic decoding. According to Clark and Gerrig's (1984) *Pretense Theory* of irony (rooted in Gricean conversational maxims, Grice, 1975), a speaker using sarcasm pretends to take on a persona expressing admiration, while intending the audience to recognize the pretense and share contempt for the object of evaluation. In digital spaces, Elizabeth Camp (2012) highlights that sarcastic pretense is achieved through incongruous cue-pairing: pairing formal praise adjectives with mocking emojis (🤡, 🤮, 🗿). Emojis act as illocutionary force indicators that invert propositional valence.</w:t>
+      <w:r/>
+      <w:r>
+        <w:rPr>
+          <w:rFonts w:ascii="Times New Roman" w:hAnsi="Times New Roman"/>
+          <w:sz w:val="24"/>
+        </w:rPr>
+        <w:t xml:space="preserve">Sarcasm in digital communication cannot be deciphered through literal semantic decoding. According to Clark and Gerrig's (1984) </w:t>
+      </w:r>
+      <w:r>
+        <w:rPr>
+          <w:rFonts w:ascii="Times New Roman" w:hAnsi="Times New Roman"/>
+          <w:i/>
+          <w:sz w:val="24"/>
+        </w:rPr>
+        <w:t>Pretense Theory</w:t>
+      </w:r>
+      <w:r>
+        <w:rPr>
+          <w:rFonts w:ascii="Times New Roman" w:hAnsi="Times New Roman"/>
+          <w:sz w:val="24"/>
+        </w:rPr>
+        <w:t xml:space="preserve"> of irony (rooted in Gricean conversational maxims, Grice, 1975), a speaker using sarcasm pretends to take on a persona expressing admiration, while intending the audience to recognize the pretense and share contempt for the object of evaluation. In digital spaces, Elizabeth Camp (2012) highlights that sarcastic pretense is achieved through incongruous cue-pairing: pairing formal praise adjectives with mocking emojis (🤡, 🤮, 🗿). Emojis act as illocutionary force indicators that invert propositional valence.</w:t>
       </w:r>
     </w:p>
     <w:p>
@@ -390,8 +992,73 @@
       <w:pPr>
         <w:spacing w:line="276" w:lineRule="auto" w:after="120"/>
       </w:pPr>
-      <w:r>
-        <w:t>Philip Kotler, Hermawan Kartajaya, and Iwan Setiawan (2023) introduced Marketing 6.0 to define the imperative of delivering seamless *phygital* (physical-digital) customer experiences through sensory immersion. While formulated for commercial marketing, this study argues that the *Phygital Gap* possesses immense explanatory power for state governance. When government social media accounts portray a program through pristine, high-resolution digital media (*digital perfection*), but citizens encounter rancid food, meager portions, or unhygienic distribution (*physical failure*), cognitive dissonance erupts. The resulting public backlash is not directed at the abstract policy concept, but at the breach of sensory contract between the state's digital marketing and physical reality.</w:t>
+      <w:r/>
+      <w:r>
+        <w:rPr>
+          <w:rFonts w:ascii="Times New Roman" w:hAnsi="Times New Roman"/>
+          <w:sz w:val="24"/>
+        </w:rPr>
+        <w:t xml:space="preserve">Philip Kotler, Hermawan Kartajaya, and Iwan Setiawan (2023) introduced Marketing 6.0 to define the imperative of delivering seamless </w:t>
+      </w:r>
+      <w:r>
+        <w:rPr>
+          <w:rFonts w:ascii="Times New Roman" w:hAnsi="Times New Roman"/>
+          <w:i/>
+          <w:sz w:val="24"/>
+        </w:rPr>
+        <w:t>phygital</w:t>
+      </w:r>
+      <w:r>
+        <w:rPr>
+          <w:rFonts w:ascii="Times New Roman" w:hAnsi="Times New Roman"/>
+          <w:sz w:val="24"/>
+        </w:rPr>
+        <w:t xml:space="preserve"> (physical-digital) customer experiences through sensory immersion. While formulated for commercial marketing, this study argues that the </w:t>
+      </w:r>
+      <w:r>
+        <w:rPr>
+          <w:rFonts w:ascii="Times New Roman" w:hAnsi="Times New Roman"/>
+          <w:i/>
+          <w:sz w:val="24"/>
+        </w:rPr>
+        <w:t>Phygital Gap</w:t>
+      </w:r>
+      <w:r>
+        <w:rPr>
+          <w:rFonts w:ascii="Times New Roman" w:hAnsi="Times New Roman"/>
+          <w:sz w:val="24"/>
+        </w:rPr>
+        <w:t xml:space="preserve"> possesses immense explanatory power for state governance. When government social media accounts portray a program through pristine, high-resolution digital media (</w:t>
+      </w:r>
+      <w:r>
+        <w:rPr>
+          <w:rFonts w:ascii="Times New Roman" w:hAnsi="Times New Roman"/>
+          <w:i/>
+          <w:sz w:val="24"/>
+        </w:rPr>
+        <w:t>digital perfection</w:t>
+      </w:r>
+      <w:r>
+        <w:rPr>
+          <w:rFonts w:ascii="Times New Roman" w:hAnsi="Times New Roman"/>
+          <w:sz w:val="24"/>
+        </w:rPr>
+        <w:t>), but citizens encounter rancid food, meager portions, or unhygienic distribution (</w:t>
+      </w:r>
+      <w:r>
+        <w:rPr>
+          <w:rFonts w:ascii="Times New Roman" w:hAnsi="Times New Roman"/>
+          <w:i/>
+          <w:sz w:val="24"/>
+        </w:rPr>
+        <w:t>physical failure</w:t>
+      </w:r>
+      <w:r>
+        <w:rPr>
+          <w:rFonts w:ascii="Times New Roman" w:hAnsi="Times New Roman"/>
+          <w:sz w:val="24"/>
+        </w:rPr>
+        <w:t>), cognitive dissonance erupts. The resulting public backlash is not directed at the abstract policy concept, but at the breach of sensory contract between the state's digital marketing and physical reality.</w:t>
       </w:r>
     </w:p>
     <w:p>
@@ -407,8 +1074,13 @@
       <w:pPr>
         <w:spacing w:line="276" w:lineRule="auto" w:after="120"/>
       </w:pPr>
-      <w:r>
-        <w:t>Bidirectional Encoder Representations from Transformers (BERT; Devlin et al., 2018) revolutionized computational linguistics by processing word tokens in relation to all other words in a sentence simultaneously, capturing bidirectional context. In Indonesia, Wilie et al. (2020) trained `indobenchmark/indobert-base-p2` on 4 billion tokens across Indonesian Wikipedia, news portals, and social corpora. While classical machine learning models (SVM, Naïve Bayes) rely on bag-of-words assumptions that collapse under Indonesian slang and morpho-syntactic permutations, IndoBERT's self-attention mechanism retains contextual embeddings, enabling high-precision detection of conversational nuance.</w:t>
+      <w:r/>
+      <w:r>
+        <w:rPr>
+          <w:rFonts w:ascii="Times New Roman" w:hAnsi="Times New Roman"/>
+          <w:sz w:val="24"/>
+        </w:rPr>
+        <w:t>Bidirectional Encoder Representations from Transformers (BERT; Devlin et al., 2018) revolutionized computational linguistics by processing word tokens in relation to all other words in a sentence simultaneously, capturing bidirectional context. In Indonesia, Wilie et al. (2020) trained indobenchmark/indobert-base-p2 on 4 billion tokens across Indonesian Wikipedia, news portals, and social corpora. While classical machine learning models (SVM, Naïve Bayes) rely on bag-of-words assumptions that collapse under Indonesian slang and morpho-syntactic permutations, IndoBERT's self-attention mechanism retains contextual embeddings, enabling high-precision detection of conversational nuance.</w:t>
       </w:r>
     </w:p>
     <w:p>
@@ -449,32 +1121,52 @@
       <w:pPr>
         <w:spacing w:line="276" w:lineRule="auto" w:after="120"/>
       </w:pPr>
-      <w:r>
-        <w:t>1. Natural Language Processing via transformer fine-tuning for 9-class emotion modeling (`indobert_9_emosi_fixed.csv`, $N = 5,263$).</w:t>
+      <w:r/>
+      <w:r>
+        <w:rPr>
+          <w:rFonts w:ascii="Times New Roman" w:hAnsi="Times New Roman"/>
+          <w:sz w:val="24"/>
+        </w:rPr>
+        <w:t>1. Natural Language Processing via transformer fine-tuning for 9-class emotion modeling (indobert_9_emosi_fixed.csv, $N = 5,263$).</w:t>
       </w:r>
     </w:p>
     <w:p>
       <w:pPr>
         <w:spacing w:line="276" w:lineRule="auto" w:after="120"/>
       </w:pPr>
-      <w:r>
-        <w:t>2. Algorithmic rule-based sarcasm validation (`dataset_sindiran_valid.csv`, $N = 3,395$).</w:t>
+      <w:r/>
+      <w:r>
+        <w:rPr>
+          <w:rFonts w:ascii="Times New Roman" w:hAnsi="Times New Roman"/>
+          <w:sz w:val="24"/>
+        </w:rPr>
+        <w:t>2. Algorithmic rule-based sarcasm validation (dataset_sindiran_valid.csv, $N = 3,395$).</w:t>
       </w:r>
     </w:p>
     <w:p>
       <w:pPr>
         <w:spacing w:line="276" w:lineRule="auto" w:after="120"/>
       </w:pPr>
-      <w:r>
-        <w:t>3. Directed Social Network Analysis (`network_edges.csv`, $|V| = 971$, $|E| = 666$).</w:t>
+      <w:r/>
+      <w:r>
+        <w:rPr>
+          <w:rFonts w:ascii="Times New Roman" w:hAnsi="Times New Roman"/>
+          <w:sz w:val="24"/>
+        </w:rPr>
+        <w:t>3. Directed Social Network Analysis (network_edges.csv, $|V| = 971$, $|E| = 666$).</w:t>
       </w:r>
     </w:p>
     <w:p>
       <w:pPr>
         <w:spacing w:line="276" w:lineRule="auto" w:after="120"/>
       </w:pPr>
-      <w:r>
-        <w:t>4. Thematic Aspect-Based Sentiment Analysis (`absa_results.csv`, 3 operational pillars).</w:t>
+      <w:r/>
+      <w:r>
+        <w:rPr>
+          <w:rFonts w:ascii="Times New Roman" w:hAnsi="Times New Roman"/>
+          <w:sz w:val="24"/>
+        </w:rPr>
+        <w:t>4. Thematic Aspect-Based Sentiment Analysis (absa_results.csv, 3 operational pillars).</w:t>
       </w:r>
     </w:p>
     <w:p>
@@ -490,8 +1182,13 @@
       <w:pPr>
         <w:spacing w:line="276" w:lineRule="auto" w:after="120"/>
       </w:pPr>
-      <w:r>
-        <w:t>Data was collected from Platform X between January and March 2026 utilizing search queries targeted at the MBG discourse: `#MakanBergiziGratis`, `Program MBG`, `menu MBG`, `keracunan MBG`, and `anggaran MBG`. A raw corpus of $N = 5,310$ tweets was captured.</w:t>
+      <w:r/>
+      <w:r>
+        <w:rPr>
+          <w:rFonts w:ascii="Times New Roman" w:hAnsi="Times New Roman"/>
+          <w:sz w:val="24"/>
+        </w:rPr>
+        <w:t>Data was collected from Platform X between January and March 2026 utilizing search queries targeted at the MBG discourse: #MakanBergiziGratis, Program MBG, menu MBG, keracunan MBG, and anggaran MBG. A raw corpus of $N = 5,310$ tweets was captured.</w:t>
       </w:r>
     </w:p>
     <w:p>
@@ -506,40 +1203,150 @@
       <w:pPr>
         <w:pStyle w:val="ListBullet"/>
       </w:pPr>
-      <w:r>
-        <w:t>**Denoising:** Stripping URLs, redundant white spaces, punctuation cascades, and platform metadata artifacts.</w:t>
+      <w:r/>
+      <w:r>
+        <w:rPr>
+          <w:rFonts w:ascii="Times New Roman" w:hAnsi="Times New Roman"/>
+          <w:b/>
+          <w:sz w:val="24"/>
+        </w:rPr>
+        <w:t>Denoising:</w:t>
+      </w:r>
+      <w:r>
+        <w:rPr>
+          <w:rFonts w:ascii="Times New Roman" w:hAnsi="Times New Roman"/>
+          <w:sz w:val="24"/>
+        </w:rPr>
+        <w:t xml:space="preserve"> Stripping URLs, redundant white spaces, punctuation cascades, and platform metadata artifacts.</w:t>
       </w:r>
     </w:p>
     <w:p>
       <w:pPr>
         <w:pStyle w:val="ListBullet"/>
       </w:pPr>
-      <w:r>
-        <w:t>**Entity Preservation:** Extracting user mentions (`@username`) for network edge formulation prior to text masking.</w:t>
+      <w:r/>
+      <w:r>
+        <w:rPr>
+          <w:rFonts w:ascii="Times New Roman" w:hAnsi="Times New Roman"/>
+          <w:b/>
+          <w:sz w:val="24"/>
+        </w:rPr>
+        <w:t>Entity Preservation:</w:t>
+      </w:r>
+      <w:r>
+        <w:rPr>
+          <w:rFonts w:ascii="Times New Roman" w:hAnsi="Times New Roman"/>
+          <w:sz w:val="24"/>
+        </w:rPr>
+        <w:t xml:space="preserve"> Extracting user mentions (@username) for network edge formulation prior to text masking.</w:t>
       </w:r>
     </w:p>
     <w:p>
       <w:pPr>
         <w:pStyle w:val="ListBullet"/>
       </w:pPr>
-      <w:r>
-        <w:t>**Emoji Demarcation:** Converting raw UTF-8 emoji glyphs into semantic text descriptors (e.g., 🤡 to `:clown_face:`, 🤮 to `:vomiting_face:`) to preserve pragmatic sentiment valence.</w:t>
+      <w:r/>
+      <w:r>
+        <w:rPr>
+          <w:rFonts w:ascii="Times New Roman" w:hAnsi="Times New Roman"/>
+          <w:b/>
+          <w:sz w:val="24"/>
+        </w:rPr>
+        <w:t>Emoji Demarcation:</w:t>
+      </w:r>
+      <w:r>
+        <w:rPr>
+          <w:rFonts w:ascii="Times New Roman" w:hAnsi="Times New Roman"/>
+          <w:sz w:val="24"/>
+        </w:rPr>
+        <w:t xml:space="preserve"> Converting raw UTF-8 emoji glyphs into semantic text descriptors (e.g., 🤡 to :clown_face:, 🤮 to :vomiting_face:) to preserve pragmatic sentiment valence.</w:t>
       </w:r>
     </w:p>
     <w:p>
       <w:pPr>
         <w:pStyle w:val="ListBullet"/>
       </w:pPr>
-      <w:r>
-        <w:t>**Slang Normalization:** Replacing non-standard conversational slang (*kata gaul/singkatan*) with standard formal lemmas using a curated Indonesian informal lexicon (*e.g., 'bgt' to 'banget', 'bener2' to 'benar-benar'*, *'ancur' to 'hancur'*).</w:t>
+      <w:r/>
+      <w:r>
+        <w:rPr>
+          <w:rFonts w:ascii="Times New Roman" w:hAnsi="Times New Roman"/>
+          <w:b/>
+          <w:sz w:val="24"/>
+        </w:rPr>
+        <w:t>Slang Normalization:</w:t>
+      </w:r>
+      <w:r>
+        <w:rPr>
+          <w:rFonts w:ascii="Times New Roman" w:hAnsi="Times New Roman"/>
+          <w:sz w:val="24"/>
+        </w:rPr>
+        <w:t xml:space="preserve"> Replacing non-standard conversational slang (</w:t>
+      </w:r>
+      <w:r>
+        <w:rPr>
+          <w:rFonts w:ascii="Times New Roman" w:hAnsi="Times New Roman"/>
+          <w:i/>
+          <w:sz w:val="24"/>
+        </w:rPr>
+        <w:t>kata gaul/singkatan</w:t>
+      </w:r>
+      <w:r>
+        <w:rPr>
+          <w:rFonts w:ascii="Times New Roman" w:hAnsi="Times New Roman"/>
+          <w:sz w:val="24"/>
+        </w:rPr>
+        <w:t>) with standard formal lemmas using a curated Indonesian informal lexicon (</w:t>
+      </w:r>
+      <w:r>
+        <w:rPr>
+          <w:rFonts w:ascii="Times New Roman" w:hAnsi="Times New Roman"/>
+          <w:i/>
+          <w:sz w:val="24"/>
+        </w:rPr>
+        <w:t>e.g., 'bgt' to 'banget', 'bener2' to 'benar-benar'</w:t>
+      </w:r>
+      <w:r>
+        <w:rPr>
+          <w:rFonts w:ascii="Times New Roman" w:hAnsi="Times New Roman"/>
+          <w:sz w:val="24"/>
+        </w:rPr>
+        <w:t xml:space="preserve">, </w:t>
+      </w:r>
+      <w:r>
+        <w:rPr>
+          <w:rFonts w:ascii="Times New Roman" w:hAnsi="Times New Roman"/>
+          <w:i/>
+          <w:sz w:val="24"/>
+        </w:rPr>
+        <w:t>'ancur' to 'hancur'</w:t>
+      </w:r>
+      <w:r>
+        <w:rPr>
+          <w:rFonts w:ascii="Times New Roman" w:hAnsi="Times New Roman"/>
+          <w:sz w:val="24"/>
+        </w:rPr>
+        <w:t>).</w:t>
       </w:r>
     </w:p>
     <w:p>
       <w:pPr>
         <w:pStyle w:val="ListBullet"/>
       </w:pPr>
-      <w:r>
-        <w:t>**Deduplication:** Removing exact duplicate retweets, resulting in a clean corpus of $N = 5,309$ records (`data/processed/data_clean.csv`), which was subsequently filtered to $N = 5,263$ high-integrity tweets for final inference.</w:t>
+      <w:r/>
+      <w:r>
+        <w:rPr>
+          <w:rFonts w:ascii="Times New Roman" w:hAnsi="Times New Roman"/>
+          <w:b/>
+          <w:sz w:val="24"/>
+        </w:rPr>
+        <w:t>Deduplication:</w:t>
+      </w:r>
+      <w:r>
+        <w:rPr>
+          <w:rFonts w:ascii="Times New Roman" w:hAnsi="Times New Roman"/>
+          <w:sz w:val="24"/>
+        </w:rPr>
+        <w:t xml:space="preserve"> Removing exact duplicate retweets, resulting in a clean corpus of $N = 5,309$ records (data/processed/data_clean.csv), which was subsequently filtered to $N = 5,263$ high-integrity tweets for final inference.</w:t>
       </w:r>
     </w:p>
     <w:p>
@@ -555,39 +1362,96 @@
       <w:pPr>
         <w:spacing w:line="276" w:lineRule="auto" w:after="120"/>
       </w:pPr>
-      <w:r>
-        <w:t>We adapted Robert Plutchik's psycho-evolutionary emotion taxonomy into 9 operational classes: *Disgust (Jijik), Trust (Percaya), Neutral (Netral), Anticipation (Antisipasi/Tertarik), Anger (Marah), Sadness (Sedih), Joy (Senang), Surprise (Terkejut), and Fear (Takut)*.</w:t>
+      <w:r/>
+      <w:r>
+        <w:rPr>
+          <w:rFonts w:ascii="Times New Roman" w:hAnsi="Times New Roman"/>
+          <w:sz w:val="24"/>
+        </w:rPr>
+        <w:t xml:space="preserve">We adapted Robert Plutchik's psycho-evolutionary emotion taxonomy into 9 operational classes: </w:t>
+      </w:r>
+      <w:r>
+        <w:rPr>
+          <w:rFonts w:ascii="Times New Roman" w:hAnsi="Times New Roman"/>
+          <w:i/>
+          <w:sz w:val="24"/>
+        </w:rPr>
+        <w:t>Disgust (Jijik), Trust (Percaya), Neutral (Netral), Anticipation (Antisipasi/Tertarik), Anger (Marah), Sadness (Sedih), Joy (Senang), Surprise (Terkejut), and Fear (Takut)</w:t>
+      </w:r>
+      <w:r>
+        <w:rPr>
+          <w:rFonts w:ascii="Times New Roman" w:hAnsi="Times New Roman"/>
+          <w:sz w:val="24"/>
+        </w:rPr>
+        <w:t>.</w:t>
       </w:r>
     </w:p>
     <w:p>
       <w:pPr>
         <w:pStyle w:val="ListBullet"/>
       </w:pPr>
-      <w:r>
-        <w:t>**Base Architecture:** `indobenchmark/indobert-base-p2` (12 transformer layers, 768 hidden dimensions, 12 self-attention heads, 124.5 million parameters).</w:t>
+      <w:r/>
+      <w:r>
+        <w:rPr>
+          <w:rFonts w:ascii="Times New Roman" w:hAnsi="Times New Roman"/>
+          <w:b/>
+          <w:sz w:val="24"/>
+        </w:rPr>
+        <w:t>Base Architecture:</w:t>
+      </w:r>
+      <w:r>
+        <w:rPr>
+          <w:rFonts w:ascii="Times New Roman" w:hAnsi="Times New Roman"/>
+          <w:sz w:val="24"/>
+        </w:rPr>
+        <w:t xml:space="preserve"> indobenchmark/indobert-base-p2 (12 transformer layers, 768 hidden dimensions, 12 self-attention heads, 124.5 million parameters).</w:t>
       </w:r>
     </w:p>
     <w:p>
       <w:pPr>
         <w:pStyle w:val="ListBullet"/>
       </w:pPr>
-      <w:r>
-        <w:t>**Dataset Partitioning:** Stratified splitting of annotated data into 80% training set ($N = 4,210$) and 20% independent holdout test set ($n = 1,053$).</w:t>
+      <w:r/>
+      <w:r>
+        <w:rPr>
+          <w:rFonts w:ascii="Times New Roman" w:hAnsi="Times New Roman"/>
+          <w:b/>
+          <w:sz w:val="24"/>
+        </w:rPr>
+        <w:t>Dataset Partitioning:</w:t>
+      </w:r>
+      <w:r>
+        <w:rPr>
+          <w:rFonts w:ascii="Times New Roman" w:hAnsi="Times New Roman"/>
+          <w:sz w:val="24"/>
+        </w:rPr>
+        <w:t xml:space="preserve"> Stratified splitting of annotated data into 80% training set ($N = 4,210$) and 20% independent holdout test set ($n = 1,053$).</w:t>
       </w:r>
     </w:p>
     <w:p>
       <w:pPr>
         <w:pStyle w:val="ListBullet"/>
       </w:pPr>
-      <w:r>
-        <w:t>**Hyperparameter Specifications:**</w:t>
+      <w:r/>
+      <w:r>
+        <w:rPr>
+          <w:rFonts w:ascii="Times New Roman" w:hAnsi="Times New Roman"/>
+          <w:b/>
+          <w:sz w:val="24"/>
+        </w:rPr>
+        <w:t>Hyperparameter Specifications:</w:t>
       </w:r>
     </w:p>
     <w:p>
       <w:pPr>
         <w:pStyle w:val="ListBullet"/>
       </w:pPr>
-      <w:r>
+      <w:r/>
+      <w:r>
+        <w:rPr>
+          <w:rFonts w:ascii="Times New Roman" w:hAnsi="Times New Roman"/>
+          <w:sz w:val="24"/>
+        </w:rPr>
         <w:t>Optimizer: AdamW with weight decay $\lambda = 0.01$.</w:t>
       </w:r>
     </w:p>
@@ -595,7 +1459,12 @@
       <w:pPr>
         <w:pStyle w:val="ListBullet"/>
       </w:pPr>
-      <w:r>
+      <w:r/>
+      <w:r>
+        <w:rPr>
+          <w:rFonts w:ascii="Times New Roman" w:hAnsi="Times New Roman"/>
+          <w:sz w:val="24"/>
+        </w:rPr>
         <w:t xml:space="preserve">Learning Rate: $\eta = 2 </w:t>
         <w:tab/>
         <w:t>imes 10^{-5}$ with linear learning rate warmup.</w:t>
@@ -629,8 +1498,13 @@
       <w:pPr>
         <w:pStyle w:val="ListBullet"/>
       </w:pPr>
-      <w:r>
-        <w:t>Checkpoint Selection: Evaluated per epoch; optimal weights extracted at step 792 (`checkpoint-792`).</w:t>
+      <w:r/>
+      <w:r>
+        <w:rPr>
+          <w:rFonts w:ascii="Times New Roman" w:hAnsi="Times New Roman"/>
+          <w:sz w:val="24"/>
+        </w:rPr>
+        <w:t>Checkpoint Selection: Evaluated per epoch; optimal weights extracted at step 792 (checkpoint-792).</w:t>
       </w:r>
     </w:p>
     <w:p>
@@ -646,7 +1520,12 @@
       <w:pPr>
         <w:spacing w:line="276" w:lineRule="auto" w:after="120"/>
       </w:pPr>
-      <w:r>
+      <w:r/>
+      <w:r>
+        <w:rPr>
+          <w:rFonts w:ascii="Times New Roman" w:hAnsi="Times New Roman"/>
+          <w:sz w:val="24"/>
+        </w:rPr>
         <w:t>Sarcasm detection was operationalized on a dedicated corpus of $N = 3,395$ tweets. An algorithmic rule-based matcher evaluated tweets based on two formal linguistic criteria:</w:t>
       </w:r>
     </w:p>
@@ -654,7 +1533,12 @@
       <w:pPr>
         <w:spacing w:line="276" w:lineRule="auto" w:after="120"/>
       </w:pPr>
-      <w:r>
+      <w:r/>
+      <w:r>
+        <w:rPr>
+          <w:rFonts w:ascii="Times New Roman" w:hAnsi="Times New Roman"/>
+          <w:sz w:val="24"/>
+        </w:rPr>
         <w:t>Tweets matching combinations of praise adjectives with complaint context, or positive polarity text with derisive emojis, were flagged and subjected to manual inter-annotator verification, yielding 315 validated sarcastic tweets ($9.28\%$).</w:t>
       </w:r>
     </w:p>
@@ -671,52 +1555,115 @@
       <w:pPr>
         <w:spacing w:line="276" w:lineRule="auto" w:after="120"/>
       </w:pPr>
-      <w:r>
-        <w:t>The interaction network was modeled as a directed, weighted graph $G = (V, E)$, where $V$ represents unique X user accounts ($|V| = 971$) and $E$ represents directed communication ties ($|E| = 666$ unique edges, originating from 692 raw interaction instances including mentions, replies, and quotes).</w:t>
+      <w:r/>
+      <w:r>
+        <w:rPr>
+          <w:rFonts w:ascii="Times New Roman" w:hAnsi="Times New Roman"/>
+          <w:sz w:val="24"/>
+        </w:rPr>
+        <w:t>The interaction network was modeled as a directed, weighted graph $G = (V, E)$, where V represents unique X user accounts ($|V| = 971$) and E represents directed communication ties ($|E| = 666$ unique edges, originating from 692 raw interaction instances including mentions, replies, and quotes).</w:t>
       </w:r>
     </w:p>
     <w:p>
       <w:pPr>
         <w:pStyle w:val="ListBullet"/>
       </w:pPr>
-      <w:r>
-        <w:t>**Structural Centrality:**</w:t>
+      <w:r/>
+      <w:r>
+        <w:rPr>
+          <w:rFonts w:ascii="Times New Roman" w:hAnsi="Times New Roman"/>
+          <w:b/>
+          <w:sz w:val="24"/>
+        </w:rPr>
+        <w:t>Structural Centrality:</w:t>
       </w:r>
     </w:p>
     <w:p>
       <w:pPr>
         <w:pStyle w:val="ListBullet"/>
       </w:pPr>
-      <w:r>
-        <w:t>*In-Degree Centrality ($C_{</w:t>
+      <w:r/>
+      <w:r>
+        <w:rPr>
+          <w:rFonts w:ascii="Times New Roman" w:hAnsi="Times New Roman"/>
+          <w:i/>
+          <w:sz w:val="24"/>
+        </w:rPr>
+        <w:t>In-Degree Centrality ($C_{</w:t>
         <w:tab/>
-        <w:t>ext{in}}(v)$):* Quantifies prestige and attention received.</w:t>
+        <w:t>ext{in}}(v)$):</w:t>
+      </w:r>
+      <w:r>
+        <w:rPr>
+          <w:rFonts w:ascii="Times New Roman" w:hAnsi="Times New Roman"/>
+          <w:sz w:val="24"/>
+        </w:rPr>
+        <w:t xml:space="preserve"> Quantifies prestige and attention received.</w:t>
       </w:r>
     </w:p>
     <w:p>
       <w:pPr>
         <w:pStyle w:val="ListBullet"/>
       </w:pPr>
-      <w:r>
-        <w:t>*Out-Degree Centrality ($C_{</w:t>
+      <w:r/>
+      <w:r>
+        <w:rPr>
+          <w:rFonts w:ascii="Times New Roman" w:hAnsi="Times New Roman"/>
+          <w:i/>
+          <w:sz w:val="24"/>
+        </w:rPr>
+        <w:t>Out-Degree Centrality ($C_{</w:t>
         <w:tab/>
-        <w:t>ext{out}}(v)$):* Quantifies active communicative broadcasting.</w:t>
+        <w:t>ext{out}}(v)$):</w:t>
+      </w:r>
+      <w:r>
+        <w:rPr>
+          <w:rFonts w:ascii="Times New Roman" w:hAnsi="Times New Roman"/>
+          <w:sz w:val="24"/>
+        </w:rPr>
+        <w:t xml:space="preserve"> Quantifies active communicative broadcasting.</w:t>
       </w:r>
     </w:p>
     <w:p>
       <w:pPr>
         <w:pStyle w:val="ListBullet"/>
       </w:pPr>
-      <w:r>
-        <w:t>*Betweenness Centrality ($C_B(v)$):* Identifies structural brokers bridging otherwise disconnected clusters.</w:t>
+      <w:r/>
+      <w:r>
+        <w:rPr>
+          <w:rFonts w:ascii="Times New Roman" w:hAnsi="Times New Roman"/>
+          <w:i/>
+          <w:sz w:val="24"/>
+        </w:rPr>
+        <w:t>Betweenness Centrality ($C_B(v)$):</w:t>
+      </w:r>
+      <w:r>
+        <w:rPr>
+          <w:rFonts w:ascii="Times New Roman" w:hAnsi="Times New Roman"/>
+          <w:sz w:val="24"/>
+        </w:rPr>
+        <w:t xml:space="preserve"> Identifies structural brokers bridging otherwise disconnected clusters.</w:t>
       </w:r>
     </w:p>
     <w:p>
       <w:pPr>
         <w:pStyle w:val="ListBullet"/>
       </w:pPr>
-      <w:r>
-        <w:t>**Community Detection:** Modularity optimization using the Louvain heuristic algorithm (Blondel et al., 2008).</w:t>
+      <w:r/>
+      <w:r>
+        <w:rPr>
+          <w:rFonts w:ascii="Times New Roman" w:hAnsi="Times New Roman"/>
+          <w:b/>
+          <w:sz w:val="24"/>
+        </w:rPr>
+        <w:t>Community Detection:</w:t>
+      </w:r>
+      <w:r>
+        <w:rPr>
+          <w:rFonts w:ascii="Times New Roman" w:hAnsi="Times New Roman"/>
+          <w:sz w:val="24"/>
+        </w:rPr>
+        <w:t xml:space="preserve"> Modularity optimization using the Louvain heuristic algorithm (Blondel et al., 2008).</w:t>
       </w:r>
     </w:p>
     <w:p>
@@ -732,32 +1679,112 @@
       <w:pPr>
         <w:spacing w:line="276" w:lineRule="auto" w:after="120"/>
       </w:pPr>
-      <w:r>
-        <w:t>To measure the *Phygital Gap*, tweets were mapped into three operational pillars of the MBG program using domain-specific lexical expansion:</w:t>
+      <w:r/>
+      <w:r>
+        <w:rPr>
+          <w:rFonts w:ascii="Times New Roman" w:hAnsi="Times New Roman"/>
+          <w:sz w:val="24"/>
+        </w:rPr>
+        <w:t xml:space="preserve">To measure the </w:t>
+      </w:r>
+      <w:r>
+        <w:rPr>
+          <w:rFonts w:ascii="Times New Roman" w:hAnsi="Times New Roman"/>
+          <w:i/>
+          <w:sz w:val="24"/>
+        </w:rPr>
+        <w:t>Phygital Gap</w:t>
+      </w:r>
+      <w:r>
+        <w:rPr>
+          <w:rFonts w:ascii="Times New Roman" w:hAnsi="Times New Roman"/>
+          <w:sz w:val="24"/>
+        </w:rPr>
+        <w:t>, tweets were mapped into three operational pillars of the MBG program using domain-specific lexical expansion:</w:t>
       </w:r>
     </w:p>
     <w:p>
       <w:pPr>
         <w:spacing w:line="276" w:lineRule="auto" w:after="120"/>
       </w:pPr>
-      <w:r>
-        <w:t>1. **Logistics &amp; Distribution:** keywords related to delivery delays, cold food, vendor packaging, and distribution timing.</w:t>
+      <w:r/>
+      <w:r>
+        <w:rPr>
+          <w:rFonts w:ascii="Times New Roman" w:hAnsi="Times New Roman"/>
+          <w:sz w:val="24"/>
+        </w:rPr>
+        <w:t xml:space="preserve">1. </w:t>
+      </w:r>
+      <w:r>
+        <w:rPr>
+          <w:rFonts w:ascii="Times New Roman" w:hAnsi="Times New Roman"/>
+          <w:b/>
+          <w:sz w:val="24"/>
+        </w:rPr>
+        <w:t>Logistics &amp; Distribution:</w:t>
+      </w:r>
+      <w:r>
+        <w:rPr>
+          <w:rFonts w:ascii="Times New Roman" w:hAnsi="Times New Roman"/>
+          <w:sz w:val="24"/>
+        </w:rPr>
+        <w:t xml:space="preserve"> keywords related to delivery delays, cold food, vendor packaging, and distribution timing.</w:t>
       </w:r>
     </w:p>
     <w:p>
       <w:pPr>
         <w:spacing w:line="276" w:lineRule="auto" w:after="120"/>
       </w:pPr>
-      <w:r>
-        <w:t>2. **Budget &amp; Vendor Allocation:** keywords related to per-meal unit costs (e.g., Rp15.000 vs Rp10.000), corruption, tender transparency, and supplier markups.</w:t>
+      <w:r/>
+      <w:r>
+        <w:rPr>
+          <w:rFonts w:ascii="Times New Roman" w:hAnsi="Times New Roman"/>
+          <w:sz w:val="24"/>
+        </w:rPr>
+        <w:t xml:space="preserve">2. </w:t>
+      </w:r>
+      <w:r>
+        <w:rPr>
+          <w:rFonts w:ascii="Times New Roman" w:hAnsi="Times New Roman"/>
+          <w:b/>
+          <w:sz w:val="24"/>
+        </w:rPr>
+        <w:t>Budget &amp; Vendor Allocation:</w:t>
+      </w:r>
+      <w:r>
+        <w:rPr>
+          <w:rFonts w:ascii="Times New Roman" w:hAnsi="Times New Roman"/>
+          <w:sz w:val="24"/>
+        </w:rPr>
+        <w:t xml:space="preserve"> keywords related to per-meal unit costs (e.g., Rp15.000 vs Rp10.000), corruption, tender transparency, and supplier markups.</w:t>
       </w:r>
     </w:p>
     <w:p>
       <w:pPr>
         <w:spacing w:line="276" w:lineRule="auto" w:after="120"/>
       </w:pPr>
-      <w:r>
-        <w:t>3. **Food Nutritional Quality:** keywords related to taste, spoiled milk, rotten fruit, small portion sizes, and hygienic safety.</w:t>
+      <w:r/>
+      <w:r>
+        <w:rPr>
+          <w:rFonts w:ascii="Times New Roman" w:hAnsi="Times New Roman"/>
+          <w:sz w:val="24"/>
+        </w:rPr>
+        <w:t xml:space="preserve">3. </w:t>
+      </w:r>
+      <w:r>
+        <w:rPr>
+          <w:rFonts w:ascii="Times New Roman" w:hAnsi="Times New Roman"/>
+          <w:b/>
+          <w:sz w:val="24"/>
+        </w:rPr>
+        <w:t>Food Nutritional Quality:</w:t>
+      </w:r>
+      <w:r>
+        <w:rPr>
+          <w:rFonts w:ascii="Times New Roman" w:hAnsi="Times New Roman"/>
+          <w:sz w:val="24"/>
+        </w:rPr>
+        <w:t xml:space="preserve"> keywords related to taste, spoiled milk, rotten fruit, small portion sizes, and hygienic safety.</w:t>
       </w:r>
     </w:p>
     <w:p>
@@ -798,7 +1825,12 @@
       <w:pPr>
         <w:spacing w:line="276" w:lineRule="auto" w:after="120"/>
       </w:pPr>
-      <w:r>
+      <w:r/>
+      <w:r>
+        <w:rPr>
+          <w:rFonts w:ascii="Times New Roman" w:hAnsi="Times New Roman"/>
+          <w:sz w:val="24"/>
+        </w:rPr>
         <w:t>Inference across the complete corpus ($N = 5,263$) established an overwhelming concentration of negative visceral affect:</w:t>
       </w:r>
     </w:p>
@@ -822,72 +1854,507 @@
       <w:pPr>
         <w:spacing w:line="276" w:lineRule="auto" w:after="120"/>
       </w:pPr>
-      <w:r>
-        <w:t>| **Disgust** | Jijik / Mual | **2,960** | **56.24%** | Rejection of physical food quality and portion execution |</w:t>
+      <w:r/>
+      <w:r>
+        <w:rPr>
+          <w:rFonts w:ascii="Times New Roman" w:hAnsi="Times New Roman"/>
+          <w:sz w:val="24"/>
+        </w:rPr>
+        <w:t xml:space="preserve">| </w:t>
+      </w:r>
+      <w:r>
+        <w:rPr>
+          <w:rFonts w:ascii="Times New Roman" w:hAnsi="Times New Roman"/>
+          <w:b/>
+          <w:sz w:val="24"/>
+        </w:rPr>
+        <w:t>Disgust</w:t>
+      </w:r>
+      <w:r>
+        <w:rPr>
+          <w:rFonts w:ascii="Times New Roman" w:hAnsi="Times New Roman"/>
+          <w:sz w:val="24"/>
+        </w:rPr>
+        <w:t xml:space="preserve"> | Jijik / Mual | </w:t>
+      </w:r>
+      <w:r>
+        <w:rPr>
+          <w:rFonts w:ascii="Times New Roman" w:hAnsi="Times New Roman"/>
+          <w:b/>
+          <w:sz w:val="24"/>
+        </w:rPr>
+        <w:t>2,960</w:t>
+      </w:r>
+      <w:r>
+        <w:rPr>
+          <w:rFonts w:ascii="Times New Roman" w:hAnsi="Times New Roman"/>
+          <w:sz w:val="24"/>
+        </w:rPr>
+        <w:t xml:space="preserve"> | </w:t>
+      </w:r>
+      <w:r>
+        <w:rPr>
+          <w:rFonts w:ascii="Times New Roman" w:hAnsi="Times New Roman"/>
+          <w:b/>
+          <w:sz w:val="24"/>
+        </w:rPr>
+        <w:t>56.24%</w:t>
+      </w:r>
+      <w:r>
+        <w:rPr>
+          <w:rFonts w:ascii="Times New Roman" w:hAnsi="Times New Roman"/>
+          <w:sz w:val="24"/>
+        </w:rPr>
+        <w:t xml:space="preserve"> | Rejection of physical food quality and portion execution |</w:t>
       </w:r>
     </w:p>
     <w:p>
       <w:pPr>
         <w:spacing w:line="276" w:lineRule="auto" w:after="120"/>
       </w:pPr>
-      <w:r>
-        <w:t>| **Trust** | Percaya | **1,073** | **20.39%** | Defense of policy intention and presidential mandate |</w:t>
+      <w:r/>
+      <w:r>
+        <w:rPr>
+          <w:rFonts w:ascii="Times New Roman" w:hAnsi="Times New Roman"/>
+          <w:sz w:val="24"/>
+        </w:rPr>
+        <w:t xml:space="preserve">| </w:t>
+      </w:r>
+      <w:r>
+        <w:rPr>
+          <w:rFonts w:ascii="Times New Roman" w:hAnsi="Times New Roman"/>
+          <w:b/>
+          <w:sz w:val="24"/>
+        </w:rPr>
+        <w:t>Trust</w:t>
+      </w:r>
+      <w:r>
+        <w:rPr>
+          <w:rFonts w:ascii="Times New Roman" w:hAnsi="Times New Roman"/>
+          <w:sz w:val="24"/>
+        </w:rPr>
+        <w:t xml:space="preserve"> | Percaya | </w:t>
+      </w:r>
+      <w:r>
+        <w:rPr>
+          <w:rFonts w:ascii="Times New Roman" w:hAnsi="Times New Roman"/>
+          <w:b/>
+          <w:sz w:val="24"/>
+        </w:rPr>
+        <w:t>1,073</w:t>
+      </w:r>
+      <w:r>
+        <w:rPr>
+          <w:rFonts w:ascii="Times New Roman" w:hAnsi="Times New Roman"/>
+          <w:sz w:val="24"/>
+        </w:rPr>
+        <w:t xml:space="preserve"> | </w:t>
+      </w:r>
+      <w:r>
+        <w:rPr>
+          <w:rFonts w:ascii="Times New Roman" w:hAnsi="Times New Roman"/>
+          <w:b/>
+          <w:sz w:val="24"/>
+        </w:rPr>
+        <w:t>20.39%</w:t>
+      </w:r>
+      <w:r>
+        <w:rPr>
+          <w:rFonts w:ascii="Times New Roman" w:hAnsi="Times New Roman"/>
+          <w:sz w:val="24"/>
+        </w:rPr>
+        <w:t xml:space="preserve"> | Defense of policy intention and presidential mandate |</w:t>
       </w:r>
     </w:p>
     <w:p>
       <w:pPr>
         <w:spacing w:line="276" w:lineRule="auto" w:after="120"/>
       </w:pPr>
-      <w:r>
-        <w:t>| **Neutral** | Netral | **649** | **12.33%** | Factual news reposts and objective administrative queries |</w:t>
+      <w:r/>
+      <w:r>
+        <w:rPr>
+          <w:rFonts w:ascii="Times New Roman" w:hAnsi="Times New Roman"/>
+          <w:sz w:val="24"/>
+        </w:rPr>
+        <w:t xml:space="preserve">| </w:t>
+      </w:r>
+      <w:r>
+        <w:rPr>
+          <w:rFonts w:ascii="Times New Roman" w:hAnsi="Times New Roman"/>
+          <w:b/>
+          <w:sz w:val="24"/>
+        </w:rPr>
+        <w:t>Neutral</w:t>
+      </w:r>
+      <w:r>
+        <w:rPr>
+          <w:rFonts w:ascii="Times New Roman" w:hAnsi="Times New Roman"/>
+          <w:sz w:val="24"/>
+        </w:rPr>
+        <w:t xml:space="preserve"> | Netral | </w:t>
+      </w:r>
+      <w:r>
+        <w:rPr>
+          <w:rFonts w:ascii="Times New Roman" w:hAnsi="Times New Roman"/>
+          <w:b/>
+          <w:sz w:val="24"/>
+        </w:rPr>
+        <w:t>649</w:t>
+      </w:r>
+      <w:r>
+        <w:rPr>
+          <w:rFonts w:ascii="Times New Roman" w:hAnsi="Times New Roman"/>
+          <w:sz w:val="24"/>
+        </w:rPr>
+        <w:t xml:space="preserve"> | </w:t>
+      </w:r>
+      <w:r>
+        <w:rPr>
+          <w:rFonts w:ascii="Times New Roman" w:hAnsi="Times New Roman"/>
+          <w:b/>
+          <w:sz w:val="24"/>
+        </w:rPr>
+        <w:t>12.33%</w:t>
+      </w:r>
+      <w:r>
+        <w:rPr>
+          <w:rFonts w:ascii="Times New Roman" w:hAnsi="Times New Roman"/>
+          <w:sz w:val="24"/>
+        </w:rPr>
+        <w:t xml:space="preserve"> | Factual news reposts and objective administrative queries |</w:t>
       </w:r>
     </w:p>
     <w:p>
       <w:pPr>
         <w:spacing w:line="276" w:lineRule="auto" w:after="120"/>
       </w:pPr>
-      <w:r>
-        <w:t>| **Anticipation** | Tertarik / Antisipasi | **505** | **9.60%** | Inquiries regarding budget schedules and tender dates |</w:t>
+      <w:r/>
+      <w:r>
+        <w:rPr>
+          <w:rFonts w:ascii="Times New Roman" w:hAnsi="Times New Roman"/>
+          <w:sz w:val="24"/>
+        </w:rPr>
+        <w:t xml:space="preserve">| </w:t>
+      </w:r>
+      <w:r>
+        <w:rPr>
+          <w:rFonts w:ascii="Times New Roman" w:hAnsi="Times New Roman"/>
+          <w:b/>
+          <w:sz w:val="24"/>
+        </w:rPr>
+        <w:t>Anticipation</w:t>
+      </w:r>
+      <w:r>
+        <w:rPr>
+          <w:rFonts w:ascii="Times New Roman" w:hAnsi="Times New Roman"/>
+          <w:sz w:val="24"/>
+        </w:rPr>
+        <w:t xml:space="preserve"> | Tertarik / Antisipasi | </w:t>
+      </w:r>
+      <w:r>
+        <w:rPr>
+          <w:rFonts w:ascii="Times New Roman" w:hAnsi="Times New Roman"/>
+          <w:b/>
+          <w:sz w:val="24"/>
+        </w:rPr>
+        <w:t>505</w:t>
+      </w:r>
+      <w:r>
+        <w:rPr>
+          <w:rFonts w:ascii="Times New Roman" w:hAnsi="Times New Roman"/>
+          <w:sz w:val="24"/>
+        </w:rPr>
+        <w:t xml:space="preserve"> | </w:t>
+      </w:r>
+      <w:r>
+        <w:rPr>
+          <w:rFonts w:ascii="Times New Roman" w:hAnsi="Times New Roman"/>
+          <w:b/>
+          <w:sz w:val="24"/>
+        </w:rPr>
+        <w:t>9.60%</w:t>
+      </w:r>
+      <w:r>
+        <w:rPr>
+          <w:rFonts w:ascii="Times New Roman" w:hAnsi="Times New Roman"/>
+          <w:sz w:val="24"/>
+        </w:rPr>
+        <w:t xml:space="preserve"> | Inquiries regarding budget schedules and tender dates |</w:t>
       </w:r>
     </w:p>
     <w:p>
       <w:pPr>
         <w:spacing w:line="276" w:lineRule="auto" w:after="120"/>
       </w:pPr>
-      <w:r>
-        <w:t>| **Anger** | Marah | **55** | **1.05%** | Direct moral indignation regarding fiscal wastage |</w:t>
+      <w:r/>
+      <w:r>
+        <w:rPr>
+          <w:rFonts w:ascii="Times New Roman" w:hAnsi="Times New Roman"/>
+          <w:sz w:val="24"/>
+        </w:rPr>
+        <w:t xml:space="preserve">| </w:t>
+      </w:r>
+      <w:r>
+        <w:rPr>
+          <w:rFonts w:ascii="Times New Roman" w:hAnsi="Times New Roman"/>
+          <w:b/>
+          <w:sz w:val="24"/>
+        </w:rPr>
+        <w:t>Anger</w:t>
+      </w:r>
+      <w:r>
+        <w:rPr>
+          <w:rFonts w:ascii="Times New Roman" w:hAnsi="Times New Roman"/>
+          <w:sz w:val="24"/>
+        </w:rPr>
+        <w:t xml:space="preserve"> | Marah | </w:t>
+      </w:r>
+      <w:r>
+        <w:rPr>
+          <w:rFonts w:ascii="Times New Roman" w:hAnsi="Times New Roman"/>
+          <w:b/>
+          <w:sz w:val="24"/>
+        </w:rPr>
+        <w:t>55</w:t>
+      </w:r>
+      <w:r>
+        <w:rPr>
+          <w:rFonts w:ascii="Times New Roman" w:hAnsi="Times New Roman"/>
+          <w:sz w:val="24"/>
+        </w:rPr>
+        <w:t xml:space="preserve"> | </w:t>
+      </w:r>
+      <w:r>
+        <w:rPr>
+          <w:rFonts w:ascii="Times New Roman" w:hAnsi="Times New Roman"/>
+          <w:b/>
+          <w:sz w:val="24"/>
+        </w:rPr>
+        <w:t>1.05%</w:t>
+      </w:r>
+      <w:r>
+        <w:rPr>
+          <w:rFonts w:ascii="Times New Roman" w:hAnsi="Times New Roman"/>
+          <w:sz w:val="24"/>
+        </w:rPr>
+        <w:t xml:space="preserve"> | Direct moral indignation regarding fiscal wastage |</w:t>
       </w:r>
     </w:p>
     <w:p>
       <w:pPr>
         <w:spacing w:line="276" w:lineRule="auto" w:after="120"/>
       </w:pPr>
-      <w:r>
-        <w:t>| **Sadness** | Sedih | **19** | **0.36%** | Empathy toward poisoned schoolchildren |</w:t>
+      <w:r/>
+      <w:r>
+        <w:rPr>
+          <w:rFonts w:ascii="Times New Roman" w:hAnsi="Times New Roman"/>
+          <w:sz w:val="24"/>
+        </w:rPr>
+        <w:t xml:space="preserve">| </w:t>
+      </w:r>
+      <w:r>
+        <w:rPr>
+          <w:rFonts w:ascii="Times New Roman" w:hAnsi="Times New Roman"/>
+          <w:b/>
+          <w:sz w:val="24"/>
+        </w:rPr>
+        <w:t>Sadness</w:t>
+      </w:r>
+      <w:r>
+        <w:rPr>
+          <w:rFonts w:ascii="Times New Roman" w:hAnsi="Times New Roman"/>
+          <w:sz w:val="24"/>
+        </w:rPr>
+        <w:t xml:space="preserve"> | Sedih | </w:t>
+      </w:r>
+      <w:r>
+        <w:rPr>
+          <w:rFonts w:ascii="Times New Roman" w:hAnsi="Times New Roman"/>
+          <w:b/>
+          <w:sz w:val="24"/>
+        </w:rPr>
+        <w:t>19</w:t>
+      </w:r>
+      <w:r>
+        <w:rPr>
+          <w:rFonts w:ascii="Times New Roman" w:hAnsi="Times New Roman"/>
+          <w:sz w:val="24"/>
+        </w:rPr>
+        <w:t xml:space="preserve"> | </w:t>
+      </w:r>
+      <w:r>
+        <w:rPr>
+          <w:rFonts w:ascii="Times New Roman" w:hAnsi="Times New Roman"/>
+          <w:b/>
+          <w:sz w:val="24"/>
+        </w:rPr>
+        <w:t>0.36%</w:t>
+      </w:r>
+      <w:r>
+        <w:rPr>
+          <w:rFonts w:ascii="Times New Roman" w:hAnsi="Times New Roman"/>
+          <w:sz w:val="24"/>
+        </w:rPr>
+        <w:t xml:space="preserve"> | Empathy toward poisoned schoolchildren |</w:t>
       </w:r>
     </w:p>
     <w:p>
       <w:pPr>
         <w:spacing w:line="276" w:lineRule="auto" w:after="120"/>
       </w:pPr>
-      <w:r>
-        <w:t>| **Fear** | Takut | **2** | **0.04%** | Apprehension over long-term fiscal debt |</w:t>
+      <w:r/>
+      <w:r>
+        <w:rPr>
+          <w:rFonts w:ascii="Times New Roman" w:hAnsi="Times New Roman"/>
+          <w:sz w:val="24"/>
+        </w:rPr>
+        <w:t xml:space="preserve">| </w:t>
+      </w:r>
+      <w:r>
+        <w:rPr>
+          <w:rFonts w:ascii="Times New Roman" w:hAnsi="Times New Roman"/>
+          <w:b/>
+          <w:sz w:val="24"/>
+        </w:rPr>
+        <w:t>Fear</w:t>
+      </w:r>
+      <w:r>
+        <w:rPr>
+          <w:rFonts w:ascii="Times New Roman" w:hAnsi="Times New Roman"/>
+          <w:sz w:val="24"/>
+        </w:rPr>
+        <w:t xml:space="preserve"> | Takut | </w:t>
+      </w:r>
+      <w:r>
+        <w:rPr>
+          <w:rFonts w:ascii="Times New Roman" w:hAnsi="Times New Roman"/>
+          <w:b/>
+          <w:sz w:val="24"/>
+        </w:rPr>
+        <w:t>2</w:t>
+      </w:r>
+      <w:r>
+        <w:rPr>
+          <w:rFonts w:ascii="Times New Roman" w:hAnsi="Times New Roman"/>
+          <w:sz w:val="24"/>
+        </w:rPr>
+        <w:t xml:space="preserve"> | </w:t>
+      </w:r>
+      <w:r>
+        <w:rPr>
+          <w:rFonts w:ascii="Times New Roman" w:hAnsi="Times New Roman"/>
+          <w:b/>
+          <w:sz w:val="24"/>
+        </w:rPr>
+        <w:t>0.04%</w:t>
+      </w:r>
+      <w:r>
+        <w:rPr>
+          <w:rFonts w:ascii="Times New Roman" w:hAnsi="Times New Roman"/>
+          <w:sz w:val="24"/>
+        </w:rPr>
+        <w:t xml:space="preserve"> | Apprehension over long-term fiscal debt |</w:t>
       </w:r>
     </w:p>
     <w:p>
       <w:pPr>
         <w:spacing w:line="276" w:lineRule="auto" w:after="120"/>
       </w:pPr>
-      <w:r>
-        <w:t>| **Total Corpus** | — | **5,263** | **100.00%** | Full Inference Dataset (`indobert_9_emosi_fixed.csv`) |</w:t>
+      <w:r/>
+      <w:r>
+        <w:rPr>
+          <w:rFonts w:ascii="Times New Roman" w:hAnsi="Times New Roman"/>
+          <w:sz w:val="24"/>
+        </w:rPr>
+        <w:t xml:space="preserve">| </w:t>
+      </w:r>
+      <w:r>
+        <w:rPr>
+          <w:rFonts w:ascii="Times New Roman" w:hAnsi="Times New Roman"/>
+          <w:b/>
+          <w:sz w:val="24"/>
+        </w:rPr>
+        <w:t>Total Corpus</w:t>
+      </w:r>
+      <w:r>
+        <w:rPr>
+          <w:rFonts w:ascii="Times New Roman" w:hAnsi="Times New Roman"/>
+          <w:sz w:val="24"/>
+        </w:rPr>
+        <w:t xml:space="preserve"> | — | </w:t>
+      </w:r>
+      <w:r>
+        <w:rPr>
+          <w:rFonts w:ascii="Times New Roman" w:hAnsi="Times New Roman"/>
+          <w:b/>
+          <w:sz w:val="24"/>
+        </w:rPr>
+        <w:t>5,263</w:t>
+      </w:r>
+      <w:r>
+        <w:rPr>
+          <w:rFonts w:ascii="Times New Roman" w:hAnsi="Times New Roman"/>
+          <w:sz w:val="24"/>
+        </w:rPr>
+        <w:t xml:space="preserve"> | </w:t>
+      </w:r>
+      <w:r>
+        <w:rPr>
+          <w:rFonts w:ascii="Times New Roman" w:hAnsi="Times New Roman"/>
+          <w:b/>
+          <w:sz w:val="24"/>
+        </w:rPr>
+        <w:t>100.00%</w:t>
+      </w:r>
+      <w:r>
+        <w:rPr>
+          <w:rFonts w:ascii="Times New Roman" w:hAnsi="Times New Roman"/>
+          <w:sz w:val="24"/>
+        </w:rPr>
+        <w:t xml:space="preserve"> | Full Inference Dataset (indobert_9_emosi_fixed.csv) |</w:t>
       </w:r>
     </w:p>
     <w:p>
       <w:pPr>
         <w:spacing w:line="276" w:lineRule="auto" w:after="120"/>
       </w:pPr>
-      <w:r>
-        <w:t>The distribution demonstrates that public opposition to the MBG program is not driven by generalized ideological *Anger* ($1.05\%$), but by visceral physical *Disgust* ($56.24\%$).</w:t>
+      <w:r/>
+      <w:r>
+        <w:rPr>
+          <w:rFonts w:ascii="Times New Roman" w:hAnsi="Times New Roman"/>
+          <w:sz w:val="24"/>
+        </w:rPr>
+        <w:t xml:space="preserve">The distribution demonstrates that public opposition to the MBG program is not driven by generalized ideological </w:t>
+      </w:r>
+      <w:r>
+        <w:rPr>
+          <w:rFonts w:ascii="Times New Roman" w:hAnsi="Times New Roman"/>
+          <w:i/>
+          <w:sz w:val="24"/>
+        </w:rPr>
+        <w:t>Anger</w:t>
+      </w:r>
+      <w:r>
+        <w:rPr>
+          <w:rFonts w:ascii="Times New Roman" w:hAnsi="Times New Roman"/>
+          <w:sz w:val="24"/>
+        </w:rPr>
+        <w:t xml:space="preserve"> ($1.05\%$), but by visceral physical </w:t>
+      </w:r>
+      <w:r>
+        <w:rPr>
+          <w:rFonts w:ascii="Times New Roman" w:hAnsi="Times New Roman"/>
+          <w:i/>
+          <w:sz w:val="24"/>
+        </w:rPr>
+        <w:t>Disgust</w:t>
+      </w:r>
+      <w:r>
+        <w:rPr>
+          <w:rFonts w:ascii="Times New Roman" w:hAnsi="Times New Roman"/>
+          <w:sz w:val="24"/>
+        </w:rPr>
+        <w:t xml:space="preserve"> ($56.24\%$).</w:t>
       </w:r>
     </w:p>
     <w:p>
@@ -903,8 +2370,28 @@
       <w:pPr>
         <w:spacing w:line="276" w:lineRule="auto" w:after="120"/>
       </w:pPr>
-      <w:r>
-        <w:t>Analysis of the validated sarcasm corpus ($N = 3,395$) verified that **315 tweets (9.28%)** operated as explicit sarcasm, while 3,080 tweets (90.72%) operated as literal communication. Within the sarcastic corpus, 181 tweets exhibited acute binary lexical oppositions.</w:t>
+      <w:r/>
+      <w:r>
+        <w:rPr>
+          <w:rFonts w:ascii="Times New Roman" w:hAnsi="Times New Roman"/>
+          <w:sz w:val="24"/>
+        </w:rPr>
+        <w:t xml:space="preserve">Analysis of the validated sarcasm corpus ($N = 3,395$) verified that </w:t>
+      </w:r>
+      <w:r>
+        <w:rPr>
+          <w:rFonts w:ascii="Times New Roman" w:hAnsi="Times New Roman"/>
+          <w:b/>
+          <w:sz w:val="24"/>
+        </w:rPr>
+        <w:t>315 tweets (9.28%)</w:t>
+      </w:r>
+      <w:r>
+        <w:rPr>
+          <w:rFonts w:ascii="Times New Roman" w:hAnsi="Times New Roman"/>
+          <w:sz w:val="24"/>
+        </w:rPr>
+        <w:t xml:space="preserve"> operated as explicit sarcasm, while 3,080 tweets (90.72%) operated as literal communication. Within the sarcastic corpus, 181 tweets exhibited acute binary lexical oppositions.</w:t>
       </w:r>
     </w:p>
     <w:p>
@@ -919,16 +2406,57 @@
       <w:pPr>
         <w:pStyle w:val="ListBullet"/>
       </w:pPr>
-      <w:r>
-        <w:t>*Cuitan 1:* 'Menu MBG hari ini mewah banget, nasinya bisa buat nimpuk maling, ayamnya seukuran upil 🤡👍' (Pragmatic praise *'mewah banget'* directly contradicted by abusive physical descriptions and clown emoji).</w:t>
+      <w:r/>
+      <w:r>
+        <w:rPr>
+          <w:rFonts w:ascii="Times New Roman" w:hAnsi="Times New Roman"/>
+          <w:i/>
+          <w:sz w:val="24"/>
+        </w:rPr>
+        <w:t>Cuitan 1:</w:t>
+      </w:r>
+      <w:r>
+        <w:rPr>
+          <w:rFonts w:ascii="Times New Roman" w:hAnsi="Times New Roman"/>
+          <w:sz w:val="24"/>
+        </w:rPr>
+        <w:t xml:space="preserve"> 'Menu MBG hari ini mewah banget, nasinya bisa buat nimpuk maling, ayamnya seukuran upil 🤡👍' (Pragmatic praise </w:t>
+      </w:r>
+      <w:r>
+        <w:rPr>
+          <w:rFonts w:ascii="Times New Roman" w:hAnsi="Times New Roman"/>
+          <w:i/>
+          <w:sz w:val="24"/>
+        </w:rPr>
+        <w:t>'mewah banget'</w:t>
+      </w:r>
+      <w:r>
+        <w:rPr>
+          <w:rFonts w:ascii="Times New Roman" w:hAnsi="Times New Roman"/>
+          <w:sz w:val="24"/>
+        </w:rPr>
+        <w:t xml:space="preserve"> directly contradicted by abusive physical descriptions and clown emoji).</w:t>
       </w:r>
     </w:p>
     <w:p>
       <w:pPr>
         <w:pStyle w:val="ListBullet"/>
       </w:pPr>
-      <w:r>
-        <w:t>*Cuitan 2:* 'Terima kasih program gizi gratis, anak-anak kenyang langsung masuk IGD rumah sakit 🤮' (Gratitude formula undermined by hospital casualty outcome and vomiting emoji).</w:t>
+      <w:r/>
+      <w:r>
+        <w:rPr>
+          <w:rFonts w:ascii="Times New Roman" w:hAnsi="Times New Roman"/>
+          <w:i/>
+          <w:sz w:val="24"/>
+        </w:rPr>
+        <w:t>Cuitan 2:</w:t>
+      </w:r>
+      <w:r>
+        <w:rPr>
+          <w:rFonts w:ascii="Times New Roman" w:hAnsi="Times New Roman"/>
+          <w:sz w:val="24"/>
+        </w:rPr>
+        <w:t xml:space="preserve"> 'Terima kasih program gizi gratis, anak-anak kenyang langsung masuk IGD rumah sakit 🤮' (Gratitude formula undermined by hospital casualty outcome and vomiting emoji).</w:t>
       </w:r>
     </w:p>
     <w:p>
@@ -968,72 +2496,357 @@
       <w:pPr>
         <w:spacing w:line="276" w:lineRule="auto" w:after="120"/>
       </w:pPr>
-      <w:r>
-        <w:t>| **Total Nodes ($|V|$)** | **971** | Individual accounts engaging in MBG communication |</w:t>
+      <w:r/>
+      <w:r>
+        <w:rPr>
+          <w:rFonts w:ascii="Times New Roman" w:hAnsi="Times New Roman"/>
+          <w:sz w:val="24"/>
+        </w:rPr>
+        <w:t xml:space="preserve">| </w:t>
+      </w:r>
+      <w:r>
+        <w:rPr>
+          <w:rFonts w:ascii="Times New Roman" w:hAnsi="Times New Roman"/>
+          <w:b/>
+          <w:sz w:val="24"/>
+        </w:rPr>
+        <w:t>Total Nodes ($|V|$)</w:t>
+      </w:r>
+      <w:r>
+        <w:rPr>
+          <w:rFonts w:ascii="Times New Roman" w:hAnsi="Times New Roman"/>
+          <w:sz w:val="24"/>
+        </w:rPr>
+        <w:t xml:space="preserve"> | </w:t>
+      </w:r>
+      <w:r>
+        <w:rPr>
+          <w:rFonts w:ascii="Times New Roman" w:hAnsi="Times New Roman"/>
+          <w:b/>
+          <w:sz w:val="24"/>
+        </w:rPr>
+        <w:t>971</w:t>
+      </w:r>
+      <w:r>
+        <w:rPr>
+          <w:rFonts w:ascii="Times New Roman" w:hAnsi="Times New Roman"/>
+          <w:sz w:val="24"/>
+        </w:rPr>
+        <w:t xml:space="preserve"> | Individual accounts engaging in MBG communication |</w:t>
       </w:r>
     </w:p>
     <w:p>
       <w:pPr>
         <w:spacing w:line="276" w:lineRule="auto" w:after="120"/>
       </w:pPr>
-      <w:r>
-        <w:t>| **Unique Directed Edges ($|E|$)** | **666** | Distinct directed mention/reply interactions |</w:t>
+      <w:r/>
+      <w:r>
+        <w:rPr>
+          <w:rFonts w:ascii="Times New Roman" w:hAnsi="Times New Roman"/>
+          <w:sz w:val="24"/>
+        </w:rPr>
+        <w:t xml:space="preserve">| </w:t>
+      </w:r>
+      <w:r>
+        <w:rPr>
+          <w:rFonts w:ascii="Times New Roman" w:hAnsi="Times New Roman"/>
+          <w:b/>
+          <w:sz w:val="24"/>
+        </w:rPr>
+        <w:t>Unique Directed Edges ($|E|$)</w:t>
+      </w:r>
+      <w:r>
+        <w:rPr>
+          <w:rFonts w:ascii="Times New Roman" w:hAnsi="Times New Roman"/>
+          <w:sz w:val="24"/>
+        </w:rPr>
+        <w:t xml:space="preserve"> | </w:t>
+      </w:r>
+      <w:r>
+        <w:rPr>
+          <w:rFonts w:ascii="Times New Roman" w:hAnsi="Times New Roman"/>
+          <w:b/>
+          <w:sz w:val="24"/>
+        </w:rPr>
+        <w:t>666</w:t>
+      </w:r>
+      <w:r>
+        <w:rPr>
+          <w:rFonts w:ascii="Times New Roman" w:hAnsi="Times New Roman"/>
+          <w:sz w:val="24"/>
+        </w:rPr>
+        <w:t xml:space="preserve"> | Distinct directed mention/reply interactions |</w:t>
       </w:r>
     </w:p>
     <w:p>
       <w:pPr>
         <w:spacing w:line="276" w:lineRule="auto" w:after="120"/>
       </w:pPr>
-      <w:r>
-        <w:t>| **Raw Interaction Volume** | **692** | Total communication events including duplicate pings |</w:t>
+      <w:r/>
+      <w:r>
+        <w:rPr>
+          <w:rFonts w:ascii="Times New Roman" w:hAnsi="Times New Roman"/>
+          <w:sz w:val="24"/>
+        </w:rPr>
+        <w:t xml:space="preserve">| </w:t>
+      </w:r>
+      <w:r>
+        <w:rPr>
+          <w:rFonts w:ascii="Times New Roman" w:hAnsi="Times New Roman"/>
+          <w:b/>
+          <w:sz w:val="24"/>
+        </w:rPr>
+        <w:t>Raw Interaction Volume</w:t>
+      </w:r>
+      <w:r>
+        <w:rPr>
+          <w:rFonts w:ascii="Times New Roman" w:hAnsi="Times New Roman"/>
+          <w:sz w:val="24"/>
+        </w:rPr>
+        <w:t xml:space="preserve"> | </w:t>
+      </w:r>
+      <w:r>
+        <w:rPr>
+          <w:rFonts w:ascii="Times New Roman" w:hAnsi="Times New Roman"/>
+          <w:b/>
+          <w:sz w:val="24"/>
+        </w:rPr>
+        <w:t>692</w:t>
+      </w:r>
+      <w:r>
+        <w:rPr>
+          <w:rFonts w:ascii="Times New Roman" w:hAnsi="Times New Roman"/>
+          <w:sz w:val="24"/>
+        </w:rPr>
+        <w:t xml:space="preserve"> | Total communication events including duplicate pings |</w:t>
       </w:r>
     </w:p>
     <w:p>
       <w:pPr>
         <w:spacing w:line="276" w:lineRule="auto" w:after="120"/>
       </w:pPr>
-      <w:r>
-        <w:t>| **Graph Density** | **0.0011** | Extremely sparse network topology |</w:t>
+      <w:r/>
+      <w:r>
+        <w:rPr>
+          <w:rFonts w:ascii="Times New Roman" w:hAnsi="Times New Roman"/>
+          <w:sz w:val="24"/>
+        </w:rPr>
+        <w:t xml:space="preserve">| </w:t>
+      </w:r>
+      <w:r>
+        <w:rPr>
+          <w:rFonts w:ascii="Times New Roman" w:hAnsi="Times New Roman"/>
+          <w:b/>
+          <w:sz w:val="24"/>
+        </w:rPr>
+        <w:t>Graph Density</w:t>
+      </w:r>
+      <w:r>
+        <w:rPr>
+          <w:rFonts w:ascii="Times New Roman" w:hAnsi="Times New Roman"/>
+          <w:sz w:val="24"/>
+        </w:rPr>
+        <w:t xml:space="preserve"> | </w:t>
+      </w:r>
+      <w:r>
+        <w:rPr>
+          <w:rFonts w:ascii="Times New Roman" w:hAnsi="Times New Roman"/>
+          <w:b/>
+          <w:sz w:val="24"/>
+        </w:rPr>
+        <w:t>0.0011</w:t>
+      </w:r>
+      <w:r>
+        <w:rPr>
+          <w:rFonts w:ascii="Times New Roman" w:hAnsi="Times New Roman"/>
+          <w:sz w:val="24"/>
+        </w:rPr>
+        <w:t xml:space="preserve"> | Extremely sparse network topology |</w:t>
       </w:r>
     </w:p>
     <w:p>
       <w:pPr>
         <w:spacing w:line="276" w:lineRule="auto" w:after="120"/>
       </w:pPr>
-      <w:r>
-        <w:t>| **Reciprocity** | **1.21%** | 98.79% of communication is unidirectional (monologue) |</w:t>
+      <w:r/>
+      <w:r>
+        <w:rPr>
+          <w:rFonts w:ascii="Times New Roman" w:hAnsi="Times New Roman"/>
+          <w:sz w:val="24"/>
+        </w:rPr>
+        <w:t xml:space="preserve">| </w:t>
+      </w:r>
+      <w:r>
+        <w:rPr>
+          <w:rFonts w:ascii="Times New Roman" w:hAnsi="Times New Roman"/>
+          <w:b/>
+          <w:sz w:val="24"/>
+        </w:rPr>
+        <w:t>Reciprocity</w:t>
+      </w:r>
+      <w:r>
+        <w:rPr>
+          <w:rFonts w:ascii="Times New Roman" w:hAnsi="Times New Roman"/>
+          <w:sz w:val="24"/>
+        </w:rPr>
+        <w:t xml:space="preserve"> | </w:t>
+      </w:r>
+      <w:r>
+        <w:rPr>
+          <w:rFonts w:ascii="Times New Roman" w:hAnsi="Times New Roman"/>
+          <w:b/>
+          <w:sz w:val="24"/>
+        </w:rPr>
+        <w:t>1.21%</w:t>
+      </w:r>
+      <w:r>
+        <w:rPr>
+          <w:rFonts w:ascii="Times New Roman" w:hAnsi="Times New Roman"/>
+          <w:sz w:val="24"/>
+        </w:rPr>
+        <w:t xml:space="preserve"> | 98.79% of communication is unidirectional (monologue) |</w:t>
       </w:r>
     </w:p>
     <w:p>
       <w:pPr>
         <w:spacing w:line="276" w:lineRule="auto" w:after="120"/>
       </w:pPr>
-      <w:r>
-        <w:t>| **Giant Component Size** | **89 nodes (9.17%)** | Absence of a unified central communicative core |</w:t>
+      <w:r/>
+      <w:r>
+        <w:rPr>
+          <w:rFonts w:ascii="Times New Roman" w:hAnsi="Times New Roman"/>
+          <w:sz w:val="24"/>
+        </w:rPr>
+        <w:t xml:space="preserve">| </w:t>
+      </w:r>
+      <w:r>
+        <w:rPr>
+          <w:rFonts w:ascii="Times New Roman" w:hAnsi="Times New Roman"/>
+          <w:b/>
+          <w:sz w:val="24"/>
+        </w:rPr>
+        <w:t>Giant Component Size</w:t>
+      </w:r>
+      <w:r>
+        <w:rPr>
+          <w:rFonts w:ascii="Times New Roman" w:hAnsi="Times New Roman"/>
+          <w:sz w:val="24"/>
+        </w:rPr>
+        <w:t xml:space="preserve"> | </w:t>
+      </w:r>
+      <w:r>
+        <w:rPr>
+          <w:rFonts w:ascii="Times New Roman" w:hAnsi="Times New Roman"/>
+          <w:b/>
+          <w:sz w:val="24"/>
+        </w:rPr>
+        <w:t>89 nodes (9.17%)</w:t>
+      </w:r>
+      <w:r>
+        <w:rPr>
+          <w:rFonts w:ascii="Times New Roman" w:hAnsi="Times New Roman"/>
+          <w:sz w:val="24"/>
+        </w:rPr>
+        <w:t xml:space="preserve"> | Absence of a unified central communicative core |</w:t>
       </w:r>
     </w:p>
     <w:p>
       <w:pPr>
         <w:spacing w:line="276" w:lineRule="auto" w:after="120"/>
       </w:pPr>
-      <w:r>
-        <w:t>| **Isolated Components** | **332 clusters** | Hyper-fragmented discourse architecture |</w:t>
+      <w:r/>
+      <w:r>
+        <w:rPr>
+          <w:rFonts w:ascii="Times New Roman" w:hAnsi="Times New Roman"/>
+          <w:sz w:val="24"/>
+        </w:rPr>
+        <w:t xml:space="preserve">| </w:t>
+      </w:r>
+      <w:r>
+        <w:rPr>
+          <w:rFonts w:ascii="Times New Roman" w:hAnsi="Times New Roman"/>
+          <w:b/>
+          <w:sz w:val="24"/>
+        </w:rPr>
+        <w:t>Isolated Components</w:t>
+      </w:r>
+      <w:r>
+        <w:rPr>
+          <w:rFonts w:ascii="Times New Roman" w:hAnsi="Times New Roman"/>
+          <w:sz w:val="24"/>
+        </w:rPr>
+        <w:t xml:space="preserve"> | </w:t>
+      </w:r>
+      <w:r>
+        <w:rPr>
+          <w:rFonts w:ascii="Times New Roman" w:hAnsi="Times New Roman"/>
+          <w:b/>
+          <w:sz w:val="24"/>
+        </w:rPr>
+        <w:t>332 clusters</w:t>
+      </w:r>
+      <w:r>
+        <w:rPr>
+          <w:rFonts w:ascii="Times New Roman" w:hAnsi="Times New Roman"/>
+          <w:sz w:val="24"/>
+        </w:rPr>
+        <w:t xml:space="preserve"> | Hyper-fragmented discourse architecture |</w:t>
       </w:r>
     </w:p>
     <w:p>
       <w:pPr>
         <w:spacing w:line="276" w:lineRule="auto" w:after="120"/>
       </w:pPr>
-      <w:r>
-        <w:t>| **Louvain Modularity ($Q$)** | **0.9837** | Extreme structural division approaching theoretical max (1.0) |</w:t>
+      <w:r/>
+      <w:r>
+        <w:rPr>
+          <w:rFonts w:ascii="Times New Roman" w:hAnsi="Times New Roman"/>
+          <w:sz w:val="24"/>
+        </w:rPr>
+        <w:t xml:space="preserve">| </w:t>
+      </w:r>
+      <w:r>
+        <w:rPr>
+          <w:rFonts w:ascii="Times New Roman" w:hAnsi="Times New Roman"/>
+          <w:b/>
+          <w:sz w:val="24"/>
+        </w:rPr>
+        <w:t>Louvain Modularity (Q)</w:t>
+      </w:r>
+      <w:r>
+        <w:rPr>
+          <w:rFonts w:ascii="Times New Roman" w:hAnsi="Times New Roman"/>
+          <w:sz w:val="24"/>
+        </w:rPr>
+        <w:t xml:space="preserve"> | </w:t>
+      </w:r>
+      <w:r>
+        <w:rPr>
+          <w:rFonts w:ascii="Times New Roman" w:hAnsi="Times New Roman"/>
+          <w:b/>
+          <w:sz w:val="24"/>
+        </w:rPr>
+        <w:t>0.9837</w:t>
+      </w:r>
+      <w:r>
+        <w:rPr>
+          <w:rFonts w:ascii="Times New Roman" w:hAnsi="Times New Roman"/>
+          <w:sz w:val="24"/>
+        </w:rPr>
+        <w:t xml:space="preserve"> | Extreme structural division approaching theoretical max (1.0) |</w:t>
       </w:r>
     </w:p>
     <w:p>
       <w:pPr>
         <w:spacing w:line="276" w:lineRule="auto" w:after="120"/>
       </w:pPr>
-      <w:r>
-        <w:t>The network density of $0.0011$ and reciprocity of $1.21\%$ indicate an absolute breakdown of conversational exchange. Citizens were not talking to one another, nor were institutions conversing with citizens. Instead, discourse manifested as outward broadcasting into an echo chamber void.</w:t>
+      <w:r/>
+      <w:r>
+        <w:rPr>
+          <w:rFonts w:ascii="Times New Roman" w:hAnsi="Times New Roman"/>
+          <w:sz w:val="24"/>
+        </w:rPr>
+        <w:t>The network density of $0.0011 and reciprocity of 1.21\%$ indicate an absolute breakdown of conversational exchange. Citizens were not talking to one another, nor were institutions conversing with citizens. Instead, discourse manifested as outward broadcasting into an echo chamber void.</w:t>
       </w:r>
     </w:p>
     <w:p>
@@ -1057,12 +2870,17 @@
       <w:pPr>
         <w:spacing w:line="276" w:lineRule="auto" w:after="120"/>
       </w:pPr>
-      <w:r>
+      <w:r/>
+      <w:r>
+        <w:rPr>
+          <w:rFonts w:ascii="Times New Roman" w:hAnsi="Times New Roman"/>
+          <w:sz w:val="24"/>
+        </w:rPr>
         <w:t>| Rank | User Account | In-Degree ($C_{</w:t>
         <w:tab/>
         <w:t>ext{in}}$) | Out-Degree ($C_{</w:t>
         <w:tab/>
-        <w:t>ext{out}}$) | Betweenness ($C_B$) | Role in Discourse Network |</w:t>
+        <w:t>ext{out}}$) | Betweenness (C_B) | Role in Discourse Network |</w:t>
       </w:r>
     </w:p>
     <w:p>
@@ -1077,48 +2895,258 @@
       <w:pPr>
         <w:spacing w:line="276" w:lineRule="auto" w:after="120"/>
       </w:pPr>
-      <w:r>
-        <w:t>| **1** | `@grok` | 0 | **42** | 0.000000 | **Algorithmic Oracle (Primary Broadcast Hub)** |</w:t>
+      <w:r/>
+      <w:r>
+        <w:rPr>
+          <w:rFonts w:ascii="Times New Roman" w:hAnsi="Times New Roman"/>
+          <w:sz w:val="24"/>
+        </w:rPr>
+        <w:t xml:space="preserve">| </w:t>
+      </w:r>
+      <w:r>
+        <w:rPr>
+          <w:rFonts w:ascii="Times New Roman" w:hAnsi="Times New Roman"/>
+          <w:b/>
+          <w:sz w:val="24"/>
+        </w:rPr>
+        <w:t>1</w:t>
+      </w:r>
+      <w:r>
+        <w:rPr>
+          <w:rFonts w:ascii="Times New Roman" w:hAnsi="Times New Roman"/>
+          <w:sz w:val="24"/>
+        </w:rPr>
+        <w:t xml:space="preserve"> | @grok | 0 | </w:t>
+      </w:r>
+      <w:r>
+        <w:rPr>
+          <w:rFonts w:ascii="Times New Roman" w:hAnsi="Times New Roman"/>
+          <w:b/>
+          <w:sz w:val="24"/>
+        </w:rPr>
+        <w:t>42</w:t>
+      </w:r>
+      <w:r>
+        <w:rPr>
+          <w:rFonts w:ascii="Times New Roman" w:hAnsi="Times New Roman"/>
+          <w:sz w:val="24"/>
+        </w:rPr>
+        <w:t xml:space="preserve"> | 0.000000 | </w:t>
+      </w:r>
+      <w:r>
+        <w:rPr>
+          <w:rFonts w:ascii="Times New Roman" w:hAnsi="Times New Roman"/>
+          <w:b/>
+          <w:sz w:val="24"/>
+        </w:rPr>
+        <w:t>Algorithmic Oracle (Primary Broadcast Hub)</w:t>
+      </w:r>
+      <w:r>
+        <w:rPr>
+          <w:rFonts w:ascii="Times New Roman" w:hAnsi="Times New Roman"/>
+          <w:sz w:val="24"/>
+        </w:rPr>
+        <w:t xml:space="preserve"> |</w:t>
       </w:r>
     </w:p>
     <w:p>
       <w:pPr>
         <w:spacing w:line="276" w:lineRule="auto" w:after="120"/>
       </w:pPr>
-      <w:r>
-        <w:t>| **2** | `@4Y4NKZ` | 1 | 8 | **0.000016** | **Structural Broker (Inter-cluster bridge)** |</w:t>
+      <w:r/>
+      <w:r>
+        <w:rPr>
+          <w:rFonts w:ascii="Times New Roman" w:hAnsi="Times New Roman"/>
+          <w:sz w:val="24"/>
+        </w:rPr>
+        <w:t xml:space="preserve">| </w:t>
+      </w:r>
+      <w:r>
+        <w:rPr>
+          <w:rFonts w:ascii="Times New Roman" w:hAnsi="Times New Roman"/>
+          <w:b/>
+          <w:sz w:val="24"/>
+        </w:rPr>
+        <w:t>2</w:t>
+      </w:r>
+      <w:r>
+        <w:rPr>
+          <w:rFonts w:ascii="Times New Roman" w:hAnsi="Times New Roman"/>
+          <w:sz w:val="24"/>
+        </w:rPr>
+        <w:t xml:space="preserve"> | @4Y4NKZ | 1 | 8 | </w:t>
+      </w:r>
+      <w:r>
+        <w:rPr>
+          <w:rFonts w:ascii="Times New Roman" w:hAnsi="Times New Roman"/>
+          <w:b/>
+          <w:sz w:val="24"/>
+        </w:rPr>
+        <w:t>0.000016</w:t>
+      </w:r>
+      <w:r>
+        <w:rPr>
+          <w:rFonts w:ascii="Times New Roman" w:hAnsi="Times New Roman"/>
+          <w:sz w:val="24"/>
+        </w:rPr>
+        <w:t xml:space="preserve"> | </w:t>
+      </w:r>
+      <w:r>
+        <w:rPr>
+          <w:rFonts w:ascii="Times New Roman" w:hAnsi="Times New Roman"/>
+          <w:b/>
+          <w:sz w:val="24"/>
+        </w:rPr>
+        <w:t>Structural Broker (Inter-cluster bridge)</w:t>
+      </w:r>
+      <w:r>
+        <w:rPr>
+          <w:rFonts w:ascii="Times New Roman" w:hAnsi="Times New Roman"/>
+          <w:sz w:val="24"/>
+        </w:rPr>
+        <w:t xml:space="preserve"> |</w:t>
       </w:r>
     </w:p>
     <w:p>
       <w:pPr>
         <w:spacing w:line="276" w:lineRule="auto" w:after="120"/>
       </w:pPr>
-      <w:r>
-        <w:t>| **3** | `@prabowo` | **15** | **0** | 0.000000 | **Power Vacuum (Passive Target of Grievances)** |</w:t>
+      <w:r/>
+      <w:r>
+        <w:rPr>
+          <w:rFonts w:ascii="Times New Roman" w:hAnsi="Times New Roman"/>
+          <w:sz w:val="24"/>
+        </w:rPr>
+        <w:t xml:space="preserve">| </w:t>
+      </w:r>
+      <w:r>
+        <w:rPr>
+          <w:rFonts w:ascii="Times New Roman" w:hAnsi="Times New Roman"/>
+          <w:b/>
+          <w:sz w:val="24"/>
+        </w:rPr>
+        <w:t>3</w:t>
+      </w:r>
+      <w:r>
+        <w:rPr>
+          <w:rFonts w:ascii="Times New Roman" w:hAnsi="Times New Roman"/>
+          <w:sz w:val="24"/>
+        </w:rPr>
+        <w:t xml:space="preserve"> | @prabowo | </w:t>
+      </w:r>
+      <w:r>
+        <w:rPr>
+          <w:rFonts w:ascii="Times New Roman" w:hAnsi="Times New Roman"/>
+          <w:b/>
+          <w:sz w:val="24"/>
+        </w:rPr>
+        <w:t>15</w:t>
+      </w:r>
+      <w:r>
+        <w:rPr>
+          <w:rFonts w:ascii="Times New Roman" w:hAnsi="Times New Roman"/>
+          <w:sz w:val="24"/>
+        </w:rPr>
+        <w:t xml:space="preserve"> | </w:t>
+      </w:r>
+      <w:r>
+        <w:rPr>
+          <w:rFonts w:ascii="Times New Roman" w:hAnsi="Times New Roman"/>
+          <w:b/>
+          <w:sz w:val="24"/>
+        </w:rPr>
+        <w:t>0</w:t>
+      </w:r>
+      <w:r>
+        <w:rPr>
+          <w:rFonts w:ascii="Times New Roman" w:hAnsi="Times New Roman"/>
+          <w:sz w:val="24"/>
+        </w:rPr>
+        <w:t xml:space="preserve"> | 0.000000 | </w:t>
+      </w:r>
+      <w:r>
+        <w:rPr>
+          <w:rFonts w:ascii="Times New Roman" w:hAnsi="Times New Roman"/>
+          <w:b/>
+          <w:sz w:val="24"/>
+        </w:rPr>
+        <w:t>Power Vacuum (Passive Target of Grievances)</w:t>
+      </w:r>
+      <w:r>
+        <w:rPr>
+          <w:rFonts w:ascii="Times New Roman" w:hAnsi="Times New Roman"/>
+          <w:sz w:val="24"/>
+        </w:rPr>
+        <w:t xml:space="preserve"> |</w:t>
       </w:r>
     </w:p>
     <w:p>
       <w:pPr>
         <w:spacing w:line="276" w:lineRule="auto" w:after="120"/>
       </w:pPr>
-      <w:r>
-        <w:t>| **4** | `@jokowi` | 9 | 0 | 0.000000 | Secondary Institutional Target |</w:t>
+      <w:r/>
+      <w:r>
+        <w:rPr>
+          <w:rFonts w:ascii="Times New Roman" w:hAnsi="Times New Roman"/>
+          <w:sz w:val="24"/>
+        </w:rPr>
+        <w:t xml:space="preserve">| </w:t>
+      </w:r>
+      <w:r>
+        <w:rPr>
+          <w:rFonts w:ascii="Times New Roman" w:hAnsi="Times New Roman"/>
+          <w:b/>
+          <w:sz w:val="24"/>
+        </w:rPr>
+        <w:t>4</w:t>
+      </w:r>
+      <w:r>
+        <w:rPr>
+          <w:rFonts w:ascii="Times New Roman" w:hAnsi="Times New Roman"/>
+          <w:sz w:val="24"/>
+        </w:rPr>
+        <w:t xml:space="preserve"> | @jokowi | 9 | 0 | 0.000000 | Secondary Institutional Target |</w:t>
       </w:r>
     </w:p>
     <w:p>
       <w:pPr>
         <w:spacing w:line="276" w:lineRule="auto" w:after="120"/>
       </w:pPr>
-      <w:r>
-        <w:t>| **5** | `@gibran_tweet`| 7 | 0 | 0.000000 | Secondary Institutional Target |</w:t>
+      <w:r/>
+      <w:r>
+        <w:rPr>
+          <w:rFonts w:ascii="Times New Roman" w:hAnsi="Times New Roman"/>
+          <w:sz w:val="24"/>
+        </w:rPr>
+        <w:t xml:space="preserve">| </w:t>
+      </w:r>
+      <w:r>
+        <w:rPr>
+          <w:rFonts w:ascii="Times New Roman" w:hAnsi="Times New Roman"/>
+          <w:b/>
+          <w:sz w:val="24"/>
+        </w:rPr>
+        <w:t>5</w:t>
+      </w:r>
+      <w:r>
+        <w:rPr>
+          <w:rFonts w:ascii="Times New Roman" w:hAnsi="Times New Roman"/>
+          <w:sz w:val="24"/>
+        </w:rPr>
+        <w:t xml:space="preserve"> | @gibran_tweet| 7 | 0 | 0.000000 | Secondary Institutional Target |</w:t>
       </w:r>
     </w:p>
     <w:p>
       <w:pPr>
         <w:spacing w:line="276" w:lineRule="auto" w:after="120"/>
       </w:pPr>
-      <w:r>
-        <w:t>While the executive head of state (`@prabowo`) accumulated the highest In-Degree (15) as the designated target of public accountability, his Out-Degree remained absolute zero ($C_{</w:t>
+      <w:r/>
+      <w:r>
+        <w:rPr>
+          <w:rFonts w:ascii="Times New Roman" w:hAnsi="Times New Roman"/>
+          <w:sz w:val="24"/>
+        </w:rPr>
+        <w:t>While the executive head of state (@prabowo) accumulated the highest In-Degree (15) as the designated target of public accountability, his Out-Degree remained absolute zero ($C_{</w:t>
         <w:tab/>
         <w:t>ext{out}} = 0$). Government figures acted as passive receptacles of grievance, offering zero digital engagement.</w:t>
       </w:r>
@@ -1127,10 +3155,30 @@
       <w:pPr>
         <w:spacing w:line="276" w:lineRule="auto" w:after="120"/>
       </w:pPr>
-      <w:r>
-        <w:t>In stark contrast, xAI's conversational agent (`@grok`) commanded the highest Out-Degree in the entire network ($C_{</w:t>
+      <w:r/>
+      <w:r>
+        <w:rPr>
+          <w:rFonts w:ascii="Times New Roman" w:hAnsi="Times New Roman"/>
+          <w:sz w:val="24"/>
+        </w:rPr>
+        <w:t>In stark contrast, xAI's conversational agent (@grok) commanded the highest Out-Degree in the entire network ($C_{</w:t>
         <w:tab/>
-        <w:t>ext{out}} = 42$). When netizens sought verification regarding meal pricing formulas or poisoning statistics, they tagged `@grok` to synthesize facts. The artificial intelligence agent thus stepped in as an **Algorithmic Oracle**, assuming the communicative role abandoned by state public relations.</w:t>
+        <w:t xml:space="preserve">ext{out}} = 42$). When netizens sought verification regarding meal pricing formulas or poisoning statistics, they tagged @grok to synthesize facts. The artificial intelligence agent thus stepped in as an </w:t>
+      </w:r>
+      <w:r>
+        <w:rPr>
+          <w:rFonts w:ascii="Times New Roman" w:hAnsi="Times New Roman"/>
+          <w:b/>
+          <w:sz w:val="24"/>
+        </w:rPr>
+        <w:t>Algorithmic Oracle</w:t>
+      </w:r>
+      <w:r>
+        <w:rPr>
+          <w:rFonts w:ascii="Times New Roman" w:hAnsi="Times New Roman"/>
+          <w:sz w:val="24"/>
+        </w:rPr>
+        <w:t>, assuming the communicative role abandoned by state public relations.</w:t>
       </w:r>
     </w:p>
     <w:p>
@@ -1146,16 +3194,26 @@
       <w:pPr>
         <w:spacing w:line="276" w:lineRule="auto" w:after="120"/>
       </w:pPr>
-      <w:r>
-        <w:t>Evaluating IndoBERT (`checkpoint-792`) on the independent test set ($n = 1,053$) yielded the following per-class metrics:</w:t>
+      <w:r/>
+      <w:r>
+        <w:rPr>
+          <w:rFonts w:ascii="Times New Roman" w:hAnsi="Times New Roman"/>
+          <w:sz w:val="24"/>
+        </w:rPr>
+        <w:t>Evaluating IndoBERT (checkpoint-792) on the independent test set ($n = 1,053$) yielded the following per-class metrics:</w:t>
       </w:r>
     </w:p>
     <w:p>
       <w:pPr>
         <w:spacing w:line="276" w:lineRule="auto" w:after="120"/>
       </w:pPr>
-      <w:r>
-        <w:t>| Emotion Class | Precision | Recall | F1-Score | Support ($n$) |</w:t>
+      <w:r/>
+      <w:r>
+        <w:rPr>
+          <w:rFonts w:ascii="Times New Roman" w:hAnsi="Times New Roman"/>
+          <w:sz w:val="24"/>
+        </w:rPr>
+        <w:t>| Emotion Class | Precision | Recall | F1-Score | Support (n) |</w:t>
       </w:r>
     </w:p>
     <w:p>
@@ -1170,80 +3228,400 @@
       <w:pPr>
         <w:spacing w:line="276" w:lineRule="auto" w:after="120"/>
       </w:pPr>
-      <w:r>
-        <w:t>| **Disgust** | 0.5709 | **0.9692** | **0.7178** | 617 |</w:t>
+      <w:r/>
+      <w:r>
+        <w:rPr>
+          <w:rFonts w:ascii="Times New Roman" w:hAnsi="Times New Roman"/>
+          <w:sz w:val="24"/>
+        </w:rPr>
+        <w:t xml:space="preserve">| </w:t>
+      </w:r>
+      <w:r>
+        <w:rPr>
+          <w:rFonts w:ascii="Times New Roman" w:hAnsi="Times New Roman"/>
+          <w:b/>
+          <w:sz w:val="24"/>
+        </w:rPr>
+        <w:t>Disgust</w:t>
+      </w:r>
+      <w:r>
+        <w:rPr>
+          <w:rFonts w:ascii="Times New Roman" w:hAnsi="Times New Roman"/>
+          <w:sz w:val="24"/>
+        </w:rPr>
+        <w:t xml:space="preserve"> | 0.5709 | </w:t>
+      </w:r>
+      <w:r>
+        <w:rPr>
+          <w:rFonts w:ascii="Times New Roman" w:hAnsi="Times New Roman"/>
+          <w:b/>
+          <w:sz w:val="24"/>
+        </w:rPr>
+        <w:t>0.9692</w:t>
+      </w:r>
+      <w:r>
+        <w:rPr>
+          <w:rFonts w:ascii="Times New Roman" w:hAnsi="Times New Roman"/>
+          <w:sz w:val="24"/>
+        </w:rPr>
+        <w:t xml:space="preserve"> | </w:t>
+      </w:r>
+      <w:r>
+        <w:rPr>
+          <w:rFonts w:ascii="Times New Roman" w:hAnsi="Times New Roman"/>
+          <w:b/>
+          <w:sz w:val="24"/>
+        </w:rPr>
+        <w:t>0.7178</w:t>
+      </w:r>
+      <w:r>
+        <w:rPr>
+          <w:rFonts w:ascii="Times New Roman" w:hAnsi="Times New Roman"/>
+          <w:sz w:val="24"/>
+        </w:rPr>
+        <w:t xml:space="preserve"> | 617 |</w:t>
       </w:r>
     </w:p>
     <w:p>
       <w:pPr>
         <w:spacing w:line="276" w:lineRule="auto" w:after="120"/>
       </w:pPr>
-      <w:r>
-        <w:t>| **Trust** | **0.6842** | 0.0637 | 0.1166 | 204 |</w:t>
+      <w:r/>
+      <w:r>
+        <w:rPr>
+          <w:rFonts w:ascii="Times New Roman" w:hAnsi="Times New Roman"/>
+          <w:sz w:val="24"/>
+        </w:rPr>
+        <w:t xml:space="preserve">| </w:t>
+      </w:r>
+      <w:r>
+        <w:rPr>
+          <w:rFonts w:ascii="Times New Roman" w:hAnsi="Times New Roman"/>
+          <w:b/>
+          <w:sz w:val="24"/>
+        </w:rPr>
+        <w:t>Trust</w:t>
+      </w:r>
+      <w:r>
+        <w:rPr>
+          <w:rFonts w:ascii="Times New Roman" w:hAnsi="Times New Roman"/>
+          <w:sz w:val="24"/>
+        </w:rPr>
+        <w:t xml:space="preserve"> | </w:t>
+      </w:r>
+      <w:r>
+        <w:rPr>
+          <w:rFonts w:ascii="Times New Roman" w:hAnsi="Times New Roman"/>
+          <w:b/>
+          <w:sz w:val="24"/>
+        </w:rPr>
+        <w:t>0.6842</w:t>
+      </w:r>
+      <w:r>
+        <w:rPr>
+          <w:rFonts w:ascii="Times New Roman" w:hAnsi="Times New Roman"/>
+          <w:sz w:val="24"/>
+        </w:rPr>
+        <w:t xml:space="preserve"> | 0.0637 | 0.1166 | 204 |</w:t>
       </w:r>
     </w:p>
     <w:p>
       <w:pPr>
         <w:spacing w:line="276" w:lineRule="auto" w:after="120"/>
       </w:pPr>
-      <w:r>
-        <w:t>| **Neutral** | 0.3571 | 0.0385 | 0.0694 | 130 |</w:t>
+      <w:r/>
+      <w:r>
+        <w:rPr>
+          <w:rFonts w:ascii="Times New Roman" w:hAnsi="Times New Roman"/>
+          <w:sz w:val="24"/>
+        </w:rPr>
+        <w:t xml:space="preserve">| </w:t>
+      </w:r>
+      <w:r>
+        <w:rPr>
+          <w:rFonts w:ascii="Times New Roman" w:hAnsi="Times New Roman"/>
+          <w:b/>
+          <w:sz w:val="24"/>
+        </w:rPr>
+        <w:t>Neutral</w:t>
+      </w:r>
+      <w:r>
+        <w:rPr>
+          <w:rFonts w:ascii="Times New Roman" w:hAnsi="Times New Roman"/>
+          <w:sz w:val="24"/>
+        </w:rPr>
+        <w:t xml:space="preserve"> | 0.3571 | 0.0385 | 0.0694 | 130 |</w:t>
       </w:r>
     </w:p>
     <w:p>
       <w:pPr>
         <w:spacing w:line="276" w:lineRule="auto" w:after="120"/>
       </w:pPr>
-      <w:r>
-        <w:t>| **Anticipation** | 0.0000 | 0.0000 | 0.0000 | 90 |</w:t>
+      <w:r/>
+      <w:r>
+        <w:rPr>
+          <w:rFonts w:ascii="Times New Roman" w:hAnsi="Times New Roman"/>
+          <w:sz w:val="24"/>
+        </w:rPr>
+        <w:t xml:space="preserve">| </w:t>
+      </w:r>
+      <w:r>
+        <w:rPr>
+          <w:rFonts w:ascii="Times New Roman" w:hAnsi="Times New Roman"/>
+          <w:b/>
+          <w:sz w:val="24"/>
+        </w:rPr>
+        <w:t>Anticipation</w:t>
+      </w:r>
+      <w:r>
+        <w:rPr>
+          <w:rFonts w:ascii="Times New Roman" w:hAnsi="Times New Roman"/>
+          <w:sz w:val="24"/>
+        </w:rPr>
+        <w:t xml:space="preserve"> | 0.0000 | 0.0000 | 0.0000 | 90 |</w:t>
       </w:r>
     </w:p>
     <w:p>
       <w:pPr>
         <w:spacing w:line="276" w:lineRule="auto" w:after="120"/>
       </w:pPr>
-      <w:r>
-        <w:t>| **Anger** | 0.0000 | 0.0000 | 0.0000 | 9 |</w:t>
+      <w:r/>
+      <w:r>
+        <w:rPr>
+          <w:rFonts w:ascii="Times New Roman" w:hAnsi="Times New Roman"/>
+          <w:sz w:val="24"/>
+        </w:rPr>
+        <w:t xml:space="preserve">| </w:t>
+      </w:r>
+      <w:r>
+        <w:rPr>
+          <w:rFonts w:ascii="Times New Roman" w:hAnsi="Times New Roman"/>
+          <w:b/>
+          <w:sz w:val="24"/>
+        </w:rPr>
+        <w:t>Anger</w:t>
+      </w:r>
+      <w:r>
+        <w:rPr>
+          <w:rFonts w:ascii="Times New Roman" w:hAnsi="Times New Roman"/>
+          <w:sz w:val="24"/>
+        </w:rPr>
+        <w:t xml:space="preserve"> | 0.0000 | 0.0000 | 0.0000 | 9 |</w:t>
       </w:r>
     </w:p>
     <w:p>
       <w:pPr>
         <w:spacing w:line="276" w:lineRule="auto" w:after="120"/>
       </w:pPr>
-      <w:r>
-        <w:t>| **Sadness** | 0.0000 | 0.0000 | 0.0000 | 3 |</w:t>
+      <w:r/>
+      <w:r>
+        <w:rPr>
+          <w:rFonts w:ascii="Times New Roman" w:hAnsi="Times New Roman"/>
+          <w:sz w:val="24"/>
+        </w:rPr>
+        <w:t xml:space="preserve">| </w:t>
+      </w:r>
+      <w:r>
+        <w:rPr>
+          <w:rFonts w:ascii="Times New Roman" w:hAnsi="Times New Roman"/>
+          <w:b/>
+          <w:sz w:val="24"/>
+        </w:rPr>
+        <w:t>Sadness</w:t>
+      </w:r>
+      <w:r>
+        <w:rPr>
+          <w:rFonts w:ascii="Times New Roman" w:hAnsi="Times New Roman"/>
+          <w:sz w:val="24"/>
+        </w:rPr>
+        <w:t xml:space="preserve"> | 0.0000 | 0.0000 | 0.0000 | 3 |</w:t>
       </w:r>
     </w:p>
     <w:p>
       <w:pPr>
         <w:spacing w:line="276" w:lineRule="auto" w:after="120"/>
       </w:pPr>
-      <w:r>
-        <w:t>| **Accuracy** | — | — | **57.45%** | 1,053 |</w:t>
+      <w:r/>
+      <w:r>
+        <w:rPr>
+          <w:rFonts w:ascii="Times New Roman" w:hAnsi="Times New Roman"/>
+          <w:sz w:val="24"/>
+        </w:rPr>
+        <w:t xml:space="preserve">| </w:t>
+      </w:r>
+      <w:r>
+        <w:rPr>
+          <w:rFonts w:ascii="Times New Roman" w:hAnsi="Times New Roman"/>
+          <w:b/>
+          <w:sz w:val="24"/>
+        </w:rPr>
+        <w:t>Accuracy</w:t>
+      </w:r>
+      <w:r>
+        <w:rPr>
+          <w:rFonts w:ascii="Times New Roman" w:hAnsi="Times New Roman"/>
+          <w:sz w:val="24"/>
+        </w:rPr>
+        <w:t xml:space="preserve"> | — | — | </w:t>
+      </w:r>
+      <w:r>
+        <w:rPr>
+          <w:rFonts w:ascii="Times New Roman" w:hAnsi="Times New Roman"/>
+          <w:b/>
+          <w:sz w:val="24"/>
+        </w:rPr>
+        <w:t>57.45%</w:t>
+      </w:r>
+      <w:r>
+        <w:rPr>
+          <w:rFonts w:ascii="Times New Roman" w:hAnsi="Times New Roman"/>
+          <w:sz w:val="24"/>
+        </w:rPr>
+        <w:t xml:space="preserve"> | 1,053 |</w:t>
       </w:r>
     </w:p>
     <w:p>
       <w:pPr>
         <w:spacing w:line="276" w:lineRule="auto" w:after="120"/>
       </w:pPr>
-      <w:r>
-        <w:t>| **Macro Average** | 0.1791 | 0.1190 | **0.1444** | 1,053 |</w:t>
+      <w:r/>
+      <w:r>
+        <w:rPr>
+          <w:rFonts w:ascii="Times New Roman" w:hAnsi="Times New Roman"/>
+          <w:sz w:val="24"/>
+        </w:rPr>
+        <w:t xml:space="preserve">| </w:t>
+      </w:r>
+      <w:r>
+        <w:rPr>
+          <w:rFonts w:ascii="Times New Roman" w:hAnsi="Times New Roman"/>
+          <w:b/>
+          <w:sz w:val="24"/>
+        </w:rPr>
+        <w:t>Macro Average</w:t>
+      </w:r>
+      <w:r>
+        <w:rPr>
+          <w:rFonts w:ascii="Times New Roman" w:hAnsi="Times New Roman"/>
+          <w:sz w:val="24"/>
+        </w:rPr>
+        <w:t xml:space="preserve"> | 0.1791 | 0.1190 | </w:t>
+      </w:r>
+      <w:r>
+        <w:rPr>
+          <w:rFonts w:ascii="Times New Roman" w:hAnsi="Times New Roman"/>
+          <w:b/>
+          <w:sz w:val="24"/>
+        </w:rPr>
+        <w:t>0.1444</w:t>
+      </w:r>
+      <w:r>
+        <w:rPr>
+          <w:rFonts w:ascii="Times New Roman" w:hAnsi="Times New Roman"/>
+          <w:sz w:val="24"/>
+        </w:rPr>
+        <w:t xml:space="preserve"> | 1,053 |</w:t>
       </w:r>
     </w:p>
     <w:p>
       <w:pPr>
         <w:spacing w:line="276" w:lineRule="auto" w:after="120"/>
       </w:pPr>
-      <w:r>
-        <w:t>| **Weighted Average** | 0.4738 | 0.5745 | **0.4563** | 1,053 |</w:t>
+      <w:r/>
+      <w:r>
+        <w:rPr>
+          <w:rFonts w:ascii="Times New Roman" w:hAnsi="Times New Roman"/>
+          <w:sz w:val="24"/>
+        </w:rPr>
+        <w:t xml:space="preserve">| </w:t>
+      </w:r>
+      <w:r>
+        <w:rPr>
+          <w:rFonts w:ascii="Times New Roman" w:hAnsi="Times New Roman"/>
+          <w:b/>
+          <w:sz w:val="24"/>
+        </w:rPr>
+        <w:t>Weighted Average</w:t>
+      </w:r>
+      <w:r>
+        <w:rPr>
+          <w:rFonts w:ascii="Times New Roman" w:hAnsi="Times New Roman"/>
+          <w:sz w:val="24"/>
+        </w:rPr>
+        <w:t xml:space="preserve"> | 0.4738 | 0.5745 | </w:t>
+      </w:r>
+      <w:r>
+        <w:rPr>
+          <w:rFonts w:ascii="Times New Roman" w:hAnsi="Times New Roman"/>
+          <w:b/>
+          <w:sz w:val="24"/>
+        </w:rPr>
+        <w:t>0.4563</w:t>
+      </w:r>
+      <w:r>
+        <w:rPr>
+          <w:rFonts w:ascii="Times New Roman" w:hAnsi="Times New Roman"/>
+          <w:sz w:val="24"/>
+        </w:rPr>
+        <w:t xml:space="preserve"> | 1,053 |</w:t>
       </w:r>
     </w:p>
     <w:p>
       <w:pPr>
         <w:spacing w:line="276" w:lineRule="auto" w:after="120"/>
       </w:pPr>
-      <w:r>
-        <w:t>On the balanced binary benchmark for sarcasm detection, the pipeline achieved an overall accuracy of **83.00%** and a **Macro F1 of 0.8122**. In 9-class modeling, the model prioritized sensitivity to the primary crisis driver, capturing **$96.92\%$ of all empirical Disgust instances**. Confusion matrix analysis revealed that misclassifications primarily stemmed from linguistic overlap: sarcastic Trust texts were remapped into Disgust due to the model detecting embedded physical complaint lemmas.</w:t>
+      <w:r/>
+      <w:r>
+        <w:rPr>
+          <w:rFonts w:ascii="Times New Roman" w:hAnsi="Times New Roman"/>
+          <w:sz w:val="24"/>
+        </w:rPr>
+        <w:t xml:space="preserve">On the balanced binary benchmark for sarcasm detection, the pipeline achieved an overall accuracy of </w:t>
+      </w:r>
+      <w:r>
+        <w:rPr>
+          <w:rFonts w:ascii="Times New Roman" w:hAnsi="Times New Roman"/>
+          <w:b/>
+          <w:sz w:val="24"/>
+        </w:rPr>
+        <w:t>83.00%</w:t>
+      </w:r>
+      <w:r>
+        <w:rPr>
+          <w:rFonts w:ascii="Times New Roman" w:hAnsi="Times New Roman"/>
+          <w:sz w:val="24"/>
+        </w:rPr>
+        <w:t xml:space="preserve"> and a </w:t>
+      </w:r>
+      <w:r>
+        <w:rPr>
+          <w:rFonts w:ascii="Times New Roman" w:hAnsi="Times New Roman"/>
+          <w:b/>
+          <w:sz w:val="24"/>
+        </w:rPr>
+        <w:t>Macro F1 of 0.8122</w:t>
+      </w:r>
+      <w:r>
+        <w:rPr>
+          <w:rFonts w:ascii="Times New Roman" w:hAnsi="Times New Roman"/>
+          <w:sz w:val="24"/>
+        </w:rPr>
+        <w:t xml:space="preserve">. In 9-class modeling, the model prioritized sensitivity to the primary crisis driver, capturing </w:t>
+      </w:r>
+      <w:r>
+        <w:rPr>
+          <w:rFonts w:ascii="Times New Roman" w:hAnsi="Times New Roman"/>
+          <w:b/>
+          <w:sz w:val="24"/>
+        </w:rPr>
+        <w:t>$96.92\%$ of all empirical Disgust instances</w:t>
+      </w:r>
+      <w:r>
+        <w:rPr>
+          <w:rFonts w:ascii="Times New Roman" w:hAnsi="Times New Roman"/>
+          <w:sz w:val="24"/>
+        </w:rPr>
+        <w:t>. Confusion matrix analysis revealed that misclassifications primarily stemmed from linguistic overlap: sarcastic Trust texts were remapped into Disgust due to the model detecting embedded physical complaint lemmas.</w:t>
       </w:r>
     </w:p>
     <w:p>
@@ -1283,32 +3661,157 @@
       <w:pPr>
         <w:spacing w:line="276" w:lineRule="auto" w:after="120"/>
       </w:pPr>
-      <w:r>
-        <w:t>| **Logistics &amp; Distribution** | 403 | 318 | **78.91%** | 21 | 5.21% | 15.88% |</w:t>
+      <w:r/>
+      <w:r>
+        <w:rPr>
+          <w:rFonts w:ascii="Times New Roman" w:hAnsi="Times New Roman"/>
+          <w:sz w:val="24"/>
+        </w:rPr>
+        <w:t xml:space="preserve">| </w:t>
+      </w:r>
+      <w:r>
+        <w:rPr>
+          <w:rFonts w:ascii="Times New Roman" w:hAnsi="Times New Roman"/>
+          <w:b/>
+          <w:sz w:val="24"/>
+        </w:rPr>
+        <w:t>Logistics &amp; Distribution</w:t>
+      </w:r>
+      <w:r>
+        <w:rPr>
+          <w:rFonts w:ascii="Times New Roman" w:hAnsi="Times New Roman"/>
+          <w:sz w:val="24"/>
+        </w:rPr>
+        <w:t xml:space="preserve"> | 403 | 318 | </w:t>
+      </w:r>
+      <w:r>
+        <w:rPr>
+          <w:rFonts w:ascii="Times New Roman" w:hAnsi="Times New Roman"/>
+          <w:b/>
+          <w:sz w:val="24"/>
+        </w:rPr>
+        <w:t>78.91%</w:t>
+      </w:r>
+      <w:r>
+        <w:rPr>
+          <w:rFonts w:ascii="Times New Roman" w:hAnsi="Times New Roman"/>
+          <w:sz w:val="24"/>
+        </w:rPr>
+        <w:t xml:space="preserve"> | 21 | 5.21% | 15.88% |</w:t>
       </w:r>
     </w:p>
     <w:p>
       <w:pPr>
         <w:spacing w:line="276" w:lineRule="auto" w:after="120"/>
       </w:pPr>
-      <w:r>
-        <w:t>| **Budget Allocation &amp; Vendors**| 535 | 412 | **77.01%** | 23 | 4.30% | 18.69% |</w:t>
+      <w:r/>
+      <w:r>
+        <w:rPr>
+          <w:rFonts w:ascii="Times New Roman" w:hAnsi="Times New Roman"/>
+          <w:sz w:val="24"/>
+        </w:rPr>
+        <w:t xml:space="preserve">| </w:t>
+      </w:r>
+      <w:r>
+        <w:rPr>
+          <w:rFonts w:ascii="Times New Roman" w:hAnsi="Times New Roman"/>
+          <w:b/>
+          <w:sz w:val="24"/>
+        </w:rPr>
+        <w:t>Budget Allocation &amp; Vendors</w:t>
+      </w:r>
+      <w:r>
+        <w:rPr>
+          <w:rFonts w:ascii="Times New Roman" w:hAnsi="Times New Roman"/>
+          <w:sz w:val="24"/>
+        </w:rPr>
+        <w:t xml:space="preserve">| 535 | 412 | </w:t>
+      </w:r>
+      <w:r>
+        <w:rPr>
+          <w:rFonts w:ascii="Times New Roman" w:hAnsi="Times New Roman"/>
+          <w:b/>
+          <w:sz w:val="24"/>
+        </w:rPr>
+        <w:t>77.01%</w:t>
+      </w:r>
+      <w:r>
+        <w:rPr>
+          <w:rFonts w:ascii="Times New Roman" w:hAnsi="Times New Roman"/>
+          <w:sz w:val="24"/>
+        </w:rPr>
+        <w:t xml:space="preserve"> | 23 | 4.30% | 18.69% |</w:t>
       </w:r>
     </w:p>
     <w:p>
       <w:pPr>
         <w:spacing w:line="276" w:lineRule="auto" w:after="120"/>
       </w:pPr>
-      <w:r>
-        <w:t>| **Food Nutritional Quality** | 1,344 | 956 | **71.13%** | 119 | 8.85% | 20.01% |</w:t>
+      <w:r/>
+      <w:r>
+        <w:rPr>
+          <w:rFonts w:ascii="Times New Roman" w:hAnsi="Times New Roman"/>
+          <w:sz w:val="24"/>
+        </w:rPr>
+        <w:t xml:space="preserve">| </w:t>
+      </w:r>
+      <w:r>
+        <w:rPr>
+          <w:rFonts w:ascii="Times New Roman" w:hAnsi="Times New Roman"/>
+          <w:b/>
+          <w:sz w:val="24"/>
+        </w:rPr>
+        <w:t>Food Nutritional Quality</w:t>
+      </w:r>
+      <w:r>
+        <w:rPr>
+          <w:rFonts w:ascii="Times New Roman" w:hAnsi="Times New Roman"/>
+          <w:sz w:val="24"/>
+        </w:rPr>
+        <w:t xml:space="preserve"> | 1,344 | 956 | </w:t>
+      </w:r>
+      <w:r>
+        <w:rPr>
+          <w:rFonts w:ascii="Times New Roman" w:hAnsi="Times New Roman"/>
+          <w:b/>
+          <w:sz w:val="24"/>
+        </w:rPr>
+        <w:t>71.13%</w:t>
+      </w:r>
+      <w:r>
+        <w:rPr>
+          <w:rFonts w:ascii="Times New Roman" w:hAnsi="Times New Roman"/>
+          <w:sz w:val="24"/>
+        </w:rPr>
+        <w:t xml:space="preserve"> | 119 | 8.85% | 20.01% |</w:t>
       </w:r>
     </w:p>
     <w:p>
       <w:pPr>
         <w:spacing w:line="276" w:lineRule="auto" w:after="120"/>
       </w:pPr>
-      <w:r>
-        <w:t>Across all three operational aspects, Disgust exceeded $70\%$, peaking at $78.91\%$ in Logistics and $77.01\%$ in Budget Allocation. This provides empirical proof of the *Phygital Gap*: negative affect was not an abstract political grievance, but an intense rejection of operational failures in delivery timing, budget misappropriation, and inadequate dietary portion sizes.</w:t>
+      <w:r/>
+      <w:r>
+        <w:rPr>
+          <w:rFonts w:ascii="Times New Roman" w:hAnsi="Times New Roman"/>
+          <w:sz w:val="24"/>
+        </w:rPr>
+        <w:t xml:space="preserve">Across all three operational aspects, Disgust exceeded $70\%$, peaking at $78.91\% in Logistics and 77.01\%$ in Budget Allocation. This provides empirical proof of the </w:t>
+      </w:r>
+      <w:r>
+        <w:rPr>
+          <w:rFonts w:ascii="Times New Roman" w:hAnsi="Times New Roman"/>
+          <w:i/>
+          <w:sz w:val="24"/>
+        </w:rPr>
+        <w:t>Phygital Gap</w:t>
+      </w:r>
+      <w:r>
+        <w:rPr>
+          <w:rFonts w:ascii="Times New Roman" w:hAnsi="Times New Roman"/>
+          <w:sz w:val="24"/>
+        </w:rPr>
+        <w:t>: negative affect was not an abstract political grievance, but an intense rejection of operational failures in delivery timing, budget misappropriation, and inadequate dietary portion sizes.</w:t>
       </w:r>
     </w:p>
     <w:p>
@@ -1341,16 +3844,71 @@
       <w:pPr>
         <w:spacing w:line="276" w:lineRule="auto" w:after="120"/>
       </w:pPr>
-      <w:r>
-        <w:t>The empirical findings substantiate the central theoretical proposition of this study: the crisis of the MBG program represents a textbook manifestation of the **Phygital Gap** (Kotler et al., 2023) transposed into public policy communication. In corporate marketing, a phygital gap erodes brand equity; in public governance, it destroys democratic legitimacy. The government succeeded in crafting an appealing digital vision of national nutritional sovereignty across press releases, social media infographics, and broadcast announcements. However, when the physical deliverable—the meal tray—arrived at schools in unhygienic states or with minimal portions, citizens experienced sharp sensory betrayal.</w:t>
+      <w:r/>
+      <w:r>
+        <w:rPr>
+          <w:rFonts w:ascii="Times New Roman" w:hAnsi="Times New Roman"/>
+          <w:sz w:val="24"/>
+        </w:rPr>
+        <w:t xml:space="preserve">The empirical findings substantiate the central theoretical proposition of this study: the crisis of the MBG program represents a textbook manifestation of the </w:t>
+      </w:r>
+      <w:r>
+        <w:rPr>
+          <w:rFonts w:ascii="Times New Roman" w:hAnsi="Times New Roman"/>
+          <w:b/>
+          <w:sz w:val="24"/>
+        </w:rPr>
+        <w:t>Phygital Gap</w:t>
+      </w:r>
+      <w:r>
+        <w:rPr>
+          <w:rFonts w:ascii="Times New Roman" w:hAnsi="Times New Roman"/>
+          <w:sz w:val="24"/>
+        </w:rPr>
+        <w:t xml:space="preserve"> (Kotler et al., 2023) transposed into public policy communication. In corporate marketing, a phygital gap erodes brand equity; in public governance, it destroys democratic legitimacy. The government succeeded in crafting an appealing digital vision of national nutritional sovereignty across press releases, social media infographics, and broadcast announcements. However, when the physical deliverable—the meal tray—arrived at schools in unhygienic states or with minimal portions, citizens experienced sharp sensory betrayal.</w:t>
       </w:r>
     </w:p>
     <w:p>
       <w:pPr>
         <w:spacing w:line="276" w:lineRule="auto" w:after="120"/>
       </w:pPr>
-      <w:r>
-        <w:t>The dominance of **Disgust (56.24%)** over **Anger (1.05%)** is sociologically profound. In political psychology, anger is an approach-oriented emotion that motivates political activism, protest, and demands for institutional reform. Disgust, conversely, is an avoidance-oriented visceral emotion triggered by physical contaminants, spoiled food, and moral revulsion. By failing at the physical touchpoint, the government reduced a multi-trillion rupiah national policy into an object of physical disgust.</w:t>
+      <w:r/>
+      <w:r>
+        <w:rPr>
+          <w:rFonts w:ascii="Times New Roman" w:hAnsi="Times New Roman"/>
+          <w:sz w:val="24"/>
+        </w:rPr>
+        <w:t xml:space="preserve">The dominance of </w:t>
+      </w:r>
+      <w:r>
+        <w:rPr>
+          <w:rFonts w:ascii="Times New Roman" w:hAnsi="Times New Roman"/>
+          <w:b/>
+          <w:sz w:val="24"/>
+        </w:rPr>
+        <w:t>Disgust (56.24%)</w:t>
+      </w:r>
+      <w:r>
+        <w:rPr>
+          <w:rFonts w:ascii="Times New Roman" w:hAnsi="Times New Roman"/>
+          <w:sz w:val="24"/>
+        </w:rPr>
+        <w:t xml:space="preserve"> over </w:t>
+      </w:r>
+      <w:r>
+        <w:rPr>
+          <w:rFonts w:ascii="Times New Roman" w:hAnsi="Times New Roman"/>
+          <w:b/>
+          <w:sz w:val="24"/>
+        </w:rPr>
+        <w:t>Anger (1.05%)</w:t>
+      </w:r>
+      <w:r>
+        <w:rPr>
+          <w:rFonts w:ascii="Times New Roman" w:hAnsi="Times New Roman"/>
+          <w:sz w:val="24"/>
+        </w:rPr>
+        <w:t xml:space="preserve"> is sociologically profound. In political psychology, anger is an approach-oriented emotion that motivates political activism, protest, and demands for institutional reform. Disgust, conversely, is an avoidance-oriented visceral emotion triggered by physical contaminants, spoiled food, and moral revulsion. By failing at the physical touchpoint, the government reduced a multi-trillion rupiah national policy into an object of physical disgust.</w:t>
       </w:r>
     </w:p>
     <w:p>
@@ -1366,16 +3924,71 @@
       <w:pPr>
         <w:spacing w:line="276" w:lineRule="auto" w:after="120"/>
       </w:pPr>
-      <w:r>
-        <w:t>Habermas (2006) cautioned that internet-mediated public spheres risk communicative anarchism without institutional mediating structures. The topological network metrics of the MBG discourse provide startling empirical support for this warning. A modularity score of **$Q = 0.9837$** is extraordinarily high in political communication networks, where modularity typically ranges between $0.40$ and $0.65$ (Newman, 2006). Rather than dividing into a classic bi-polar structure (e.g., government supporters vs. opposition partisans), the discourse disintegrated into **332 isolated communicative islands**.</w:t>
+      <w:r/>
+      <w:r>
+        <w:rPr>
+          <w:rFonts w:ascii="Times New Roman" w:hAnsi="Times New Roman"/>
+          <w:sz w:val="24"/>
+        </w:rPr>
+        <w:t xml:space="preserve">Habermas (2006) cautioned that internet-mediated public spheres risk communicative anarchism without institutional mediating structures. The topological network metrics of the MBG discourse provide startling empirical support for this warning. A modularity score of </w:t>
+      </w:r>
+      <w:r>
+        <w:rPr>
+          <w:rFonts w:ascii="Times New Roman" w:hAnsi="Times New Roman"/>
+          <w:b/>
+          <w:sz w:val="24"/>
+        </w:rPr>
+        <w:t>$Q = 0.9837$</w:t>
+      </w:r>
+      <w:r>
+        <w:rPr>
+          <w:rFonts w:ascii="Times New Roman" w:hAnsi="Times New Roman"/>
+          <w:sz w:val="24"/>
+        </w:rPr>
+        <w:t xml:space="preserve"> is extraordinarily high in political communication networks, where modularity typically ranges between $0.40 and 0.65$ (Newman, 2006). Rather than dividing into a classic bi-polar structure (e.g., government supporters vs. opposition partisans), the discourse disintegrated into </w:t>
+      </w:r>
+      <w:r>
+        <w:rPr>
+          <w:rFonts w:ascii="Times New Roman" w:hAnsi="Times New Roman"/>
+          <w:b/>
+          <w:sz w:val="24"/>
+        </w:rPr>
+        <w:t>332 isolated communicative islands</w:t>
+      </w:r>
+      <w:r>
+        <w:rPr>
+          <w:rFonts w:ascii="Times New Roman" w:hAnsi="Times New Roman"/>
+          <w:sz w:val="24"/>
+        </w:rPr>
+        <w:t>.</w:t>
       </w:r>
     </w:p>
     <w:p>
       <w:pPr>
         <w:spacing w:line="276" w:lineRule="auto" w:after="120"/>
       </w:pPr>
-      <w:r>
-        <w:t>Coupled with a reciprocity rate of only **1.21%**, this reveals that the digital discourse was functionally dead as a deliberative space. Citizens broadcasted their frustration into localized micro-clusters, while government actors failed to engage in reciprocal dialogue. The giant component captured only $9.17\%$ of nodes, proving that no single narrative could bridge the fragmented silos.</w:t>
+      <w:r/>
+      <w:r>
+        <w:rPr>
+          <w:rFonts w:ascii="Times New Roman" w:hAnsi="Times New Roman"/>
+          <w:sz w:val="24"/>
+        </w:rPr>
+        <w:t xml:space="preserve">Coupled with a reciprocity rate of only </w:t>
+      </w:r>
+      <w:r>
+        <w:rPr>
+          <w:rFonts w:ascii="Times New Roman" w:hAnsi="Times New Roman"/>
+          <w:b/>
+          <w:sz w:val="24"/>
+        </w:rPr>
+        <w:t>1.21%</w:t>
+      </w:r>
+      <w:r>
+        <w:rPr>
+          <w:rFonts w:ascii="Times New Roman" w:hAnsi="Times New Roman"/>
+          <w:sz w:val="24"/>
+        </w:rPr>
+        <w:t>, this reveals that the digital discourse was functionally dead as a deliberative space. Citizens broadcasted their frustration into localized micro-clusters, while government actors failed to engage in reciprocal dialogue. The giant component captured only $9.17\%$ of nodes, proving that no single narrative could bridge the fragmented silos.</w:t>
       </w:r>
     </w:p>
     <w:p>
@@ -1391,8 +4004,13 @@
       <w:pPr>
         <w:spacing w:line="276" w:lineRule="auto" w:after="120"/>
       </w:pPr>
-      <w:r>
-        <w:t>Perhaps the most transformative empirical finding is the communicative role assumed by artificial intelligence. In classical crisis communication models (Coombs, 2007), epistemic authority rests with institutional leaders, official spokespersons, or verified investigative journalists. In this network, however, `@grok` achieved an Out-Degree of 42, dominating the graph's broadcasting capability, while `@prabowo` remained silent ($C_{</w:t>
+      <w:r/>
+      <w:r>
+        <w:rPr>
+          <w:rFonts w:ascii="Times New Roman" w:hAnsi="Times New Roman"/>
+          <w:sz w:val="24"/>
+        </w:rPr>
+        <w:t>Perhaps the most transformative empirical finding is the communicative role assumed by artificial intelligence. In classical crisis communication models (Coombs, 2007), epistemic authority rests with institutional leaders, official spokespersons, or verified investigative journalists. In this network, however, @grok achieved an Out-Degree of 42, dominating the graph's broadcasting capability, while @prabowo remained silent ($C_{</w:t>
         <w:tab/>
         <w:t>ext{out}} = 0$).</w:t>
       </w:r>
@@ -1401,8 +4019,43 @@
       <w:pPr>
         <w:spacing w:line="276" w:lineRule="auto" w:after="120"/>
       </w:pPr>
-      <w:r>
-        <w:t>When state actors create a **Power Vacuum** by failing to respond to legitimate operational queries, digital citizens do not abandon inquiry; instead, they pivot to synthetic authority. Netizens tagged `@grok` to verify contract values, calculate vendor margins, and cross-reference nutritional standards. The AI agent operated as an impartial *Algorithmic Oracle*, synthesizing facts in real time. This signals a historic paradigm shift in digital public relations: future state communication strategies will not merely interact with human journalists or influencers, but must contend with autonomous algorithms operating as primary epistemic gatekeepers in the network.</w:t>
+      <w:r/>
+      <w:r>
+        <w:rPr>
+          <w:rFonts w:ascii="Times New Roman" w:hAnsi="Times New Roman"/>
+          <w:sz w:val="24"/>
+        </w:rPr>
+        <w:t xml:space="preserve">When state actors create a </w:t>
+      </w:r>
+      <w:r>
+        <w:rPr>
+          <w:rFonts w:ascii="Times New Roman" w:hAnsi="Times New Roman"/>
+          <w:b/>
+          <w:sz w:val="24"/>
+        </w:rPr>
+        <w:t>Power Vacuum</w:t>
+      </w:r>
+      <w:r>
+        <w:rPr>
+          <w:rFonts w:ascii="Times New Roman" w:hAnsi="Times New Roman"/>
+          <w:sz w:val="24"/>
+        </w:rPr>
+        <w:t xml:space="preserve"> by failing to respond to legitimate operational queries, digital citizens do not abandon inquiry; instead, they pivot to synthetic authority. Netizens tagged @grok to verify contract values, calculate vendor margins, and cross-reference nutritional standards. The AI agent operated as an impartial </w:t>
+      </w:r>
+      <w:r>
+        <w:rPr>
+          <w:rFonts w:ascii="Times New Roman" w:hAnsi="Times New Roman"/>
+          <w:i/>
+          <w:sz w:val="24"/>
+        </w:rPr>
+        <w:t>Algorithmic Oracle</w:t>
+      </w:r>
+      <w:r>
+        <w:rPr>
+          <w:rFonts w:ascii="Times New Roman" w:hAnsi="Times New Roman"/>
+          <w:sz w:val="24"/>
+        </w:rPr>
+        <w:t>, synthesizing facts in real time. This signals a historic paradigm shift in digital public relations: future state communication strategies will not merely interact with human journalists or influencers, but must contend with autonomous algorithms operating as primary epistemic gatekeepers in the network.</w:t>
       </w:r>
     </w:p>
     <w:p>
@@ -1418,8 +4071,28 @@
       <w:pPr>
         <w:spacing w:line="276" w:lineRule="auto" w:after="120"/>
       </w:pPr>
-      <w:r>
-        <w:t>The identification of 315 validated sarcastic tweets ($9.28\%$) and 181 sharp binary contradictions reflects the tactical adaptation of Indonesian digital rhetoric. Facing potential legal consequences under defamation and electronic information laws (UU ITE), citizens weaponized *Pretense Theory* (Clark &amp; Gerrig, 1984). Netizens praised the program's 'luxury' while attaching emojis indicating nausea (🤮) or foolishness (🤡). This semiotic incongruity served as an effective cloaking mechanism against automated sentiment tracking systems that rely on superficial keyword dictionaries, preserving critical dissent within algorithmic public spheres.</w:t>
+      <w:r/>
+      <w:r>
+        <w:rPr>
+          <w:rFonts w:ascii="Times New Roman" w:hAnsi="Times New Roman"/>
+          <w:sz w:val="24"/>
+        </w:rPr>
+        <w:t xml:space="preserve">The identification of 315 validated sarcastic tweets ($9.28\%$) and 181 sharp binary contradictions reflects the tactical adaptation of Indonesian digital rhetoric. Facing potential legal consequences under defamation and electronic information laws (UU ITE), citizens weaponized </w:t>
+      </w:r>
+      <w:r>
+        <w:rPr>
+          <w:rFonts w:ascii="Times New Roman" w:hAnsi="Times New Roman"/>
+          <w:i/>
+          <w:sz w:val="24"/>
+        </w:rPr>
+        <w:t>Pretense Theory</w:t>
+      </w:r>
+      <w:r>
+        <w:rPr>
+          <w:rFonts w:ascii="Times New Roman" w:hAnsi="Times New Roman"/>
+          <w:sz w:val="24"/>
+        </w:rPr>
+        <w:t xml:space="preserve"> (Clark &amp; Gerrig, 1984). Netizens praised the program's 'luxury' while attaching emojis indicating nausea (🤮) or foolishness (🤡). This semiotic incongruity served as an effective cloaking mechanism against automated sentiment tracking systems that rely on superficial keyword dictionaries, preserving critical dissent within algorithmic public spheres.</w:t>
       </w:r>
     </w:p>
     <w:p>
@@ -1452,24 +4125,99 @@
       <w:pPr>
         <w:spacing w:line="276" w:lineRule="auto" w:after="120"/>
       </w:pPr>
-      <w:r>
-        <w:t>1. **Extension of Marketing 6.0 into Public Administration:** This study demonstrates that the *Phygital Gap* is a rigorous, quantifiable construct for evaluating state policy crises, bridging marketing theory with public administration.</w:t>
+      <w:r/>
+      <w:r>
+        <w:rPr>
+          <w:rFonts w:ascii="Times New Roman" w:hAnsi="Times New Roman"/>
+          <w:sz w:val="24"/>
+        </w:rPr>
+        <w:t xml:space="preserve">1. </w:t>
+      </w:r>
+      <w:r>
+        <w:rPr>
+          <w:rFonts w:ascii="Times New Roman" w:hAnsi="Times New Roman"/>
+          <w:b/>
+          <w:sz w:val="24"/>
+        </w:rPr>
+        <w:t>Extension of Marketing 6.0 into Public Administration:</w:t>
+      </w:r>
+      <w:r>
+        <w:rPr>
+          <w:rFonts w:ascii="Times New Roman" w:hAnsi="Times New Roman"/>
+          <w:sz w:val="24"/>
+        </w:rPr>
+        <w:t xml:space="preserve"> This study demonstrates that the </w:t>
+      </w:r>
+      <w:r>
+        <w:rPr>
+          <w:rFonts w:ascii="Times New Roman" w:hAnsi="Times New Roman"/>
+          <w:i/>
+          <w:sz w:val="24"/>
+        </w:rPr>
+        <w:t>Phygital Gap</w:t>
+      </w:r>
+      <w:r>
+        <w:rPr>
+          <w:rFonts w:ascii="Times New Roman" w:hAnsi="Times New Roman"/>
+          <w:sz w:val="24"/>
+        </w:rPr>
+        <w:t xml:space="preserve"> is a rigorous, quantifiable construct for evaluating state policy crises, bridging marketing theory with public administration.</w:t>
       </w:r>
     </w:p>
     <w:p>
       <w:pPr>
         <w:spacing w:line="276" w:lineRule="auto" w:after="120"/>
       </w:pPr>
-      <w:r>
-        <w:t>2. **Tri-Layer CSS Methodological Synthesis:** By synchronizing transformer deep learning (IndoBERT), pragmatics-informed sarcasm detection, and topological SNA, this research presents an integrative blueprint for computational communication science that avoids the reductionism of isolated text or network studies.</w:t>
+      <w:r/>
+      <w:r>
+        <w:rPr>
+          <w:rFonts w:ascii="Times New Roman" w:hAnsi="Times New Roman"/>
+          <w:sz w:val="24"/>
+        </w:rPr>
+        <w:t xml:space="preserve">2. </w:t>
+      </w:r>
+      <w:r>
+        <w:rPr>
+          <w:rFonts w:ascii="Times New Roman" w:hAnsi="Times New Roman"/>
+          <w:b/>
+          <w:sz w:val="24"/>
+        </w:rPr>
+        <w:t>Tri-Layer CSS Methodological Synthesis:</w:t>
+      </w:r>
+      <w:r>
+        <w:rPr>
+          <w:rFonts w:ascii="Times New Roman" w:hAnsi="Times New Roman"/>
+          <w:sz w:val="24"/>
+        </w:rPr>
+        <w:t xml:space="preserve"> By synchronizing transformer deep learning (IndoBERT), pragmatics-informed sarcasm detection, and topological SNA, this research presents an integrative blueprint for computational communication science that avoids the reductionism of isolated text or network studies.</w:t>
       </w:r>
     </w:p>
     <w:p>
       <w:pPr>
         <w:spacing w:line="276" w:lineRule="auto" w:after="120"/>
       </w:pPr>
-      <w:r>
-        <w:t>3. **Conceptualization of the Algorithmic Oracle:** We provide the first empirical documentation of an AI agent functioning as a central communicative authority in an Indonesian public policy crisis network, redefining theories of networked gatekeeping.</w:t>
+      <w:r/>
+      <w:r>
+        <w:rPr>
+          <w:rFonts w:ascii="Times New Roman" w:hAnsi="Times New Roman"/>
+          <w:sz w:val="24"/>
+        </w:rPr>
+        <w:t xml:space="preserve">3. </w:t>
+      </w:r>
+      <w:r>
+        <w:rPr>
+          <w:rFonts w:ascii="Times New Roman" w:hAnsi="Times New Roman"/>
+          <w:b/>
+          <w:sz w:val="24"/>
+        </w:rPr>
+        <w:t>Conceptualization of the Algorithmic Oracle:</w:t>
+      </w:r>
+      <w:r>
+        <w:rPr>
+          <w:rFonts w:ascii="Times New Roman" w:hAnsi="Times New Roman"/>
+          <w:sz w:val="24"/>
+        </w:rPr>
+        <w:t xml:space="preserve"> We provide the first empirical documentation of an AI agent functioning as a central communicative authority in an Indonesian public policy crisis network, redefining theories of networked gatekeeping.</w:t>
       </w:r>
     </w:p>
     <w:p>
@@ -1485,24 +4233,84 @@
       <w:pPr>
         <w:spacing w:line="276" w:lineRule="auto" w:after="120"/>
       </w:pPr>
-      <w:r>
-        <w:t>1. **Closing the Physical Touchpoint:** Public sector communication teams cannot cure an operational crisis with digital spin. PR resources must be directed toward auditing ground-level operational logistics before launching promotional digital campaigns.</w:t>
+      <w:r/>
+      <w:r>
+        <w:rPr>
+          <w:rFonts w:ascii="Times New Roman" w:hAnsi="Times New Roman"/>
+          <w:sz w:val="24"/>
+        </w:rPr>
+        <w:t xml:space="preserve">1. </w:t>
+      </w:r>
+      <w:r>
+        <w:rPr>
+          <w:rFonts w:ascii="Times New Roman" w:hAnsi="Times New Roman"/>
+          <w:b/>
+          <w:sz w:val="24"/>
+        </w:rPr>
+        <w:t>Closing the Physical Touchpoint:</w:t>
+      </w:r>
+      <w:r>
+        <w:rPr>
+          <w:rFonts w:ascii="Times New Roman" w:hAnsi="Times New Roman"/>
+          <w:sz w:val="24"/>
+        </w:rPr>
+        <w:t xml:space="preserve"> Public sector communication teams cannot cure an operational crisis with digital spin. PR resources must be directed toward auditing ground-level operational logistics before launching promotional digital campaigns.</w:t>
       </w:r>
     </w:p>
     <w:p>
       <w:pPr>
         <w:spacing w:line="276" w:lineRule="auto" w:after="120"/>
       </w:pPr>
-      <w:r>
-        <w:t>2. **Eliminating the Power Vacuum:** Institutional communicators must abandon one-way broadcast practices. Establishing responsive, interactive social listening units capable of engaging with citizen inquiries is essential to raise network reciprocity and restore institutional trust.</w:t>
+      <w:r/>
+      <w:r>
+        <w:rPr>
+          <w:rFonts w:ascii="Times New Roman" w:hAnsi="Times New Roman"/>
+          <w:sz w:val="24"/>
+        </w:rPr>
+        <w:t xml:space="preserve">2. </w:t>
+      </w:r>
+      <w:r>
+        <w:rPr>
+          <w:rFonts w:ascii="Times New Roman" w:hAnsi="Times New Roman"/>
+          <w:b/>
+          <w:sz w:val="24"/>
+        </w:rPr>
+        <w:t>Eliminating the Power Vacuum:</w:t>
+      </w:r>
+      <w:r>
+        <w:rPr>
+          <w:rFonts w:ascii="Times New Roman" w:hAnsi="Times New Roman"/>
+          <w:sz w:val="24"/>
+        </w:rPr>
+        <w:t xml:space="preserve"> Institutional communicators must abandon one-way broadcast practices. Establishing responsive, interactive social listening units capable of engaging with citizen inquiries is essential to raise network reciprocity and restore institutional trust.</w:t>
       </w:r>
     </w:p>
     <w:p>
       <w:pPr>
         <w:spacing w:line="276" w:lineRule="auto" w:after="120"/>
       </w:pPr>
-      <w:r>
-        <w:t>3. **Deprecating Binary Sentiment Tools:** Government monitoring dashboards must replace obsolete positive/negative lexicon tools with contextual transformer models capable of decoding sarcasm and granular disgust.</w:t>
+      <w:r/>
+      <w:r>
+        <w:rPr>
+          <w:rFonts w:ascii="Times New Roman" w:hAnsi="Times New Roman"/>
+          <w:sz w:val="24"/>
+        </w:rPr>
+        <w:t xml:space="preserve">3. </w:t>
+      </w:r>
+      <w:r>
+        <w:rPr>
+          <w:rFonts w:ascii="Times New Roman" w:hAnsi="Times New Roman"/>
+          <w:b/>
+          <w:sz w:val="24"/>
+        </w:rPr>
+        <w:t>Deprecating Binary Sentiment Tools:</w:t>
+      </w:r>
+      <w:r>
+        <w:rPr>
+          <w:rFonts w:ascii="Times New Roman" w:hAnsi="Times New Roman"/>
+          <w:sz w:val="24"/>
+        </w:rPr>
+        <w:t xml:space="preserve"> Government monitoring dashboards must replace obsolete positive/negative lexicon tools with contextual transformer models capable of decoding sarcasm and granular disgust.</w:t>
       </w:r>
     </w:p>
     <w:p>
@@ -1534,40 +4342,140 @@
       <w:pPr>
         <w:spacing w:line="276" w:lineRule="auto" w:after="120"/>
       </w:pPr>
-      <w:r>
-        <w:t>1. **Demographic Platform Bias:** Data is derived solely from Platform X, which disproportionately represents urban, educated, and politically active demographics; findings cannot be generalized to the entire offline Indonesian populace.</w:t>
+      <w:r/>
+      <w:r>
+        <w:rPr>
+          <w:rFonts w:ascii="Times New Roman" w:hAnsi="Times New Roman"/>
+          <w:sz w:val="24"/>
+        </w:rPr>
+        <w:t xml:space="preserve">1. </w:t>
+      </w:r>
+      <w:r>
+        <w:rPr>
+          <w:rFonts w:ascii="Times New Roman" w:hAnsi="Times New Roman"/>
+          <w:b/>
+          <w:sz w:val="24"/>
+        </w:rPr>
+        <w:t>Demographic Platform Bias:</w:t>
+      </w:r>
+      <w:r>
+        <w:rPr>
+          <w:rFonts w:ascii="Times New Roman" w:hAnsi="Times New Roman"/>
+          <w:sz w:val="24"/>
+        </w:rPr>
+        <w:t xml:space="preserve"> Data is derived solely from Platform X, which disproportionately represents urban, educated, and politically active demographics; findings cannot be generalized to the entire offline Indonesian populace.</w:t>
       </w:r>
     </w:p>
     <w:p>
       <w:pPr>
         <w:spacing w:line="276" w:lineRule="auto" w:after="120"/>
       </w:pPr>
-      <w:r>
-        <w:t>2. **Class Imbalance in Granular Modeling:** Natural class imbalance in crisis data resulted in low Macro F1 scores for minority emotion classes (Fear, Sadness, Joy), despite high Recall on the dominant Disgust class ($96.92\%$).</w:t>
+      <w:r/>
+      <w:r>
+        <w:rPr>
+          <w:rFonts w:ascii="Times New Roman" w:hAnsi="Times New Roman"/>
+          <w:sz w:val="24"/>
+        </w:rPr>
+        <w:t xml:space="preserve">2. </w:t>
+      </w:r>
+      <w:r>
+        <w:rPr>
+          <w:rFonts w:ascii="Times New Roman" w:hAnsi="Times New Roman"/>
+          <w:b/>
+          <w:sz w:val="24"/>
+        </w:rPr>
+        <w:t>Class Imbalance in Granular Modeling:</w:t>
+      </w:r>
+      <w:r>
+        <w:rPr>
+          <w:rFonts w:ascii="Times New Roman" w:hAnsi="Times New Roman"/>
+          <w:sz w:val="24"/>
+        </w:rPr>
+        <w:t xml:space="preserve"> Natural class imbalance in crisis data resulted in low Macro F1 scores for minority emotion classes (Fear, Sadness, Joy), despite high Recall on the dominant Disgust class ($96.92\%$).</w:t>
       </w:r>
     </w:p>
     <w:p>
       <w:pPr>
         <w:spacing w:line="276" w:lineRule="auto" w:after="120"/>
       </w:pPr>
-      <w:r>
-        <w:t>3. **Lexical Aspect Extraction:** Aspect extraction in ABSA utilized curated domain lexicons rather than an end-to-end supervised dependency parser.</w:t>
+      <w:r/>
+      <w:r>
+        <w:rPr>
+          <w:rFonts w:ascii="Times New Roman" w:hAnsi="Times New Roman"/>
+          <w:sz w:val="24"/>
+        </w:rPr>
+        <w:t xml:space="preserve">3. </w:t>
+      </w:r>
+      <w:r>
+        <w:rPr>
+          <w:rFonts w:ascii="Times New Roman" w:hAnsi="Times New Roman"/>
+          <w:b/>
+          <w:sz w:val="24"/>
+        </w:rPr>
+        <w:t>Lexical Aspect Extraction:</w:t>
+      </w:r>
+      <w:r>
+        <w:rPr>
+          <w:rFonts w:ascii="Times New Roman" w:hAnsi="Times New Roman"/>
+          <w:sz w:val="24"/>
+        </w:rPr>
+        <w:t xml:space="preserve"> Aspect extraction in ABSA utilized curated domain lexicons rather than an end-to-end supervised dependency parser.</w:t>
       </w:r>
     </w:p>
     <w:p>
       <w:pPr>
         <w:spacing w:line="276" w:lineRule="auto" w:after="120"/>
       </w:pPr>
-      <w:r>
-        <w:t>4. **Cross-Platform Omission:** Visual and video-based platforms (TikTok, Instagram) where the physical food was visually documented were not included in this computational pipeline.</w:t>
+      <w:r/>
+      <w:r>
+        <w:rPr>
+          <w:rFonts w:ascii="Times New Roman" w:hAnsi="Times New Roman"/>
+          <w:sz w:val="24"/>
+        </w:rPr>
+        <w:t xml:space="preserve">4. </w:t>
+      </w:r>
+      <w:r>
+        <w:rPr>
+          <w:rFonts w:ascii="Times New Roman" w:hAnsi="Times New Roman"/>
+          <w:b/>
+          <w:sz w:val="24"/>
+        </w:rPr>
+        <w:t>Cross-Platform Omission:</w:t>
+      </w:r>
+      <w:r>
+        <w:rPr>
+          <w:rFonts w:ascii="Times New Roman" w:hAnsi="Times New Roman"/>
+          <w:sz w:val="24"/>
+        </w:rPr>
+        <w:t xml:space="preserve"> Visual and video-based platforms (TikTok, Instagram) where the physical food was visually documented were not included in this computational pipeline.</w:t>
       </w:r>
     </w:p>
     <w:p>
       <w:pPr>
         <w:spacing w:line="276" w:lineRule="auto" w:after="120"/>
       </w:pPr>
-      <w:r>
-        <w:t>5. **Temporal Horizon:** The study captures the initial rollout phase (January–March 2026); long-term longitudinal shifts in network topology remain unobserved.</w:t>
+      <w:r/>
+      <w:r>
+        <w:rPr>
+          <w:rFonts w:ascii="Times New Roman" w:hAnsi="Times New Roman"/>
+          <w:sz w:val="24"/>
+        </w:rPr>
+        <w:t xml:space="preserve">5. </w:t>
+      </w:r>
+      <w:r>
+        <w:rPr>
+          <w:rFonts w:ascii="Times New Roman" w:hAnsi="Times New Roman"/>
+          <w:b/>
+          <w:sz w:val="24"/>
+        </w:rPr>
+        <w:t>Temporal Horizon:</w:t>
+      </w:r>
+      <w:r>
+        <w:rPr>
+          <w:rFonts w:ascii="Times New Roman" w:hAnsi="Times New Roman"/>
+          <w:sz w:val="24"/>
+        </w:rPr>
+        <w:t xml:space="preserve"> The study captures the initial rollout phase (January–March 2026); long-term longitudinal shifts in network topology remain unobserved.</w:t>
       </w:r>
     </w:p>
     <w:p>
@@ -1591,8 +4499,73 @@
       <w:pPr>
         <w:spacing w:line="276" w:lineRule="auto" w:after="120"/>
       </w:pPr>
-      <w:r>
-        <w:t>This study mapped the digital crisis of Indonesia's Free Nutritious Meal (MBG) program through an integrated tri-layer computational communication architecture. The empirical findings validate that public resistance was fundamentally driven by a **Phygital Gap**—an irreconcilable discrepancy between the state's polished digital narrative and the substandard physical reality of food delivery. IndoBERT modeling revealed an overwhelming predominance of **Disgust (56.24%)**, while sarcasm detection identified sophisticated linguistic pretense weaponizing incongruous emojis against automated surveillance. Topologically, discourse was paralyzed by near-zero reciprocity ($1.21\%$) and severe hyper-fragmentation ($Q = 0.9837$) across 332 isolated clusters. In the face of an institutional **Power Vacuum**, an artificial intelligence bot (`@grok`) emerged as an **Algorithmic Oracle**, signaling a historic evolution in digital communication where algorithms adjudicate policy truths when physical delivery fails.</w:t>
+      <w:r/>
+      <w:r>
+        <w:rPr>
+          <w:rFonts w:ascii="Times New Roman" w:hAnsi="Times New Roman"/>
+          <w:sz w:val="24"/>
+        </w:rPr>
+        <w:t xml:space="preserve">This study mapped the digital crisis of Indonesia's Free Nutritious Meal (MBG) program through an integrated tri-layer computational communication architecture. The empirical findings validate that public resistance was fundamentally driven by a </w:t>
+      </w:r>
+      <w:r>
+        <w:rPr>
+          <w:rFonts w:ascii="Times New Roman" w:hAnsi="Times New Roman"/>
+          <w:b/>
+          <w:sz w:val="24"/>
+        </w:rPr>
+        <w:t>Phygital Gap</w:t>
+      </w:r>
+      <w:r>
+        <w:rPr>
+          <w:rFonts w:ascii="Times New Roman" w:hAnsi="Times New Roman"/>
+          <w:sz w:val="24"/>
+        </w:rPr>
+        <w:t xml:space="preserve">—an irreconcilable discrepancy between the state's polished digital narrative and the substandard physical reality of food delivery. IndoBERT modeling revealed an overwhelming predominance of </w:t>
+      </w:r>
+      <w:r>
+        <w:rPr>
+          <w:rFonts w:ascii="Times New Roman" w:hAnsi="Times New Roman"/>
+          <w:b/>
+          <w:sz w:val="24"/>
+        </w:rPr>
+        <w:t>Disgust (56.24%)</w:t>
+      </w:r>
+      <w:r>
+        <w:rPr>
+          <w:rFonts w:ascii="Times New Roman" w:hAnsi="Times New Roman"/>
+          <w:sz w:val="24"/>
+        </w:rPr>
+        <w:t xml:space="preserve">, while sarcasm detection identified sophisticated linguistic pretense weaponizing incongruous emojis against automated surveillance. Topologically, discourse was paralyzed by near-zero reciprocity ($1.21\%$) and severe hyper-fragmentation ($Q = 0.9837$) across 332 isolated clusters. In the face of an institutional </w:t>
+      </w:r>
+      <w:r>
+        <w:rPr>
+          <w:rFonts w:ascii="Times New Roman" w:hAnsi="Times New Roman"/>
+          <w:b/>
+          <w:sz w:val="24"/>
+        </w:rPr>
+        <w:t>Power Vacuum</w:t>
+      </w:r>
+      <w:r>
+        <w:rPr>
+          <w:rFonts w:ascii="Times New Roman" w:hAnsi="Times New Roman"/>
+          <w:sz w:val="24"/>
+        </w:rPr>
+        <w:t xml:space="preserve">, an artificial intelligence bot (@grok) emerged as an </w:t>
+      </w:r>
+      <w:r>
+        <w:rPr>
+          <w:rFonts w:ascii="Times New Roman" w:hAnsi="Times New Roman"/>
+          <w:b/>
+          <w:sz w:val="24"/>
+        </w:rPr>
+        <w:t>Algorithmic Oracle</w:t>
+      </w:r>
+      <w:r>
+        <w:rPr>
+          <w:rFonts w:ascii="Times New Roman" w:hAnsi="Times New Roman"/>
+          <w:sz w:val="24"/>
+        </w:rPr>
+        <w:t>, signaling a historic evolution in digital communication where algorithms adjudicate policy truths when physical delivery fails.</w:t>
       </w:r>
     </w:p>
     <w:p>
@@ -1667,7 +4640,12 @@
       <w:pPr>
         <w:pStyle w:val="ListBullet"/>
       </w:pPr>
-      <w:r>
+      <w:r/>
+      <w:r>
+        <w:rPr>
+          <w:rFonts w:ascii="Times New Roman" w:hAnsi="Times New Roman"/>
+          <w:sz w:val="24"/>
+        </w:rPr>
         <w:t>The verified inference emotion corpus ($N = 5,263$ tweets), sarcasm validation dataset ($N = 3,395$ tweets), directed network adjacency edges ($|V|=971, |E|=666$), Louvain community partitions, and centrality metrics are openly accessible under the Creative Commons Attribution 4.0 International license (CC-BY 4.0).</w:t>
       </w:r>
     </w:p>
@@ -1675,24 +4653,55 @@
       <w:pPr>
         <w:pStyle w:val="ListBullet"/>
       </w:pPr>
-      <w:r>
-        <w:t>All Python replication scripts (`evaluate.py`, `sna.py`, `plot_dataset.py`, `plot_integrated.py`), Jupyter notebooks, and trained model artifacts are archived for peer review:</w:t>
+      <w:r/>
+      <w:r>
+        <w:rPr>
+          <w:rFonts w:ascii="Times New Roman" w:hAnsi="Times New Roman"/>
+          <w:sz w:val="24"/>
+        </w:rPr>
+        <w:t>All Python replication scripts (evaluate.py, sna.py, plot_dataset.py, plot_integrated.py), Jupyter notebooks, and trained model artifacts are archived for peer review:</w:t>
       </w:r>
     </w:p>
     <w:p>
       <w:pPr>
         <w:spacing w:line="276" w:lineRule="auto" w:after="120"/>
       </w:pPr>
-      <w:r>
-        <w:t>**Repository:** [Blinded for Double-Blind Peer Review; complete public GitHub URL, machine-readable `CITATION.cff`, and replication code provided in the separate Title Page submitted to the Editor]</w:t>
+      <w:r/>
+      <w:r>
+        <w:rPr>
+          <w:rFonts w:ascii="Times New Roman" w:hAnsi="Times New Roman"/>
+          <w:b/>
+          <w:sz w:val="24"/>
+        </w:rPr>
+        <w:t>Repository:</w:t>
+      </w:r>
+      <w:r>
+        <w:rPr>
+          <w:rFonts w:ascii="Times New Roman" w:hAnsi="Times New Roman"/>
+          <w:sz w:val="24"/>
+        </w:rPr>
+        <w:t xml:space="preserve"> [Blinded for Double-Blind Peer Review; complete public GitHub URL, machine-readable CITATION.cff, and replication code provided in the separate Title Page submitted to the Editor]</w:t>
       </w:r>
     </w:p>
     <w:p>
       <w:pPr>
         <w:spacing w:line="276" w:lineRule="auto" w:after="120"/>
       </w:pPr>
-      <w:r>
-        <w:t>**Interactive Web Dashboard:** [Blinded for Double-Blind Peer Review; access details provided in Title Page]</w:t>
+      <w:r/>
+      <w:r>
+        <w:rPr>
+          <w:rFonts w:ascii="Times New Roman" w:hAnsi="Times New Roman"/>
+          <w:b/>
+          <w:sz w:val="24"/>
+        </w:rPr>
+        <w:t>Interactive Web Dashboard:</w:t>
+      </w:r>
+      <w:r>
+        <w:rPr>
+          <w:rFonts w:ascii="Times New Roman" w:hAnsi="Times New Roman"/>
+          <w:sz w:val="24"/>
+        </w:rPr>
+        <w:t xml:space="preserve"> [Blinded for Double-Blind Peer Review; access details provided in Title Page]</w:t>
       </w:r>
     </w:p>
     <w:p>
@@ -1750,208 +4759,728 @@
       <w:pPr>
         <w:spacing w:line="276" w:lineRule="auto" w:after="120"/>
       </w:pPr>
-      <w:r>
-        <w:t>Blondel, V. D., Guillaume, J.-L., Lambiotte, R., &amp; Lefebvre, E. (2008). Fast unfolding of communities in large networks. *Journal of Statistical Mechanics: Theory and Experiment*, 2008(10), P10008. https://doi.org/10.1088/1742-5468/2008/10/P10008</w:t>
+      <w:r/>
+      <w:r>
+        <w:rPr>
+          <w:rFonts w:ascii="Times New Roman" w:hAnsi="Times New Roman"/>
+          <w:sz w:val="24"/>
+        </w:rPr>
+        <w:t xml:space="preserve">Blondel, V. D., Guillaume, J.-L., Lambiotte, R., &amp; Lefebvre, E. (2008). Fast unfolding of communities in large networks. </w:t>
+      </w:r>
+      <w:r>
+        <w:rPr>
+          <w:rFonts w:ascii="Times New Roman" w:hAnsi="Times New Roman"/>
+          <w:i/>
+          <w:sz w:val="24"/>
+        </w:rPr>
+        <w:t>Journal of Statistical Mechanics: Theory and Experiment</w:t>
+      </w:r>
+      <w:r>
+        <w:rPr>
+          <w:rFonts w:ascii="Times New Roman" w:hAnsi="Times New Roman"/>
+          <w:sz w:val="24"/>
+        </w:rPr>
+        <w:t>, 2008(10), P10008. https://doi.org/10.1088/1742-5468/2008/10/P10008</w:t>
       </w:r>
     </w:p>
     <w:p>
       <w:pPr>
         <w:spacing w:line="276" w:lineRule="auto" w:after="120"/>
       </w:pPr>
-      <w:r>
-        <w:t>Boyd, D., &amp; Crawford, K. (2012). Critical questions for big data: Provocations for a cultural, technological, and scholarly phenomenon. *Information, Communication &amp; Society*, 15(5), 662–679. https://doi.org/10.1080/1369118X.2012.678878</w:t>
+      <w:r/>
+      <w:r>
+        <w:rPr>
+          <w:rFonts w:ascii="Times New Roman" w:hAnsi="Times New Roman"/>
+          <w:sz w:val="24"/>
+        </w:rPr>
+        <w:t xml:space="preserve">Boyd, D., &amp; Crawford, K. (2012). Critical questions for big data: Provocations for a cultural, technological, and scholarly phenomenon. </w:t>
+      </w:r>
+      <w:r>
+        <w:rPr>
+          <w:rFonts w:ascii="Times New Roman" w:hAnsi="Times New Roman"/>
+          <w:i/>
+          <w:sz w:val="24"/>
+        </w:rPr>
+        <w:t>Information, Communication &amp; Society</w:t>
+      </w:r>
+      <w:r>
+        <w:rPr>
+          <w:rFonts w:ascii="Times New Roman" w:hAnsi="Times New Roman"/>
+          <w:sz w:val="24"/>
+        </w:rPr>
+        <w:t>, 15(5), 662–679. https://doi.org/10.1080/1369118X.2012.678878</w:t>
       </w:r>
     </w:p>
     <w:p>
       <w:pPr>
         <w:spacing w:line="276" w:lineRule="auto" w:after="120"/>
       </w:pPr>
-      <w:r>
-        <w:t>Camp, E. (2012). Sarcasm, pretense, and the semantics/pragmatics distinction. *Noûs*, 46(4), 587–634. https://doi.org/10.1111/j.1468-0068.2010.00822.x</w:t>
+      <w:r/>
+      <w:r>
+        <w:rPr>
+          <w:rFonts w:ascii="Times New Roman" w:hAnsi="Times New Roman"/>
+          <w:sz w:val="24"/>
+        </w:rPr>
+        <w:t xml:space="preserve">Camp, E. (2012). Sarcasm, pretense, and the semantics/pragmatics distinction. </w:t>
+      </w:r>
+      <w:r>
+        <w:rPr>
+          <w:rFonts w:ascii="Times New Roman" w:hAnsi="Times New Roman"/>
+          <w:i/>
+          <w:sz w:val="24"/>
+        </w:rPr>
+        <w:t>Noûs</w:t>
+      </w:r>
+      <w:r>
+        <w:rPr>
+          <w:rFonts w:ascii="Times New Roman" w:hAnsi="Times New Roman"/>
+          <w:sz w:val="24"/>
+        </w:rPr>
+        <w:t>, 46(4), 587–634. https://doi.org/10.1111/j.1468-0068.2010.00822.x</w:t>
       </w:r>
     </w:p>
     <w:p>
       <w:pPr>
         <w:spacing w:line="276" w:lineRule="auto" w:after="120"/>
       </w:pPr>
-      <w:r>
-        <w:t>Chiorrini, A., Diamantini, C., Mircoli, A., &amp; Potena, D. (2021). Emotion and sentiment analysis of tweets using BERT. In *CEUR Workshop Proceedings* (Vol. 2841, pp. 24–33). http://ceur-ws.org/Vol-2841/</w:t>
+      <w:r/>
+      <w:r>
+        <w:rPr>
+          <w:rFonts w:ascii="Times New Roman" w:hAnsi="Times New Roman"/>
+          <w:sz w:val="24"/>
+        </w:rPr>
+        <w:t xml:space="preserve">Chiorrini, A., Diamantini, C., Mircoli, A., &amp; Potena, D. (2021). Emotion and sentiment analysis of tweets using BERT. In </w:t>
+      </w:r>
+      <w:r>
+        <w:rPr>
+          <w:rFonts w:ascii="Times New Roman" w:hAnsi="Times New Roman"/>
+          <w:i/>
+          <w:sz w:val="24"/>
+        </w:rPr>
+        <w:t>CEUR Workshop Proceedings</w:t>
+      </w:r>
+      <w:r>
+        <w:rPr>
+          <w:rFonts w:ascii="Times New Roman" w:hAnsi="Times New Roman"/>
+          <w:sz w:val="24"/>
+        </w:rPr>
+        <w:t xml:space="preserve"> (Vol. 2841, pp. 24–33). http://ceur-ws.org/Vol-2841/</w:t>
       </w:r>
     </w:p>
     <w:p>
       <w:pPr>
         <w:spacing w:line="276" w:lineRule="auto" w:after="120"/>
       </w:pPr>
-      <w:r>
-        <w:t>Clark, H. H., &amp; Gerrig, R. J. (1984). On the pretense theory of irony. *Journal of Experimental Psychology: General*, 113(1), 121–126. https://doi.org/10.1037/0096-3445.113.1.121</w:t>
+      <w:r/>
+      <w:r>
+        <w:rPr>
+          <w:rFonts w:ascii="Times New Roman" w:hAnsi="Times New Roman"/>
+          <w:sz w:val="24"/>
+        </w:rPr>
+        <w:t xml:space="preserve">Clark, H. H., &amp; Gerrig, R. J. (1984). On the pretense theory of irony. </w:t>
+      </w:r>
+      <w:r>
+        <w:rPr>
+          <w:rFonts w:ascii="Times New Roman" w:hAnsi="Times New Roman"/>
+          <w:i/>
+          <w:sz w:val="24"/>
+        </w:rPr>
+        <w:t>Journal of Experimental Psychology: General</w:t>
+      </w:r>
+      <w:r>
+        <w:rPr>
+          <w:rFonts w:ascii="Times New Roman" w:hAnsi="Times New Roman"/>
+          <w:sz w:val="24"/>
+        </w:rPr>
+        <w:t>, 113(1), 121–126. https://doi.org/10.1037/0096-3445.113.1.121</w:t>
       </w:r>
     </w:p>
     <w:p>
       <w:pPr>
         <w:spacing w:line="276" w:lineRule="auto" w:after="120"/>
       </w:pPr>
-      <w:r>
-        <w:t>Coombs, W. T. (2007). Protecting organization reputations during a crisis: The development and application of situational crisis communication theory. *Corporate Reputation Review*, 10(3), 163–176. https://doi.org/10.1057/palgrave.crr.1550049</w:t>
+      <w:r/>
+      <w:r>
+        <w:rPr>
+          <w:rFonts w:ascii="Times New Roman" w:hAnsi="Times New Roman"/>
+          <w:sz w:val="24"/>
+        </w:rPr>
+        <w:t xml:space="preserve">Coombs, W. T. (2007). Protecting organization reputations during a crisis: The development and application of situational crisis communication theory. </w:t>
+      </w:r>
+      <w:r>
+        <w:rPr>
+          <w:rFonts w:ascii="Times New Roman" w:hAnsi="Times New Roman"/>
+          <w:i/>
+          <w:sz w:val="24"/>
+        </w:rPr>
+        <w:t>Corporate Reputation Review</w:t>
+      </w:r>
+      <w:r>
+        <w:rPr>
+          <w:rFonts w:ascii="Times New Roman" w:hAnsi="Times New Roman"/>
+          <w:sz w:val="24"/>
+        </w:rPr>
+        <w:t>, 10(3), 163–176. https://doi.org/10.1057/palgrave.crr.1550049</w:t>
       </w:r>
     </w:p>
     <w:p>
       <w:pPr>
         <w:spacing w:line="276" w:lineRule="auto" w:after="120"/>
       </w:pPr>
-      <w:r>
-        <w:t>Devlin, J., Chang, M.-W., Lee, K., &amp; Toutanova, K. (2018). BERT: Pre-training of deep bidirectional transformers for language understanding. *arXiv preprint arXiv:1810.04805*. https://arxiv.org/abs/1810.04805</w:t>
+      <w:r/>
+      <w:r>
+        <w:rPr>
+          <w:rFonts w:ascii="Times New Roman" w:hAnsi="Times New Roman"/>
+          <w:sz w:val="24"/>
+        </w:rPr>
+        <w:t xml:space="preserve">Devlin, J., Chang, M.-W., Lee, K., &amp; Toutanova, K. (2018). BERT: Pre-training of deep bidirectional transformers for language understanding. </w:t>
+      </w:r>
+      <w:r>
+        <w:rPr>
+          <w:rFonts w:ascii="Times New Roman" w:hAnsi="Times New Roman"/>
+          <w:i/>
+          <w:sz w:val="24"/>
+        </w:rPr>
+        <w:t>arXiv preprint arXiv:1810.04805</w:t>
+      </w:r>
+      <w:r>
+        <w:rPr>
+          <w:rFonts w:ascii="Times New Roman" w:hAnsi="Times New Roman"/>
+          <w:sz w:val="24"/>
+        </w:rPr>
+        <w:t>. https://arxiv.org/abs/1810.04805</w:t>
       </w:r>
     </w:p>
     <w:p>
       <w:pPr>
         <w:spacing w:line="276" w:lineRule="auto" w:after="120"/>
       </w:pPr>
-      <w:r>
-        <w:t>Freeman, L. C. (1979). Centrality in social networks: Conceptual clarification. *Social Networks*, 1(3), 215–239. https://doi.org/10.1016/0378-8733(78)90021-7</w:t>
+      <w:r/>
+      <w:r>
+        <w:rPr>
+          <w:rFonts w:ascii="Times New Roman" w:hAnsi="Times New Roman"/>
+          <w:sz w:val="24"/>
+        </w:rPr>
+        <w:t xml:space="preserve">Freeman, L. C. (1979). Centrality in social networks: Conceptual clarification. </w:t>
+      </w:r>
+      <w:r>
+        <w:rPr>
+          <w:rFonts w:ascii="Times New Roman" w:hAnsi="Times New Roman"/>
+          <w:i/>
+          <w:sz w:val="24"/>
+        </w:rPr>
+        <w:t>Social Networks</w:t>
+      </w:r>
+      <w:r>
+        <w:rPr>
+          <w:rFonts w:ascii="Times New Roman" w:hAnsi="Times New Roman"/>
+          <w:sz w:val="24"/>
+        </w:rPr>
+        <w:t>, 1(3), 215–239. https://doi.org/10.1016/0378-8733(78)90021-7</w:t>
       </w:r>
     </w:p>
     <w:p>
       <w:pPr>
         <w:spacing w:line="276" w:lineRule="auto" w:after="120"/>
       </w:pPr>
-      <w:r>
-        <w:t>Grice, H. P. (1975). Logic and conversation. In P. Cole &amp; J. L. Morgan (Eds.), *Syntax and Semantics: Vol. 3. Speech Acts* (pp. 41–58). Academic Press.</w:t>
+      <w:r/>
+      <w:r>
+        <w:rPr>
+          <w:rFonts w:ascii="Times New Roman" w:hAnsi="Times New Roman"/>
+          <w:sz w:val="24"/>
+        </w:rPr>
+        <w:t xml:space="preserve">Grice, H. P. (1975). Logic and conversation. In P. Cole &amp; J. L. Morgan (Eds.), </w:t>
+      </w:r>
+      <w:r>
+        <w:rPr>
+          <w:rFonts w:ascii="Times New Roman" w:hAnsi="Times New Roman"/>
+          <w:i/>
+          <w:sz w:val="24"/>
+        </w:rPr>
+        <w:t>Syntax and Semantics: Vol. 3. Speech Acts</w:t>
+      </w:r>
+      <w:r>
+        <w:rPr>
+          <w:rFonts w:ascii="Times New Roman" w:hAnsi="Times New Roman"/>
+          <w:sz w:val="24"/>
+        </w:rPr>
+        <w:t xml:space="preserve"> (pp. 41–58). Academic Press.</w:t>
       </w:r>
     </w:p>
     <w:p>
       <w:pPr>
         <w:spacing w:line="276" w:lineRule="auto" w:after="120"/>
       </w:pPr>
-      <w:r>
-        <w:t>Habermas, J. (1989). *The structural transformation of the public sphere: An inquiry into a category of bourgeois society*. MIT Press.</w:t>
+      <w:r/>
+      <w:r>
+        <w:rPr>
+          <w:rFonts w:ascii="Times New Roman" w:hAnsi="Times New Roman"/>
+          <w:sz w:val="24"/>
+        </w:rPr>
+        <w:t xml:space="preserve">Habermas, J. (1989). </w:t>
+      </w:r>
+      <w:r>
+        <w:rPr>
+          <w:rFonts w:ascii="Times New Roman" w:hAnsi="Times New Roman"/>
+          <w:i/>
+          <w:sz w:val="24"/>
+        </w:rPr>
+        <w:t>The structural transformation of the public sphere: An inquiry into a category of bourgeois society</w:t>
+      </w:r>
+      <w:r>
+        <w:rPr>
+          <w:rFonts w:ascii="Times New Roman" w:hAnsi="Times New Roman"/>
+          <w:sz w:val="24"/>
+        </w:rPr>
+        <w:t>. MIT Press.</w:t>
       </w:r>
     </w:p>
     <w:p>
       <w:pPr>
         <w:spacing w:line="276" w:lineRule="auto" w:after="120"/>
       </w:pPr>
-      <w:r>
-        <w:t>Habermas, J. (2006). Political communication in media society: Does democracy still enjoy an epistemic dimension? *Communication Theory*, 16(4), 411–426. https://doi.org/10.1111/j.1468-2885.2006.00280.x</w:t>
+      <w:r/>
+      <w:r>
+        <w:rPr>
+          <w:rFonts w:ascii="Times New Roman" w:hAnsi="Times New Roman"/>
+          <w:sz w:val="24"/>
+        </w:rPr>
+        <w:t xml:space="preserve">Habermas, J. (2006). Political communication in media society: Does democracy still enjoy an epistemic dimension? </w:t>
+      </w:r>
+      <w:r>
+        <w:rPr>
+          <w:rFonts w:ascii="Times New Roman" w:hAnsi="Times New Roman"/>
+          <w:i/>
+          <w:sz w:val="24"/>
+        </w:rPr>
+        <w:t>Communication Theory</w:t>
+      </w:r>
+      <w:r>
+        <w:rPr>
+          <w:rFonts w:ascii="Times New Roman" w:hAnsi="Times New Roman"/>
+          <w:sz w:val="24"/>
+        </w:rPr>
+        <w:t>, 16(4), 411–426. https://doi.org/10.1111/j.1468-2885.2006.00280.x</w:t>
       </w:r>
     </w:p>
     <w:p>
       <w:pPr>
         <w:spacing w:line="276" w:lineRule="auto" w:after="120"/>
       </w:pPr>
-      <w:r>
-        <w:t>Kotler, P., Kartajaya, H., &amp; Setiawan, I. (2023). *Marketing 6.0: The future is immersive*. John Wiley &amp; Sons.</w:t>
+      <w:r/>
+      <w:r>
+        <w:rPr>
+          <w:rFonts w:ascii="Times New Roman" w:hAnsi="Times New Roman"/>
+          <w:sz w:val="24"/>
+        </w:rPr>
+        <w:t xml:space="preserve">Kotler, P., Kartajaya, H., &amp; Setiawan, I. (2023). </w:t>
+      </w:r>
+      <w:r>
+        <w:rPr>
+          <w:rFonts w:ascii="Times New Roman" w:hAnsi="Times New Roman"/>
+          <w:i/>
+          <w:sz w:val="24"/>
+        </w:rPr>
+        <w:t>Marketing 6.0: The future is immersive</w:t>
+      </w:r>
+      <w:r>
+        <w:rPr>
+          <w:rFonts w:ascii="Times New Roman" w:hAnsi="Times New Roman"/>
+          <w:sz w:val="24"/>
+        </w:rPr>
+        <w:t>. John Wiley &amp; Sons.</w:t>
       </w:r>
     </w:p>
     <w:p>
       <w:pPr>
         <w:spacing w:line="276" w:lineRule="auto" w:after="120"/>
       </w:pPr>
-      <w:r>
-        <w:t>Koto, F., Rahimi, A., Lau, J. H., &amp; Baldwin, T. (2020). IndoLEM and IndoBERT: A benchmark dataset and pre-trained language model for Indonesian NLP. In *Proceedings of the 28th International Conference on Computational Linguistics (COLING 2020)* (pp. 757–770). https://doi.org/10.18653/v1/2020.coling-main.67</w:t>
+      <w:r/>
+      <w:r>
+        <w:rPr>
+          <w:rFonts w:ascii="Times New Roman" w:hAnsi="Times New Roman"/>
+          <w:sz w:val="24"/>
+        </w:rPr>
+        <w:t xml:space="preserve">Koto, F., Rahimi, A., Lau, J. H., &amp; Baldwin, T. (2020). IndoLEM and IndoBERT: A benchmark dataset and pre-trained language model for Indonesian NLP. In </w:t>
+      </w:r>
+      <w:r>
+        <w:rPr>
+          <w:rFonts w:ascii="Times New Roman" w:hAnsi="Times New Roman"/>
+          <w:i/>
+          <w:sz w:val="24"/>
+        </w:rPr>
+        <w:t>Proceedings of the 28th International Conference on Computational Linguistics (COLING 2020)</w:t>
+      </w:r>
+      <w:r>
+        <w:rPr>
+          <w:rFonts w:ascii="Times New Roman" w:hAnsi="Times New Roman"/>
+          <w:sz w:val="24"/>
+        </w:rPr>
+        <w:t xml:space="preserve"> (pp. 757–770). https://doi.org/10.18653/v1/2020.coling-main.67</w:t>
       </w:r>
     </w:p>
     <w:p>
       <w:pPr>
         <w:spacing w:line="276" w:lineRule="auto" w:after="120"/>
       </w:pPr>
-      <w:r>
-        <w:t>Newman, M. E. J. (2006). Modularity and community structure in networks. *Proceedings of the National Academy of Sciences*, 103(23), 8577–8582. https://doi.org/10.1073/pnas.0601602103</w:t>
+      <w:r/>
+      <w:r>
+        <w:rPr>
+          <w:rFonts w:ascii="Times New Roman" w:hAnsi="Times New Roman"/>
+          <w:sz w:val="24"/>
+        </w:rPr>
+        <w:t xml:space="preserve">Newman, M. E. J. (2006). Modularity and community structure in networks. </w:t>
+      </w:r>
+      <w:r>
+        <w:rPr>
+          <w:rFonts w:ascii="Times New Roman" w:hAnsi="Times New Roman"/>
+          <w:i/>
+          <w:sz w:val="24"/>
+        </w:rPr>
+        <w:t>Proceedings of the National Academy of Sciences</w:t>
+      </w:r>
+      <w:r>
+        <w:rPr>
+          <w:rFonts w:ascii="Times New Roman" w:hAnsi="Times New Roman"/>
+          <w:sz w:val="24"/>
+        </w:rPr>
+        <w:t>, 103(23), 8577–8582. https://doi.org/10.1073/pnas.0601602103</w:t>
       </w:r>
     </w:p>
     <w:p>
       <w:pPr>
         <w:spacing w:line="276" w:lineRule="auto" w:after="120"/>
       </w:pPr>
-      <w:r>
-        <w:t>Papacharissi, Z. (2015). *Affective publics: Sentiment, technology, and politics*. Oxford University Press. https://doi.org/10.1093/acprof:oso/9780199999736.001.0001</w:t>
+      <w:r/>
+      <w:r>
+        <w:rPr>
+          <w:rFonts w:ascii="Times New Roman" w:hAnsi="Times New Roman"/>
+          <w:sz w:val="24"/>
+        </w:rPr>
+        <w:t xml:space="preserve">Papacharissi, Z. (2015). </w:t>
+      </w:r>
+      <w:r>
+        <w:rPr>
+          <w:rFonts w:ascii="Times New Roman" w:hAnsi="Times New Roman"/>
+          <w:i/>
+          <w:sz w:val="24"/>
+        </w:rPr>
+        <w:t>Affective publics: Sentiment, technology, and politics</w:t>
+      </w:r>
+      <w:r>
+        <w:rPr>
+          <w:rFonts w:ascii="Times New Roman" w:hAnsi="Times New Roman"/>
+          <w:sz w:val="24"/>
+        </w:rPr>
+        <w:t>. Oxford University Press. https://doi.org/10.1093/acprof:oso/9780199999736.001.0001</w:t>
       </w:r>
     </w:p>
     <w:p>
       <w:pPr>
         <w:spacing w:line="276" w:lineRule="auto" w:after="120"/>
       </w:pPr>
-      <w:r>
-        <w:t>Pariser, E. (2011). *The filter bubble: What the internet is hiding from you*. Penguin Press.</w:t>
+      <w:r/>
+      <w:r>
+        <w:rPr>
+          <w:rFonts w:ascii="Times New Roman" w:hAnsi="Times New Roman"/>
+          <w:sz w:val="24"/>
+        </w:rPr>
+        <w:t xml:space="preserve">Pariser, E. (2011). </w:t>
+      </w:r>
+      <w:r>
+        <w:rPr>
+          <w:rFonts w:ascii="Times New Roman" w:hAnsi="Times New Roman"/>
+          <w:i/>
+          <w:sz w:val="24"/>
+        </w:rPr>
+        <w:t>The filter bubble: What the internet is hiding from you</w:t>
+      </w:r>
+      <w:r>
+        <w:rPr>
+          <w:rFonts w:ascii="Times New Roman" w:hAnsi="Times New Roman"/>
+          <w:sz w:val="24"/>
+        </w:rPr>
+        <w:t>. Penguin Press.</w:t>
       </w:r>
     </w:p>
     <w:p>
       <w:pPr>
         <w:spacing w:line="276" w:lineRule="auto" w:after="120"/>
       </w:pPr>
-      <w:r>
-        <w:t>Plutchik, R. (1980). A general psychoevolutionary theory of emotion. In *Theories of Emotion* (pp. 3–33). Academic Press. https://doi.org/10.1016/B978-0-12-558701-3.50007-7</w:t>
+      <w:r/>
+      <w:r>
+        <w:rPr>
+          <w:rFonts w:ascii="Times New Roman" w:hAnsi="Times New Roman"/>
+          <w:sz w:val="24"/>
+        </w:rPr>
+        <w:t xml:space="preserve">Plutchik, R. (1980). A general psychoevolutionary theory of emotion. In </w:t>
+      </w:r>
+      <w:r>
+        <w:rPr>
+          <w:rFonts w:ascii="Times New Roman" w:hAnsi="Times New Roman"/>
+          <w:i/>
+          <w:sz w:val="24"/>
+        </w:rPr>
+        <w:t>Theories of Emotion</w:t>
+      </w:r>
+      <w:r>
+        <w:rPr>
+          <w:rFonts w:ascii="Times New Roman" w:hAnsi="Times New Roman"/>
+          <w:sz w:val="24"/>
+        </w:rPr>
+        <w:t xml:space="preserve"> (pp. 3–33). Academic Press. https://doi.org/10.1016/B978-0-12-558701-3.50007-7</w:t>
       </w:r>
     </w:p>
     <w:p>
       <w:pPr>
         <w:spacing w:line="276" w:lineRule="auto" w:after="120"/>
       </w:pPr>
-      <w:r>
-        <w:t>Riza, A., &amp; Charibaldi, N. (2021). Implementasi deteksi emosi pada teks bahasa Indonesia menggunakan FastText dan LSTM. *Jurnal RESTI (Rekayasa Sistem dan Teknologi Informasi)*, 5(2), 241–248. https://doi.org/10.29207/resti.v5i2.2858</w:t>
+      <w:r/>
+      <w:r>
+        <w:rPr>
+          <w:rFonts w:ascii="Times New Roman" w:hAnsi="Times New Roman"/>
+          <w:sz w:val="24"/>
+        </w:rPr>
+        <w:t xml:space="preserve">Riza, A., &amp; Charibaldi, N. (2021). Implementasi deteksi emosi pada teks bahasa Indonesia menggunakan FastText dan LSTM. </w:t>
+      </w:r>
+      <w:r>
+        <w:rPr>
+          <w:rFonts w:ascii="Times New Roman" w:hAnsi="Times New Roman"/>
+          <w:i/>
+          <w:sz w:val="24"/>
+        </w:rPr>
+        <w:t>Jurnal RESTI (Rekayasa Sistem dan Teknologi Informasi)</w:t>
+      </w:r>
+      <w:r>
+        <w:rPr>
+          <w:rFonts w:ascii="Times New Roman" w:hAnsi="Times New Roman"/>
+          <w:sz w:val="24"/>
+        </w:rPr>
+        <w:t>, 5(2), 241–248. https://doi.org/10.29207/resti.v5i2.2858</w:t>
       </w:r>
     </w:p>
     <w:p>
       <w:pPr>
         <w:spacing w:line="276" w:lineRule="auto" w:after="120"/>
       </w:pPr>
-      <w:r>
-        <w:t>Saputri, M. S., Mahendra, R., &amp; Adriani, M. (2018). Emotion classification on Indonesian Twitter dataset. In *2018 International Conference on Asian Language Processing (IALP)* (pp. 90–95). IEEE. https://doi.org/10.1109/IALP.2018.8629145</w:t>
+      <w:r/>
+      <w:r>
+        <w:rPr>
+          <w:rFonts w:ascii="Times New Roman" w:hAnsi="Times New Roman"/>
+          <w:sz w:val="24"/>
+        </w:rPr>
+        <w:t xml:space="preserve">Saputri, M. S., Mahendra, R., &amp; Adriani, M. (2018). Emotion classification on Indonesian Twitter dataset. In </w:t>
+      </w:r>
+      <w:r>
+        <w:rPr>
+          <w:rFonts w:ascii="Times New Roman" w:hAnsi="Times New Roman"/>
+          <w:i/>
+          <w:sz w:val="24"/>
+        </w:rPr>
+        <w:t>2018 International Conference on Asian Language Processing (IALP)</w:t>
+      </w:r>
+      <w:r>
+        <w:rPr>
+          <w:rFonts w:ascii="Times New Roman" w:hAnsi="Times New Roman"/>
+          <w:sz w:val="24"/>
+        </w:rPr>
+        <w:t xml:space="preserve"> (pp. 90–95). IEEE. https://doi.org/10.1109/IALP.2018.8629145</w:t>
       </w:r>
     </w:p>
     <w:p>
       <w:pPr>
         <w:spacing w:line="276" w:lineRule="auto" w:after="120"/>
       </w:pPr>
-      <w:r>
-        <w:t>Schultz, F., Utz, S., &amp; Göritz, A. (2011). Is the medium the message? Perceptions of and reactions to crisis communication via Twitter, blogs and traditional media. *Public Relations Review*, 37(1), 20–27. https://doi.org/10.1016/j.pubrev.2010.12.001</w:t>
+      <w:r/>
+      <w:r>
+        <w:rPr>
+          <w:rFonts w:ascii="Times New Roman" w:hAnsi="Times New Roman"/>
+          <w:sz w:val="24"/>
+        </w:rPr>
+        <w:t xml:space="preserve">Schultz, F., Utz, S., &amp; Göritz, A. (2011). Is the medium the message? Perceptions of and reactions to crisis communication via Twitter, blogs and traditional media. </w:t>
+      </w:r>
+      <w:r>
+        <w:rPr>
+          <w:rFonts w:ascii="Times New Roman" w:hAnsi="Times New Roman"/>
+          <w:i/>
+          <w:sz w:val="24"/>
+        </w:rPr>
+        <w:t>Public Relations Review</w:t>
+      </w:r>
+      <w:r>
+        <w:rPr>
+          <w:rFonts w:ascii="Times New Roman" w:hAnsi="Times New Roman"/>
+          <w:sz w:val="24"/>
+        </w:rPr>
+        <w:t>, 37(1), 20–27. https://doi.org/10.1016/j.pubrev.2010.12.001</w:t>
       </w:r>
     </w:p>
     <w:p>
       <w:pPr>
         <w:spacing w:line="276" w:lineRule="auto" w:after="120"/>
       </w:pPr>
-      <w:r>
-        <w:t>Shaw, P., LaCasse, K., &amp; Champagne, C. (2025). Transfer learning for emotion classification in low-resource Indonesian social discourse. *Social Network Analysis and Mining*, 15(1), 42–58. https://doi.org/10.1007/s13278-024-01256-w</w:t>
+      <w:r/>
+      <w:r>
+        <w:rPr>
+          <w:rFonts w:ascii="Times New Roman" w:hAnsi="Times New Roman"/>
+          <w:sz w:val="24"/>
+        </w:rPr>
+        <w:t xml:space="preserve">Shaw, P., LaCasse, K., &amp; Champagne, C. (2025). Transfer learning for emotion classification in low-resource Indonesian social discourse. </w:t>
+      </w:r>
+      <w:r>
+        <w:rPr>
+          <w:rFonts w:ascii="Times New Roman" w:hAnsi="Times New Roman"/>
+          <w:i/>
+          <w:sz w:val="24"/>
+        </w:rPr>
+        <w:t>Social Network Analysis and Mining</w:t>
+      </w:r>
+      <w:r>
+        <w:rPr>
+          <w:rFonts w:ascii="Times New Roman" w:hAnsi="Times New Roman"/>
+          <w:sz w:val="24"/>
+        </w:rPr>
+        <w:t>, 15(1), 42–58. https://doi.org/10.1007/s13278-024-01256-w</w:t>
       </w:r>
     </w:p>
     <w:p>
       <w:pPr>
         <w:spacing w:line="276" w:lineRule="auto" w:after="120"/>
       </w:pPr>
-      <w:r>
-        <w:t>Suaib, A., &amp; Pratiwi, R. (2025). Social network analysis in the dissemination of MBG program information on social media X. *Jurnal Studi Komunikasi*, 9(1), 112–129. https://doi.org/10.56127/jushpen.v4i2.2067</w:t>
+      <w:r/>
+      <w:r>
+        <w:rPr>
+          <w:rFonts w:ascii="Times New Roman" w:hAnsi="Times New Roman"/>
+          <w:sz w:val="24"/>
+        </w:rPr>
+        <w:t xml:space="preserve">Suaib, A., &amp; Pratiwi, R. (2025). Social network analysis in the dissemination of MBG program information on social media X. </w:t>
+      </w:r>
+      <w:r>
+        <w:rPr>
+          <w:rFonts w:ascii="Times New Roman" w:hAnsi="Times New Roman"/>
+          <w:i/>
+          <w:sz w:val="24"/>
+        </w:rPr>
+        <w:t>Jurnal Studi Komunikasi</w:t>
+      </w:r>
+      <w:r>
+        <w:rPr>
+          <w:rFonts w:ascii="Times New Roman" w:hAnsi="Times New Roman"/>
+          <w:sz w:val="24"/>
+        </w:rPr>
+        <w:t>, 9(1), 112–129. https://doi.org/10.56127/jushpen.v4i2.2067</w:t>
       </w:r>
     </w:p>
     <w:p>
       <w:pPr>
         <w:spacing w:line="276" w:lineRule="auto" w:after="120"/>
       </w:pPr>
-      <w:r>
-        <w:t>Sulafasyah, L. (2026). *Analisis jaringan komunikasi isu keracunan MBG di Twitter* [Unpublished master's thesis, details blinded for peer review].</w:t>
+      <w:r/>
+      <w:r>
+        <w:rPr>
+          <w:rFonts w:ascii="Times New Roman" w:hAnsi="Times New Roman"/>
+          <w:sz w:val="24"/>
+        </w:rPr>
+        <w:t xml:space="preserve">Sulafasyah, L. (2026). </w:t>
+      </w:r>
+      <w:r>
+        <w:rPr>
+          <w:rFonts w:ascii="Times New Roman" w:hAnsi="Times New Roman"/>
+          <w:i/>
+          <w:sz w:val="24"/>
+        </w:rPr>
+        <w:t>Analisis jaringan komunikasi isu keracunan MBG di Twitter</w:t>
+      </w:r>
+      <w:r>
+        <w:rPr>
+          <w:rFonts w:ascii="Times New Roman" w:hAnsi="Times New Roman"/>
+          <w:sz w:val="24"/>
+        </w:rPr>
+        <w:t xml:space="preserve"> [Unpublished master's thesis, details blinded for peer review].</w:t>
       </w:r>
     </w:p>
     <w:p>
       <w:pPr>
         <w:spacing w:line="276" w:lineRule="auto" w:after="120"/>
       </w:pPr>
-      <w:r>
-        <w:t>Sunstein, C. R. (2017). *#Republic: Divided democracy in the age of social media*. Princeton University Press. https://doi.org/10.1515/9781400884711</w:t>
+      <w:r/>
+      <w:r>
+        <w:rPr>
+          <w:rFonts w:ascii="Times New Roman" w:hAnsi="Times New Roman"/>
+          <w:sz w:val="24"/>
+        </w:rPr>
+        <w:t xml:space="preserve">Sunstein, C. R. (2017). </w:t>
+      </w:r>
+      <w:r>
+        <w:rPr>
+          <w:rFonts w:ascii="Times New Roman" w:hAnsi="Times New Roman"/>
+          <w:i/>
+          <w:sz w:val="24"/>
+        </w:rPr>
+        <w:t>#Republic: Divided democracy in the age of social media</w:t>
+      </w:r>
+      <w:r>
+        <w:rPr>
+          <w:rFonts w:ascii="Times New Roman" w:hAnsi="Times New Roman"/>
+          <w:sz w:val="24"/>
+        </w:rPr>
+        <w:t>. Princeton University Press. https://doi.org/10.1515/9781400884711</w:t>
       </w:r>
     </w:p>
     <w:p>
       <w:pPr>
         <w:spacing w:line="276" w:lineRule="auto" w:after="120"/>
       </w:pPr>
-      <w:r>
-        <w:t>Wasserman, S., &amp; Faust, K. (1994). *Social network analysis: Methods and applications*. Cambridge University Press. https://doi.org/10.1017/CBO9780511815478</w:t>
+      <w:r/>
+      <w:r>
+        <w:rPr>
+          <w:rFonts w:ascii="Times New Roman" w:hAnsi="Times New Roman"/>
+          <w:sz w:val="24"/>
+        </w:rPr>
+        <w:t xml:space="preserve">Wasserman, S., &amp; Faust, K. (1994). </w:t>
+      </w:r>
+      <w:r>
+        <w:rPr>
+          <w:rFonts w:ascii="Times New Roman" w:hAnsi="Times New Roman"/>
+          <w:i/>
+          <w:sz w:val="24"/>
+        </w:rPr>
+        <w:t>Social network analysis: Methods and applications</w:t>
+      </w:r>
+      <w:r>
+        <w:rPr>
+          <w:rFonts w:ascii="Times New Roman" w:hAnsi="Times New Roman"/>
+          <w:sz w:val="24"/>
+        </w:rPr>
+        <w:t>. Cambridge University Press. https://doi.org/10.1017/CBO9780511815478</w:t>
       </w:r>
     </w:p>
     <w:p>
       <w:pPr>
         <w:spacing w:line="276" w:lineRule="auto" w:after="120"/>
       </w:pPr>
-      <w:r>
-        <w:t>Wilie, B., Vincentio, K., Winata, G. I., Cahyawijaya, S., Li, X., Lim, Z. Y., Soleman, S., Mahendra, R., Fung, P., Bahar, S., &amp; Purwarianti, A. (2020). IndoNLU: Benchmark and resources for evaluating Indonesian natural language understanding. In *Proceedings of AACL-IJCNLP 2020* (pp. 843–860). https://aclanthology.org/2020.aacl-main.85/</w:t>
+      <w:r/>
+      <w:r>
+        <w:rPr>
+          <w:rFonts w:ascii="Times New Roman" w:hAnsi="Times New Roman"/>
+          <w:sz w:val="24"/>
+        </w:rPr>
+        <w:t xml:space="preserve">Wilie, B., Vincentio, K., Winata, G. I., Cahyawijaya, S., Li, X., Lim, Z. Y., Soleman, S., Mahendra, R., Fung, P., Bahar, S., &amp; Purwarianti, A. (2020). IndoNLU: Benchmark and resources for evaluating Indonesian natural language understanding. In </w:t>
+      </w:r>
+      <w:r>
+        <w:rPr>
+          <w:rFonts w:ascii="Times New Roman" w:hAnsi="Times New Roman"/>
+          <w:i/>
+          <w:sz w:val="24"/>
+        </w:rPr>
+        <w:t>Proceedings of AACL-IJCNLP 2020</w:t>
+      </w:r>
+      <w:r>
+        <w:rPr>
+          <w:rFonts w:ascii="Times New Roman" w:hAnsi="Times New Roman"/>
+          <w:sz w:val="24"/>
+        </w:rPr>
+        <w:t xml:space="preserve"> (pp. 843–860). https://aclanthology.org/2020.aacl-main.85/</w:t>
       </w:r>
     </w:p>
     <w:sectPr>

--- a/manuscript/Anonymized_Manuscript_Scopus_Q1.docx
+++ b/manuscript/Anonymized_Manuscript_Scopus_Q1.docx
@@ -121,172 +121,7 @@
           <w:rFonts w:ascii="Times New Roman" w:hAnsi="Times New Roman"/>
           <w:sz w:val="24"/>
         </w:rPr>
-        <w:t>Public policy communication in the algorithmic era faces severe scrutiny when polished digital narratives clash with ground-level physical execution failures. This research investigates the digital crisis surrounding Indonesia's flagship Free Nutritious Meal (</w:t>
-      </w:r>
-      <w:r>
-        <w:rPr>
-          <w:rFonts w:ascii="Times New Roman" w:hAnsi="Times New Roman"/>
-          <w:i/>
-          <w:sz w:val="24"/>
-        </w:rPr>
-        <w:t>Makan Bergizi Gratis</w:t>
-      </w:r>
-      <w:r>
-        <w:rPr>
-          <w:rFonts w:ascii="Times New Roman" w:hAnsi="Times New Roman"/>
-          <w:sz w:val="24"/>
-        </w:rPr>
-        <w:t xml:space="preserve"> / MBG) program on Platform X (formerly Twitter) through an integrated tri-layer computational communication science framework. Bridging Philip Kotler's Marketing 6.0 concept of the </w:t>
-      </w:r>
-      <w:r>
-        <w:rPr>
-          <w:rFonts w:ascii="Times New Roman" w:hAnsi="Times New Roman"/>
-          <w:i/>
-          <w:sz w:val="24"/>
-        </w:rPr>
-        <w:t>Phygital Gap</w:t>
-      </w:r>
-      <w:r>
-        <w:rPr>
-          <w:rFonts w:ascii="Times New Roman" w:hAnsi="Times New Roman"/>
-          <w:sz w:val="24"/>
-        </w:rPr>
-        <w:t xml:space="preserve"> with Coombs' Situational Crisis Communication Theory (SCCT), Clark &amp; Gerrig's </w:t>
-      </w:r>
-      <w:r>
-        <w:rPr>
-          <w:rFonts w:ascii="Times New Roman" w:hAnsi="Times New Roman"/>
-          <w:i/>
-          <w:sz w:val="24"/>
-        </w:rPr>
-        <w:t>Pretense Theory</w:t>
-      </w:r>
-      <w:r>
-        <w:rPr>
-          <w:rFonts w:ascii="Times New Roman" w:hAnsi="Times New Roman"/>
-          <w:sz w:val="24"/>
-        </w:rPr>
-        <w:t xml:space="preserve"> of irony, and Habermas' structural transformation of the digital public sphere, this study audits a verified inference corpus of $N = 5,263 tweets and a dedicated sarcasm validation corpus of N = 3,395$ tweets. Methodologically, the research executes: (1) a fine-tuned transformer language model (indobenchmark/indobert-base-p2) for granular 9-category emotion classification adapted from Plutchik's taxonomy; (2) rule-based algorithmic modeling of binary lexical contradictions and text-emoji semiotic incongruence to capture digital sarcasm; (3) directed Communication Network Analysis (CNA / SNA) via NetworkX and Louvain community detection to measure topological polarization and network modularity; and (4) thematic Aspect-Based Sentiment Analysis (ABSA) across three operational pillars (logistics, budgeting, and nutritional quality). Empirical results demonstrate that public affective response is overwhelmingly dominated by </w:t>
-      </w:r>
-      <w:r>
-        <w:rPr>
-          <w:rFonts w:ascii="Times New Roman" w:hAnsi="Times New Roman"/>
-          <w:b/>
-          <w:sz w:val="24"/>
-        </w:rPr>
-        <w:t>Disgust (56.24%, 2,960 tweets)</w:t>
-      </w:r>
-      <w:r>
-        <w:rPr>
-          <w:rFonts w:ascii="Times New Roman" w:hAnsi="Times New Roman"/>
-          <w:sz w:val="24"/>
-        </w:rPr>
-        <w:t xml:space="preserve">, followed by </w:t>
-      </w:r>
-      <w:r>
-        <w:rPr>
-          <w:rFonts w:ascii="Times New Roman" w:hAnsi="Times New Roman"/>
-          <w:b/>
-          <w:sz w:val="24"/>
-        </w:rPr>
-        <w:t>Trust (20.39%, 1,073 tweets)</w:t>
-      </w:r>
-      <w:r>
-        <w:rPr>
-          <w:rFonts w:ascii="Times New Roman" w:hAnsi="Times New Roman"/>
-          <w:sz w:val="24"/>
-        </w:rPr>
-        <w:t xml:space="preserve">, </w:t>
-      </w:r>
-      <w:r>
-        <w:rPr>
-          <w:rFonts w:ascii="Times New Roman" w:hAnsi="Times New Roman"/>
-          <w:b/>
-          <w:sz w:val="24"/>
-        </w:rPr>
-        <w:t>Neutral (12.33%, 649 tweets)</w:t>
-      </w:r>
-      <w:r>
-        <w:rPr>
-          <w:rFonts w:ascii="Times New Roman" w:hAnsi="Times New Roman"/>
-          <w:sz w:val="24"/>
-        </w:rPr>
-        <w:t xml:space="preserve">, and </w:t>
-      </w:r>
-      <w:r>
-        <w:rPr>
-          <w:rFonts w:ascii="Times New Roman" w:hAnsi="Times New Roman"/>
-          <w:b/>
-          <w:sz w:val="24"/>
-        </w:rPr>
-        <w:t>Anticipation (9.60%, 505 tweets)</w:t>
-      </w:r>
-      <w:r>
-        <w:rPr>
-          <w:rFonts w:ascii="Times New Roman" w:hAnsi="Times New Roman"/>
-          <w:sz w:val="24"/>
-        </w:rPr>
-        <w:t xml:space="preserve">, while Anger, Sadness, Joy, Surprise, and Fear collectively constitute less than 2%. Sarcasm detection validated 315 tweets (9.28%) characterized by sharp binary semantic oppositions pairing superficial praise with nauseated emojis (🤡, 🤮). Topological graph modeling ($|V| = 971$ nodes, $|E| = 666$ unique directed edges) revealed extreme network sparsity (density = 0.0011) and near-zero reciprocity (1.21%), demonstrating a catastrophic failure of deliberative dialogue. Community detection uncovered hyper-fragmentation with a modularity score of </w:t>
-      </w:r>
-      <w:r>
-        <w:rPr>
-          <w:rFonts w:ascii="Times New Roman" w:hAnsi="Times New Roman"/>
-          <w:b/>
-          <w:sz w:val="24"/>
-        </w:rPr>
-        <w:t>$Q = 0.9837$ across 332 isolated clusters</w:t>
-      </w:r>
-      <w:r>
-        <w:rPr>
-          <w:rFonts w:ascii="Times New Roman" w:hAnsi="Times New Roman"/>
-          <w:sz w:val="24"/>
-        </w:rPr>
-        <w:t xml:space="preserve">, where the giant component encompassed only 9.17% of participating nodes. Structural centrality exposed a stark </w:t>
-      </w:r>
-      <w:r>
-        <w:rPr>
-          <w:rFonts w:ascii="Times New Roman" w:hAnsi="Times New Roman"/>
-          <w:i/>
-          <w:sz w:val="24"/>
-        </w:rPr>
-        <w:t>Power Asymmetry</w:t>
-      </w:r>
-      <w:r>
-        <w:rPr>
-          <w:rFonts w:ascii="Times New Roman" w:hAnsi="Times New Roman"/>
-          <w:sz w:val="24"/>
-        </w:rPr>
-        <w:t xml:space="preserve">: while the designated institutional authority figure (@prabowo) exhibited high in-degree (15) but zero out-degree (0), representing an epistemic power vacuum, an artificial intelligence agent (@grok) emerged as the supreme </w:t>
-      </w:r>
-      <w:r>
-        <w:rPr>
-          <w:rFonts w:ascii="Times New Roman" w:hAnsi="Times New Roman"/>
-          <w:i/>
-          <w:sz w:val="24"/>
-        </w:rPr>
-        <w:t>Algorithmic Oracle</w:t>
-      </w:r>
-      <w:r>
-        <w:rPr>
-          <w:rFonts w:ascii="Times New Roman" w:hAnsi="Times New Roman"/>
-          <w:sz w:val="24"/>
-        </w:rPr>
-        <w:t xml:space="preserve"> commanding the highest out-degree (42). Finally, ABSA empirically substantiated the </w:t>
-      </w:r>
-      <w:r>
-        <w:rPr>
-          <w:rFonts w:ascii="Times New Roman" w:hAnsi="Times New Roman"/>
-          <w:i/>
-          <w:sz w:val="24"/>
-        </w:rPr>
-        <w:t>Phygital Gap</w:t>
-      </w:r>
-      <w:r>
-        <w:rPr>
-          <w:rFonts w:ascii="Times New Roman" w:hAnsi="Times New Roman"/>
-          <w:sz w:val="24"/>
-        </w:rPr>
-        <w:t>, demonstrating that public disgust concentrated specifically on operational breakdowns in Logistics (78.91% Disgust), Budgeting (77.01% Disgust), and Nutrition (71.13% Disgust). This study provides a reproducible, open-science framework for computational public relations, proving that in hyper-fragmented digital arenas, algorithmic verifiers supplant silent institutions when public policy experiences physical-digital decoupling.</w:t>
+        <w:t>Public policy communication in the algorithmic era faces severe scrutiny when polished digital narratives clash with ground-level physical execution failures. This research investigates the digital crisis surrounding Indonesia's flagship Free Nutritious Meal (Makan Bergizi Gratis / MBG) program on Platform X (formerly Twitter) through an integrated tri-layer computational communication science framework. Bridging Philip Kotler's Marketing 6.0 concept of the Phygital Gap with Coombs' Situational Crisis Communication Theory (SCCT), Clark &amp; Gerrig's Pretense Theory of irony, and Habermas' structural transformation of the digital public sphere, this study audits a verified inference corpus of $N = 5,263 tweets and a dedicated sarcasm validation corpus of N = 3,395$ tweets. Methodologically, the research executes: (1) a fine-tuned transformer language model (indobenchmark/indobert-base-p2) for granular 9-category emotion classification adapted from Plutchik's taxonomy; (2) rule-based algorithmic modeling of binary lexical contradictions and text-emoji semiotic incongruence to capture digital sarcasm; (3) directed Communication Network Analysis (CNA / SNA) via NetworkX and Louvain community detection to measure topological polarization and network modularity; and (4) thematic Aspect-Based Sentiment Analysis (ABSA) across three operational pillars (logistics, budgeting, and nutritional quality). Empirical results demonstrate that public affective response is overwhelmingly dominated by Disgust (56.24%, 2,960 tweets), followed by Trust (20.39%, 1,073 tweets), Neutral (12.33%, 649 tweets), and Anticipation (9.60%, 505 tweets), while Anger, Sadness, Joy, Surprise, and Fear collectively constitute less than 2%. Sarcasm detection validated 315 tweets (9.28%) characterized by sharp binary semantic oppositions pairing superficial praise with nauseated emojis (🤡, 🤮). Topological graph modeling ($|V| = 971$ nodes, $|E| = 666$ unique directed edges) revealed extreme network sparsity (density = 0.0011) and near-zero reciprocity (1.21%), demonstrating a catastrophic failure of deliberative dialogue. Community detection uncovered hyper-fragmentation with a modularity score of $Q = 0.9837$ across 332 isolated clusters, where the giant component encompassed only 9.17% of participating nodes. Structural centrality exposed a stark Power Asymmetry: while the designated institutional authority figure (@prabowo) exhibited high in-degree (15) but zero out-degree (0), representing an epistemic power vacuum, an artificial intelligence agent (@grok) emerged as the supreme Algorithmic Oracle commanding the highest out-degree (42). Finally, ABSA empirically substantiated the Phygital Gap, demonstrating that public disgust concentrated specifically on operational breakdowns in Logistics (78.91% Disgust), Budgeting (77.01% Disgust), and Nutrition (71.13% Disgust). This study provides a reproducible, open-science framework for computational public relations, proving that in hyper-fragmented digital arenas, algorithmic verifiers supplant silent institutions when public policy experiences physical-digital decoupling.</w:t>
       </w:r>
     </w:p>
     <w:p>
@@ -679,17 +514,9 @@
       <w:r>
         <w:rPr>
           <w:rFonts w:ascii="Times New Roman" w:hAnsi="Times New Roman"/>
-          <w:b/>
-          <w:sz w:val="24"/>
-        </w:rPr>
-        <w:t>Methodological Contribution:</w:t>
-      </w:r>
-      <w:r>
-        <w:rPr>
-          <w:rFonts w:ascii="Times New Roman" w:hAnsi="Times New Roman"/>
-          <w:sz w:val="24"/>
-        </w:rPr>
-        <w:t xml:space="preserve"> We engineer an end-to-end, reproducible computational pipeline coupling macro-topological graph science (directed NetworkX and Louvain community modularity, $Q = 0.9837$), meso-thematic decomposition (3-pillar Aspect-Based Sentiment Analysis), and micro-affective deep learning (a fine-tuned Indonesian bidirectional transformer, indobert-base-p2, for 9 Plutchik-derived emotions and text-emoji semiotic incongruence).</w:t>
+          <w:sz w:val="24"/>
+        </w:rPr>
+        <w:t>Methodological Contribution: We engineer an end-to-end, reproducible computational pipeline coupling macro-topological graph science (directed NetworkX and Louvain community modularity, $Q = 0.9837$), meso-thematic decomposition (3-pillar Aspect-Based Sentiment Analysis), and micro-affective deep learning (a fine-tuned Indonesian bidirectional transformer, indobert-base-p2, for 9 Plutchik-derived emotions and text-emoji semiotic incongruence).</w:t>
       </w:r>
     </w:p>
     <w:p>
@@ -1336,17 +1163,9 @@
       <w:r>
         <w:rPr>
           <w:rFonts w:ascii="Times New Roman" w:hAnsi="Times New Roman"/>
-          <w:b/>
-          <w:sz w:val="24"/>
-        </w:rPr>
-        <w:t>Deduplication:</w:t>
-      </w:r>
-      <w:r>
-        <w:rPr>
-          <w:rFonts w:ascii="Times New Roman" w:hAnsi="Times New Roman"/>
-          <w:sz w:val="24"/>
-        </w:rPr>
-        <w:t xml:space="preserve"> Removing exact duplicate retweets, resulting in a clean corpus of $N = 5,309$ records (data/processed/data_clean.csv), which was subsequently filtered to $N = 5,263$ high-integrity tweets for final inference.</w:t>
+          <w:sz w:val="24"/>
+        </w:rPr>
+        <w:t>Deduplication: Removing exact duplicate retweets, resulting in a clean corpus of $N = 5,309$ records (data/processed/data_clean.csv), which was subsequently filtered to $N = 5,263$ high-integrity tweets for final inference.</w:t>
       </w:r>
     </w:p>
     <w:p>
@@ -1415,17 +1234,9 @@
       <w:r>
         <w:rPr>
           <w:rFonts w:ascii="Times New Roman" w:hAnsi="Times New Roman"/>
-          <w:b/>
-          <w:sz w:val="24"/>
-        </w:rPr>
-        <w:t>Dataset Partitioning:</w:t>
-      </w:r>
-      <w:r>
-        <w:rPr>
-          <w:rFonts w:ascii="Times New Roman" w:hAnsi="Times New Roman"/>
-          <w:sz w:val="24"/>
-        </w:rPr>
-        <w:t xml:space="preserve"> Stratified splitting of annotated data into 80% training set ($N = 4,210$) and 20% independent holdout test set ($n = 1,053$).</w:t>
+          <w:sz w:val="24"/>
+        </w:rPr>
+        <w:t>Dataset Partitioning: Stratified splitting of annotated data into 80% training set ($N = 4,210$) and 20% independent holdout test set ($n = 1,053$).</w:t>
       </w:r>
     </w:p>
     <w:p>
@@ -1586,19 +1397,11 @@
       <w:r>
         <w:rPr>
           <w:rFonts w:ascii="Times New Roman" w:hAnsi="Times New Roman"/>
-          <w:i/>
           <w:sz w:val="24"/>
         </w:rPr>
         <w:t>In-Degree Centrality ($C_{</w:t>
         <w:tab/>
-        <w:t>ext{in}}(v)$):</w:t>
-      </w:r>
-      <w:r>
-        <w:rPr>
-          <w:rFonts w:ascii="Times New Roman" w:hAnsi="Times New Roman"/>
-          <w:sz w:val="24"/>
-        </w:rPr>
-        <w:t xml:space="preserve"> Quantifies prestige and attention received.</w:t>
+        <w:t>ext{in}}(v)$): Quantifies prestige and attention received.</w:t>
       </w:r>
     </w:p>
     <w:p>
@@ -1609,19 +1412,11 @@
       <w:r>
         <w:rPr>
           <w:rFonts w:ascii="Times New Roman" w:hAnsi="Times New Roman"/>
-          <w:i/>
           <w:sz w:val="24"/>
         </w:rPr>
         <w:t>Out-Degree Centrality ($C_{</w:t>
         <w:tab/>
-        <w:t>ext{out}}(v)$):</w:t>
-      </w:r>
-      <w:r>
-        <w:rPr>
-          <w:rFonts w:ascii="Times New Roman" w:hAnsi="Times New Roman"/>
-          <w:sz w:val="24"/>
-        </w:rPr>
-        <w:t xml:space="preserve"> Quantifies active communicative broadcasting.</w:t>
+        <w:t>ext{out}}(v)$): Quantifies active communicative broadcasting.</w:t>
       </w:r>
     </w:p>
     <w:p>
@@ -1632,17 +1427,9 @@
       <w:r>
         <w:rPr>
           <w:rFonts w:ascii="Times New Roman" w:hAnsi="Times New Roman"/>
-          <w:i/>
-          <w:sz w:val="24"/>
-        </w:rPr>
-        <w:t>Betweenness Centrality ($C_B(v)$):</w:t>
-      </w:r>
-      <w:r>
-        <w:rPr>
-          <w:rFonts w:ascii="Times New Roman" w:hAnsi="Times New Roman"/>
-          <w:sz w:val="24"/>
-        </w:rPr>
-        <w:t xml:space="preserve"> Identifies structural brokers bridging otherwise disconnected clusters.</w:t>
+          <w:sz w:val="24"/>
+        </w:rPr>
+        <w:t>Betweenness Centrality ($C_B(v)$): Identifies structural brokers bridging otherwise disconnected clusters.</w:t>
       </w:r>
     </w:p>
     <w:p>
@@ -2324,37 +2111,7 @@
           <w:rFonts w:ascii="Times New Roman" w:hAnsi="Times New Roman"/>
           <w:sz w:val="24"/>
         </w:rPr>
-        <w:t xml:space="preserve">The distribution demonstrates that public opposition to the MBG program is not driven by generalized ideological </w:t>
-      </w:r>
-      <w:r>
-        <w:rPr>
-          <w:rFonts w:ascii="Times New Roman" w:hAnsi="Times New Roman"/>
-          <w:i/>
-          <w:sz w:val="24"/>
-        </w:rPr>
-        <w:t>Anger</w:t>
-      </w:r>
-      <w:r>
-        <w:rPr>
-          <w:rFonts w:ascii="Times New Roman" w:hAnsi="Times New Roman"/>
-          <w:sz w:val="24"/>
-        </w:rPr>
-        <w:t xml:space="preserve"> ($1.05\%$), but by visceral physical </w:t>
-      </w:r>
-      <w:r>
-        <w:rPr>
-          <w:rFonts w:ascii="Times New Roman" w:hAnsi="Times New Roman"/>
-          <w:i/>
-          <w:sz w:val="24"/>
-        </w:rPr>
-        <w:t>Disgust</w:t>
-      </w:r>
-      <w:r>
-        <w:rPr>
-          <w:rFonts w:ascii="Times New Roman" w:hAnsi="Times New Roman"/>
-          <w:sz w:val="24"/>
-        </w:rPr>
-        <w:t xml:space="preserve"> ($56.24\%$).</w:t>
+        <w:t>The distribution demonstrates that public opposition to the MBG program is not driven by generalized ideological Anger ($1.05\%$), but by visceral physical Disgust ($56.24\%$).</w:t>
       </w:r>
     </w:p>
     <w:p>
@@ -2376,22 +2133,7 @@
           <w:rFonts w:ascii="Times New Roman" w:hAnsi="Times New Roman"/>
           <w:sz w:val="24"/>
         </w:rPr>
-        <w:t xml:space="preserve">Analysis of the validated sarcasm corpus ($N = 3,395$) verified that </w:t>
-      </w:r>
-      <w:r>
-        <w:rPr>
-          <w:rFonts w:ascii="Times New Roman" w:hAnsi="Times New Roman"/>
-          <w:b/>
-          <w:sz w:val="24"/>
-        </w:rPr>
-        <w:t>315 tweets (9.28%)</w:t>
-      </w:r>
-      <w:r>
-        <w:rPr>
-          <w:rFonts w:ascii="Times New Roman" w:hAnsi="Times New Roman"/>
-          <w:sz w:val="24"/>
-        </w:rPr>
-        <w:t xml:space="preserve"> operated as explicit sarcasm, while 3,080 tweets (90.72%) operated as literal communication. Within the sarcastic corpus, 181 tweets exhibited acute binary lexical oppositions.</w:t>
+        <w:t>Analysis of the validated sarcasm corpus ($N = 3,395$) verified that 315 tweets (9.28%) operated as explicit sarcasm, while 3,080 tweets (90.72%) operated as literal communication. Within the sarcastic corpus, 181 tweets exhibited acute binary lexical oppositions.</w:t>
       </w:r>
     </w:p>
     <w:p>
@@ -2502,37 +2244,7 @@
           <w:rFonts w:ascii="Times New Roman" w:hAnsi="Times New Roman"/>
           <w:sz w:val="24"/>
         </w:rPr>
-        <w:t xml:space="preserve">| </w:t>
-      </w:r>
-      <w:r>
-        <w:rPr>
-          <w:rFonts w:ascii="Times New Roman" w:hAnsi="Times New Roman"/>
-          <w:b/>
-          <w:sz w:val="24"/>
-        </w:rPr>
-        <w:t>Total Nodes ($|V|$)</w:t>
-      </w:r>
-      <w:r>
-        <w:rPr>
-          <w:rFonts w:ascii="Times New Roman" w:hAnsi="Times New Roman"/>
-          <w:sz w:val="24"/>
-        </w:rPr>
-        <w:t xml:space="preserve"> | </w:t>
-      </w:r>
-      <w:r>
-        <w:rPr>
-          <w:rFonts w:ascii="Times New Roman" w:hAnsi="Times New Roman"/>
-          <w:b/>
-          <w:sz w:val="24"/>
-        </w:rPr>
-        <w:t>971</w:t>
-      </w:r>
-      <w:r>
-        <w:rPr>
-          <w:rFonts w:ascii="Times New Roman" w:hAnsi="Times New Roman"/>
-          <w:sz w:val="24"/>
-        </w:rPr>
-        <w:t xml:space="preserve"> | Individual accounts engaging in MBG communication |</w:t>
+        <w:t>| Total Nodes ($|V|$) | 971 | Individual accounts engaging in MBG communication |</w:t>
       </w:r>
     </w:p>
     <w:p>
@@ -2545,37 +2257,7 @@
           <w:rFonts w:ascii="Times New Roman" w:hAnsi="Times New Roman"/>
           <w:sz w:val="24"/>
         </w:rPr>
-        <w:t xml:space="preserve">| </w:t>
-      </w:r>
-      <w:r>
-        <w:rPr>
-          <w:rFonts w:ascii="Times New Roman" w:hAnsi="Times New Roman"/>
-          <w:b/>
-          <w:sz w:val="24"/>
-        </w:rPr>
-        <w:t>Unique Directed Edges ($|E|$)</w:t>
-      </w:r>
-      <w:r>
-        <w:rPr>
-          <w:rFonts w:ascii="Times New Roman" w:hAnsi="Times New Roman"/>
-          <w:sz w:val="24"/>
-        </w:rPr>
-        <w:t xml:space="preserve"> | </w:t>
-      </w:r>
-      <w:r>
-        <w:rPr>
-          <w:rFonts w:ascii="Times New Roman" w:hAnsi="Times New Roman"/>
-          <w:b/>
-          <w:sz w:val="24"/>
-        </w:rPr>
-        <w:t>666</w:t>
-      </w:r>
-      <w:r>
-        <w:rPr>
-          <w:rFonts w:ascii="Times New Roman" w:hAnsi="Times New Roman"/>
-          <w:sz w:val="24"/>
-        </w:rPr>
-        <w:t xml:space="preserve"> | Distinct directed mention/reply interactions |</w:t>
+        <w:t>| Unique Directed Edges ($|E|$) | 666 | Distinct directed mention/reply interactions |</w:t>
       </w:r>
     </w:p>
     <w:p>
@@ -3163,22 +2845,7 @@
         </w:rPr>
         <w:t>In stark contrast, xAI's conversational agent (@grok) commanded the highest Out-Degree in the entire network ($C_{</w:t>
         <w:tab/>
-        <w:t xml:space="preserve">ext{out}} = 42$). When netizens sought verification regarding meal pricing formulas or poisoning statistics, they tagged @grok to synthesize facts. The artificial intelligence agent thus stepped in as an </w:t>
-      </w:r>
-      <w:r>
-        <w:rPr>
-          <w:rFonts w:ascii="Times New Roman" w:hAnsi="Times New Roman"/>
-          <w:b/>
-          <w:sz w:val="24"/>
-        </w:rPr>
-        <w:t>Algorithmic Oracle</w:t>
-      </w:r>
-      <w:r>
-        <w:rPr>
-          <w:rFonts w:ascii="Times New Roman" w:hAnsi="Times New Roman"/>
-          <w:sz w:val="24"/>
-        </w:rPr>
-        <w:t>, assuming the communicative role abandoned by state public relations.</w:t>
+        <w:t>ext{out}} = 42$). When netizens sought verification regarding meal pricing formulas or poisoning statistics, they tagged @grok to synthesize facts. The artificial intelligence agent thus stepped in as an Algorithmic Oracle, assuming the communicative role abandoned by state public relations.</w:t>
       </w:r>
     </w:p>
     <w:p>
@@ -3576,52 +3243,7 @@
           <w:rFonts w:ascii="Times New Roman" w:hAnsi="Times New Roman"/>
           <w:sz w:val="24"/>
         </w:rPr>
-        <w:t xml:space="preserve">On the balanced binary benchmark for sarcasm detection, the pipeline achieved an overall accuracy of </w:t>
-      </w:r>
-      <w:r>
-        <w:rPr>
-          <w:rFonts w:ascii="Times New Roman" w:hAnsi="Times New Roman"/>
-          <w:b/>
-          <w:sz w:val="24"/>
-        </w:rPr>
-        <w:t>83.00%</w:t>
-      </w:r>
-      <w:r>
-        <w:rPr>
-          <w:rFonts w:ascii="Times New Roman" w:hAnsi="Times New Roman"/>
-          <w:sz w:val="24"/>
-        </w:rPr>
-        <w:t xml:space="preserve"> and a </w:t>
-      </w:r>
-      <w:r>
-        <w:rPr>
-          <w:rFonts w:ascii="Times New Roman" w:hAnsi="Times New Roman"/>
-          <w:b/>
-          <w:sz w:val="24"/>
-        </w:rPr>
-        <w:t>Macro F1 of 0.8122</w:t>
-      </w:r>
-      <w:r>
-        <w:rPr>
-          <w:rFonts w:ascii="Times New Roman" w:hAnsi="Times New Roman"/>
-          <w:sz w:val="24"/>
-        </w:rPr>
-        <w:t xml:space="preserve">. In 9-class modeling, the model prioritized sensitivity to the primary crisis driver, capturing </w:t>
-      </w:r>
-      <w:r>
-        <w:rPr>
-          <w:rFonts w:ascii="Times New Roman" w:hAnsi="Times New Roman"/>
-          <w:b/>
-          <w:sz w:val="24"/>
-        </w:rPr>
-        <w:t>$96.92\%$ of all empirical Disgust instances</w:t>
-      </w:r>
-      <w:r>
-        <w:rPr>
-          <w:rFonts w:ascii="Times New Roman" w:hAnsi="Times New Roman"/>
-          <w:sz w:val="24"/>
-        </w:rPr>
-        <w:t>. Confusion matrix analysis revealed that misclassifications primarily stemmed from linguistic overlap: sarcastic Trust texts were remapped into Disgust due to the model detecting embedded physical complaint lemmas.</w:t>
+        <w:t>On the balanced binary benchmark for sarcasm detection, the pipeline achieved an overall accuracy of 83.00% and a Macro F1 of 0.8122. In 9-class modeling, the model prioritized sensitivity to the primary crisis driver, capturing $96.92\%$ of all empirical Disgust instances. Confusion matrix analysis revealed that misclassifications primarily stemmed from linguistic overlap: sarcastic Trust texts were remapped into Disgust due to the model detecting embedded physical complaint lemmas.</w:t>
       </w:r>
     </w:p>
     <w:p>
@@ -3796,22 +3418,7 @@
           <w:rFonts w:ascii="Times New Roman" w:hAnsi="Times New Roman"/>
           <w:sz w:val="24"/>
         </w:rPr>
-        <w:t xml:space="preserve">Across all three operational aspects, Disgust exceeded $70\%$, peaking at $78.91\% in Logistics and 77.01\%$ in Budget Allocation. This provides empirical proof of the </w:t>
-      </w:r>
-      <w:r>
-        <w:rPr>
-          <w:rFonts w:ascii="Times New Roman" w:hAnsi="Times New Roman"/>
-          <w:i/>
-          <w:sz w:val="24"/>
-        </w:rPr>
-        <w:t>Phygital Gap</w:t>
-      </w:r>
-      <w:r>
-        <w:rPr>
-          <w:rFonts w:ascii="Times New Roman" w:hAnsi="Times New Roman"/>
-          <w:sz w:val="24"/>
-        </w:rPr>
-        <w:t>: negative affect was not an abstract political grievance, but an intense rejection of operational failures in delivery timing, budget misappropriation, and inadequate dietary portion sizes.</w:t>
+        <w:t>Across all three operational aspects, Disgust exceeded $70\%$, peaking at $78.91\% in Logistics and 77.01\%$ in Budget Allocation. This provides empirical proof of the Phygital Gap: negative affect was not an abstract political grievance, but an intense rejection of operational failures in delivery timing, budget misappropriation, and inadequate dietary portion sizes.</w:t>
       </w:r>
     </w:p>
     <w:p>
@@ -3930,37 +3537,7 @@
           <w:rFonts w:ascii="Times New Roman" w:hAnsi="Times New Roman"/>
           <w:sz w:val="24"/>
         </w:rPr>
-        <w:t xml:space="preserve">Habermas (2006) cautioned that internet-mediated public spheres risk communicative anarchism without institutional mediating structures. The topological network metrics of the MBG discourse provide startling empirical support for this warning. A modularity score of </w:t>
-      </w:r>
-      <w:r>
-        <w:rPr>
-          <w:rFonts w:ascii="Times New Roman" w:hAnsi="Times New Roman"/>
-          <w:b/>
-          <w:sz w:val="24"/>
-        </w:rPr>
-        <w:t>$Q = 0.9837$</w:t>
-      </w:r>
-      <w:r>
-        <w:rPr>
-          <w:rFonts w:ascii="Times New Roman" w:hAnsi="Times New Roman"/>
-          <w:sz w:val="24"/>
-        </w:rPr>
-        <w:t xml:space="preserve"> is extraordinarily high in political communication networks, where modularity typically ranges between $0.40 and 0.65$ (Newman, 2006). Rather than dividing into a classic bi-polar structure (e.g., government supporters vs. opposition partisans), the discourse disintegrated into </w:t>
-      </w:r>
-      <w:r>
-        <w:rPr>
-          <w:rFonts w:ascii="Times New Roman" w:hAnsi="Times New Roman"/>
-          <w:b/>
-          <w:sz w:val="24"/>
-        </w:rPr>
-        <w:t>332 isolated communicative islands</w:t>
-      </w:r>
-      <w:r>
-        <w:rPr>
-          <w:rFonts w:ascii="Times New Roman" w:hAnsi="Times New Roman"/>
-          <w:sz w:val="24"/>
-        </w:rPr>
-        <w:t>.</w:t>
+        <w:t>Habermas (2006) cautioned that internet-mediated public spheres risk communicative anarchism without institutional mediating structures. The topological network metrics of the MBG discourse provide startling empirical support for this warning. A modularity score of $Q = 0.9837$ is extraordinarily high in political communication networks, where modularity typically ranges between $0.40 and 0.65$ (Newman, 2006). Rather than dividing into a classic bi-polar structure (e.g., government supporters vs. opposition partisans), the discourse disintegrated into 332 isolated communicative islands.</w:t>
       </w:r>
     </w:p>
     <w:p>
@@ -3973,22 +3550,7 @@
           <w:rFonts w:ascii="Times New Roman" w:hAnsi="Times New Roman"/>
           <w:sz w:val="24"/>
         </w:rPr>
-        <w:t xml:space="preserve">Coupled with a reciprocity rate of only </w:t>
-      </w:r>
-      <w:r>
-        <w:rPr>
-          <w:rFonts w:ascii="Times New Roman" w:hAnsi="Times New Roman"/>
-          <w:b/>
-          <w:sz w:val="24"/>
-        </w:rPr>
-        <w:t>1.21%</w:t>
-      </w:r>
-      <w:r>
-        <w:rPr>
-          <w:rFonts w:ascii="Times New Roman" w:hAnsi="Times New Roman"/>
-          <w:sz w:val="24"/>
-        </w:rPr>
-        <w:t>, this reveals that the digital discourse was functionally dead as a deliberative space. Citizens broadcasted their frustration into localized micro-clusters, while government actors failed to engage in reciprocal dialogue. The giant component captured only $9.17\%$ of nodes, proving that no single narrative could bridge the fragmented silos.</w:t>
+        <w:t>Coupled with a reciprocity rate of only 1.21%, this reveals that the digital discourse was functionally dead as a deliberative space. Citizens broadcasted their frustration into localized micro-clusters, while government actors failed to engage in reciprocal dialogue. The giant component captured only $9.17\%$ of nodes, proving that no single narrative could bridge the fragmented silos.</w:t>
       </w:r>
     </w:p>
     <w:p>
@@ -4077,22 +3639,7 @@
           <w:rFonts w:ascii="Times New Roman" w:hAnsi="Times New Roman"/>
           <w:sz w:val="24"/>
         </w:rPr>
-        <w:t xml:space="preserve">The identification of 315 validated sarcastic tweets ($9.28\%$) and 181 sharp binary contradictions reflects the tactical adaptation of Indonesian digital rhetoric. Facing potential legal consequences under defamation and electronic information laws (UU ITE), citizens weaponized </w:t>
-      </w:r>
-      <w:r>
-        <w:rPr>
-          <w:rFonts w:ascii="Times New Roman" w:hAnsi="Times New Roman"/>
-          <w:i/>
-          <w:sz w:val="24"/>
-        </w:rPr>
-        <w:t>Pretense Theory</w:t>
-      </w:r>
-      <w:r>
-        <w:rPr>
-          <w:rFonts w:ascii="Times New Roman" w:hAnsi="Times New Roman"/>
-          <w:sz w:val="24"/>
-        </w:rPr>
-        <w:t xml:space="preserve"> (Clark &amp; Gerrig, 1984). Netizens praised the program's 'luxury' while attaching emojis indicating nausea (🤮) or foolishness (🤡). This semiotic incongruity served as an effective cloaking mechanism against automated sentiment tracking systems that rely on superficial keyword dictionaries, preserving critical dissent within algorithmic public spheres.</w:t>
+        <w:t>The identification of 315 validated sarcastic tweets ($9.28\%$) and 181 sharp binary contradictions reflects the tactical adaptation of Indonesian digital rhetoric. Facing potential legal consequences under defamation and electronic information laws (UU ITE), citizens weaponized Pretense Theory (Clark &amp; Gerrig, 1984). Netizens praised the program's 'luxury' while attaching emojis indicating nausea (🤮) or foolishness (🤡). This semiotic incongruity served as an effective cloaking mechanism against automated sentiment tracking systems that rely on superficial keyword dictionaries, preserving critical dissent within algorithmic public spheres.</w:t>
       </w:r>
     </w:p>
     <w:p>
@@ -4376,22 +3923,7 @@
           <w:rFonts w:ascii="Times New Roman" w:hAnsi="Times New Roman"/>
           <w:sz w:val="24"/>
         </w:rPr>
-        <w:t xml:space="preserve">2. </w:t>
-      </w:r>
-      <w:r>
-        <w:rPr>
-          <w:rFonts w:ascii="Times New Roman" w:hAnsi="Times New Roman"/>
-          <w:b/>
-          <w:sz w:val="24"/>
-        </w:rPr>
-        <w:t>Class Imbalance in Granular Modeling:</w:t>
-      </w:r>
-      <w:r>
-        <w:rPr>
-          <w:rFonts w:ascii="Times New Roman" w:hAnsi="Times New Roman"/>
-          <w:sz w:val="24"/>
-        </w:rPr>
-        <w:t xml:space="preserve"> Natural class imbalance in crisis data resulted in low Macro F1 scores for minority emotion classes (Fear, Sadness, Joy), despite high Recall on the dominant Disgust class ($96.92\%$).</w:t>
+        <w:t>2. Class Imbalance in Granular Modeling: Natural class imbalance in crisis data resulted in low Macro F1 scores for minority emotion classes (Fear, Sadness, Joy), despite high Recall on the dominant Disgust class ($96.92\%$).</w:t>
       </w:r>
     </w:p>
     <w:p>
@@ -4505,67 +4037,7 @@
           <w:rFonts w:ascii="Times New Roman" w:hAnsi="Times New Roman"/>
           <w:sz w:val="24"/>
         </w:rPr>
-        <w:t xml:space="preserve">This study mapped the digital crisis of Indonesia's Free Nutritious Meal (MBG) program through an integrated tri-layer computational communication architecture. The empirical findings validate that public resistance was fundamentally driven by a </w:t>
-      </w:r>
-      <w:r>
-        <w:rPr>
-          <w:rFonts w:ascii="Times New Roman" w:hAnsi="Times New Roman"/>
-          <w:b/>
-          <w:sz w:val="24"/>
-        </w:rPr>
-        <w:t>Phygital Gap</w:t>
-      </w:r>
-      <w:r>
-        <w:rPr>
-          <w:rFonts w:ascii="Times New Roman" w:hAnsi="Times New Roman"/>
-          <w:sz w:val="24"/>
-        </w:rPr>
-        <w:t xml:space="preserve">—an irreconcilable discrepancy between the state's polished digital narrative and the substandard physical reality of food delivery. IndoBERT modeling revealed an overwhelming predominance of </w:t>
-      </w:r>
-      <w:r>
-        <w:rPr>
-          <w:rFonts w:ascii="Times New Roman" w:hAnsi="Times New Roman"/>
-          <w:b/>
-          <w:sz w:val="24"/>
-        </w:rPr>
-        <w:t>Disgust (56.24%)</w:t>
-      </w:r>
-      <w:r>
-        <w:rPr>
-          <w:rFonts w:ascii="Times New Roman" w:hAnsi="Times New Roman"/>
-          <w:sz w:val="24"/>
-        </w:rPr>
-        <w:t xml:space="preserve">, while sarcasm detection identified sophisticated linguistic pretense weaponizing incongruous emojis against automated surveillance. Topologically, discourse was paralyzed by near-zero reciprocity ($1.21\%$) and severe hyper-fragmentation ($Q = 0.9837$) across 332 isolated clusters. In the face of an institutional </w:t>
-      </w:r>
-      <w:r>
-        <w:rPr>
-          <w:rFonts w:ascii="Times New Roman" w:hAnsi="Times New Roman"/>
-          <w:b/>
-          <w:sz w:val="24"/>
-        </w:rPr>
-        <w:t>Power Vacuum</w:t>
-      </w:r>
-      <w:r>
-        <w:rPr>
-          <w:rFonts w:ascii="Times New Roman" w:hAnsi="Times New Roman"/>
-          <w:sz w:val="24"/>
-        </w:rPr>
-        <w:t xml:space="preserve">, an artificial intelligence bot (@grok) emerged as an </w:t>
-      </w:r>
-      <w:r>
-        <w:rPr>
-          <w:rFonts w:ascii="Times New Roman" w:hAnsi="Times New Roman"/>
-          <w:b/>
-          <w:sz w:val="24"/>
-        </w:rPr>
-        <w:t>Algorithmic Oracle</w:t>
-      </w:r>
-      <w:r>
-        <w:rPr>
-          <w:rFonts w:ascii="Times New Roman" w:hAnsi="Times New Roman"/>
-          <w:sz w:val="24"/>
-        </w:rPr>
-        <w:t>, signaling a historic evolution in digital communication where algorithms adjudicate policy truths when physical delivery fails.</w:t>
+        <w:t>This study mapped the digital crisis of Indonesia's Free Nutritious Meal (MBG) program through an integrated tri-layer computational communication architecture. The empirical findings validate that public resistance was fundamentally driven by a Phygital Gap—an irreconcilable discrepancy between the state's polished digital narrative and the substandard physical reality of food delivery. IndoBERT modeling revealed an overwhelming predominance of Disgust (56.24%), while sarcasm detection identified sophisticated linguistic pretense weaponizing incongruous emojis against automated surveillance. Topologically, discourse was paralyzed by near-zero reciprocity ($1.21\%$) and severe hyper-fragmentation ($Q = 0.9837$) across 332 isolated clusters. In the face of an institutional Power Vacuum, an artificial intelligence bot (@grok) emerged as an Algorithmic Oracle, signaling a historic evolution in digital communication where algorithms adjudicate policy truths when physical delivery fails.</w:t>
       </w:r>
     </w:p>
     <w:p>
